--- a/docs/CEP_Deployment_Guide.docx
+++ b/docs/CEP_Deployment_Guide.docx
@@ -43,7 +43,7 @@
           <w:sz w:val="21"/>
           <w:szCs w:val="21"/>
         </w:rPr>
-        <w:t xml:space="preserve">Version 1.0  ·  18 September 2026  ·  Repository: github.com/Git-aiintelekt/CEP (branch main)</w:t>
+        <w:t xml:space="preserve">Version 1.1  ·  18 September 2026  ·  Repository: github.com/Git-aiintelekt/CEP (branch main)</w:t>
       </w:r>
     </w:p>
     <w:p>
@@ -749,7 +749,7 @@
                 <w:sz w:val="21"/>
                 <w:szCs w:val="21"/>
               </w:rPr>
-              <w:t xml:space="preserve">Background jobs: event outbox relay, partition maintenance, usage rollup, alerts, invoices, tenant operations. Queues: </w:t>
+              <w:t xml:space="preserve">Background jobs: campaign sending (runs and email batches), event outbox relay, partition maintenance, usage rollup, alerts, invoices, tenant operations. Queues: </w:t>
             </w:r>
             <w:r>
               <w:rPr>
@@ -759,7 +759,7 @@
                 <w:szCs w:val="19"/>
                 <w:shd w:fill="EEF2F7" w:val="clear"/>
               </w:rPr>
-              <w:t xml:space="preserve">default,events,maintenance</w:t>
+              <w:t xml:space="preserve">default,events,maintenance,campaign,email</w:t>
             </w:r>
             <w:r>
               <w:rPr>
@@ -5610,7 +5610,7 @@
                 <w:sz w:val="21"/>
                 <w:szCs w:val="21"/>
               </w:rPr>
-              <w:t xml:space="preserve">Base of the single sign-on redirect URI that tenants register with their identity provider.</w:t>
+              <w:t xml:space="preserve">Public base address of the API: the single sign-on redirect URI, the delivery providers' callback addresses (webhooks) and the unsubscribe link in every marketing email are built from it. It must be reachable from the internet.</w:t>
             </w:r>
           </w:p>
         </w:tc>
@@ -6906,7 +6906,7 @@
           <w:sz w:val="17"/>
           <w:szCs w:val="17"/>
         </w:rPr>
-        <w:t xml:space="preserve">          -Q default,events,maintenance --concurrency 4 -l INFO \</w:t>
+        <w:t xml:space="preserve">          -Q default,events,maintenance,campaign,email --concurrency 4 -l INFO \</w:t>
       </w:r>
     </w:p>
     <w:p>
@@ -7495,7 +7495,83 @@
           <w:sz w:val="21"/>
           <w:szCs w:val="21"/>
         </w:rPr>
-        <w:t xml:space="preserve">): outbox relay every second, partitions every 6 hours, retention daily, usage hourly, alerts every 5 minutes, invoices daily, tenant operations every 10 minutes. The back-office health page shows each job as healthy, failed, overdue or never run.</w:t>
+        <w:t xml:space="preserve">): outbox relay every second, campaign runs every minute (starts due runs, closes finished ones), partitions every 6 hours, retention daily, usage hourly, alerts every 5 minutes, invoices daily, tenant operations every 10 minutes. Campaign email is sent by the </w:t>
+      </w:r>
+      <w:r>
+        <w:rPr>
+          <w:rFonts w:ascii="Consolas" w:cs="Consolas" w:eastAsia="Consolas" w:hAnsi="Consolas"/>
+          <w:color w:val="0F172A"/>
+          <w:sz w:val="19"/>
+          <w:szCs w:val="19"/>
+          <w:shd w:fill="EEF2F7" w:val="clear"/>
+        </w:rPr>
+        <w:t xml:space="preserve">campaign</w:t>
+      </w:r>
+      <w:r>
+        <w:rPr>
+          <w:rFonts w:ascii="Calibri" w:cs="Calibri" w:eastAsia="Calibri" w:hAnsi="Calibri"/>
+          <w:color w:val="1F2937"/>
+          <w:sz w:val="21"/>
+          <w:szCs w:val="21"/>
+        </w:rPr>
+        <w:t xml:space="preserve"> and </w:t>
+      </w:r>
+      <w:r>
+        <w:rPr>
+          <w:rFonts w:ascii="Consolas" w:cs="Consolas" w:eastAsia="Consolas" w:hAnsi="Consolas"/>
+          <w:color w:val="0F172A"/>
+          <w:sz w:val="19"/>
+          <w:szCs w:val="19"/>
+          <w:shd w:fill="EEF2F7" w:val="clear"/>
+        </w:rPr>
+        <w:t xml:space="preserve">email</w:t>
+      </w:r>
+      <w:r>
+        <w:rPr>
+          <w:rFonts w:ascii="Calibri" w:cs="Calibri" w:eastAsia="Calibri" w:hAnsi="Calibri"/>
+          <w:color w:val="1F2937"/>
+          <w:sz w:val="21"/>
+          <w:szCs w:val="21"/>
+        </w:rPr>
+        <w:t xml:space="preserve"> queues of the worker; for high volumes run a second </w:t>
+      </w:r>
+      <w:r>
+        <w:rPr>
+          <w:rFonts w:ascii="Consolas" w:cs="Consolas" w:eastAsia="Consolas" w:hAnsi="Consolas"/>
+          <w:color w:val="0F172A"/>
+          <w:sz w:val="19"/>
+          <w:szCs w:val="19"/>
+          <w:shd w:fill="EEF2F7" w:val="clear"/>
+        </w:rPr>
+        <w:t xml:space="preserve">cep-worker</w:t>
+      </w:r>
+      <w:r>
+        <w:rPr>
+          <w:rFonts w:ascii="Calibri" w:cs="Calibri" w:eastAsia="Calibri" w:hAnsi="Calibri"/>
+          <w:color w:val="1F2937"/>
+          <w:sz w:val="21"/>
+          <w:szCs w:val="21"/>
+        </w:rPr>
+        <w:t xml:space="preserve"> unit that listens only to </w:t>
+      </w:r>
+      <w:r>
+        <w:rPr>
+          <w:rFonts w:ascii="Consolas" w:cs="Consolas" w:eastAsia="Consolas" w:hAnsi="Consolas"/>
+          <w:color w:val="0F172A"/>
+          <w:sz w:val="19"/>
+          <w:szCs w:val="19"/>
+          <w:shd w:fill="EEF2F7" w:val="clear"/>
+        </w:rPr>
+        <w:t xml:space="preserve">-Q email</w:t>
+      </w:r>
+      <w:r>
+        <w:rPr>
+          <w:rFonts w:ascii="Calibri" w:cs="Calibri" w:eastAsia="Calibri" w:hAnsi="Calibri"/>
+          <w:color w:val="1F2937"/>
+          <w:sz w:val="21"/>
+          <w:szCs w:val="21"/>
+        </w:rPr>
+        <w:t xml:space="preserve">. The back-office health page shows each job as healthy, failed, overdue or never run.</w:t>
       </w:r>
     </w:p>
     <w:p>
@@ -12538,6 +12614,254 @@
                 <w:shd w:fill="EEF2F7" w:val="clear"/>
               </w:rPr>
               <w:t xml:space="preserve">cep-beat</w:t>
+            </w:r>
+            <w:r>
+              <w:rPr>
+                <w:rFonts w:ascii="Calibri" w:cs="Calibri" w:eastAsia="Calibri" w:hAnsi="Calibri"/>
+                <w:color w:val="1F2937"/>
+                <w:sz w:val="21"/>
+                <w:szCs w:val="21"/>
+              </w:rPr>
+              <w:t xml:space="preserve">.</w:t>
+            </w:r>
+          </w:p>
+        </w:tc>
+      </w:tr>
+      <w:tr>
+        <w:trPr>
+          <w:cantSplit/>
+        </w:trPr>
+        <w:tc>
+          <w:tcPr>
+            <w:tcW w:type="dxa" w:w="3300"/>
+            <w:tcBorders>
+              <w:top w:val="single" w:color="D1D5DB" w:sz="4"/>
+              <w:left w:val="single" w:color="D1D5DB" w:sz="4"/>
+              <w:bottom w:val="single" w:color="D1D5DB" w:sz="4"/>
+              <w:right w:val="single" w:color="D1D5DB" w:sz="4"/>
+            </w:tcBorders>
+            <w:tcMar>
+              <w:top w:type="dxa" w:w="70"/>
+              <w:left w:type="dxa" w:w="100"/>
+              <w:bottom w:type="dxa" w:w="70"/>
+              <w:right w:type="dxa" w:w="100"/>
+            </w:tcMar>
+          </w:tcPr>
+          <w:p>
+            <w:pPr>
+              <w:spacing w:after="30" w:line="260"/>
+            </w:pPr>
+            <w:r>
+              <w:rPr>
+                <w:rFonts w:ascii="Calibri" w:cs="Calibri" w:eastAsia="Calibri" w:hAnsi="Calibri"/>
+                <w:color w:val="1F2937"/>
+                <w:sz w:val="21"/>
+                <w:szCs w:val="21"/>
+              </w:rPr>
+              <w:t xml:space="preserve">A published campaign stays Scheduled</w:t>
+            </w:r>
+          </w:p>
+        </w:tc>
+        <w:tc>
+          <w:tcPr>
+            <w:tcW w:type="dxa" w:w="5726"/>
+            <w:tcBorders>
+              <w:top w:val="single" w:color="D1D5DB" w:sz="4"/>
+              <w:left w:val="single" w:color="D1D5DB" w:sz="4"/>
+              <w:bottom w:val="single" w:color="D1D5DB" w:sz="4"/>
+              <w:right w:val="single" w:color="D1D5DB" w:sz="4"/>
+            </w:tcBorders>
+            <w:tcMar>
+              <w:top w:type="dxa" w:w="70"/>
+              <w:left w:type="dxa" w:w="100"/>
+              <w:bottom w:type="dxa" w:w="70"/>
+              <w:right w:type="dxa" w:w="100"/>
+            </w:tcMar>
+          </w:tcPr>
+          <w:p>
+            <w:pPr>
+              <w:spacing w:after="30" w:line="260"/>
+            </w:pPr>
+            <w:r>
+              <w:rPr>
+                <w:rFonts w:ascii="Calibri" w:cs="Calibri" w:eastAsia="Calibri" w:hAnsi="Calibri"/>
+                <w:color w:val="1F2937"/>
+                <w:sz w:val="21"/>
+                <w:szCs w:val="21"/>
+              </w:rPr>
+              <w:t xml:space="preserve">The worker is not listening to the </w:t>
+            </w:r>
+            <w:r>
+              <w:rPr>
+                <w:rFonts w:ascii="Consolas" w:cs="Consolas" w:eastAsia="Consolas" w:hAnsi="Consolas"/>
+                <w:color w:val="0F172A"/>
+                <w:sz w:val="19"/>
+                <w:szCs w:val="19"/>
+                <w:shd w:fill="EEF2F7" w:val="clear"/>
+              </w:rPr>
+              <w:t xml:space="preserve">campaign</w:t>
+            </w:r>
+            <w:r>
+              <w:rPr>
+                <w:rFonts w:ascii="Calibri" w:cs="Calibri" w:eastAsia="Calibri" w:hAnsi="Calibri"/>
+                <w:color w:val="1F2937"/>
+                <w:sz w:val="21"/>
+                <w:szCs w:val="21"/>
+              </w:rPr>
+              <w:t xml:space="preserve"> and </w:t>
+            </w:r>
+            <w:r>
+              <w:rPr>
+                <w:rFonts w:ascii="Consolas" w:cs="Consolas" w:eastAsia="Consolas" w:hAnsi="Consolas"/>
+                <w:color w:val="0F172A"/>
+                <w:sz w:val="19"/>
+                <w:szCs w:val="19"/>
+                <w:shd w:fill="EEF2F7" w:val="clear"/>
+              </w:rPr>
+              <w:t xml:space="preserve">email</w:t>
+            </w:r>
+            <w:r>
+              <w:rPr>
+                <w:rFonts w:ascii="Calibri" w:cs="Calibri" w:eastAsia="Calibri" w:hAnsi="Calibri"/>
+                <w:color w:val="1F2937"/>
+                <w:sz w:val="21"/>
+                <w:szCs w:val="21"/>
+              </w:rPr>
+              <w:t xml:space="preserve"> queues (check </w:t>
+            </w:r>
+            <w:r>
+              <w:rPr>
+                <w:rFonts w:ascii="Consolas" w:cs="Consolas" w:eastAsia="Consolas" w:hAnsi="Consolas"/>
+                <w:color w:val="0F172A"/>
+                <w:sz w:val="19"/>
+                <w:szCs w:val="19"/>
+                <w:shd w:fill="EEF2F7" w:val="clear"/>
+              </w:rPr>
+              <w:t xml:space="preserve">-Q</w:t>
+            </w:r>
+            <w:r>
+              <w:rPr>
+                <w:rFonts w:ascii="Calibri" w:cs="Calibri" w:eastAsia="Calibri" w:hAnsi="Calibri"/>
+                <w:color w:val="1F2937"/>
+                <w:sz w:val="21"/>
+                <w:szCs w:val="21"/>
+              </w:rPr>
+              <w:t xml:space="preserve"> in </w:t>
+            </w:r>
+            <w:r>
+              <w:rPr>
+                <w:rFonts w:ascii="Consolas" w:cs="Consolas" w:eastAsia="Consolas" w:hAnsi="Consolas"/>
+                <w:color w:val="0F172A"/>
+                <w:sz w:val="19"/>
+                <w:szCs w:val="19"/>
+                <w:shd w:fill="EEF2F7" w:val="clear"/>
+              </w:rPr>
+              <w:t xml:space="preserve">cep-worker.service</w:t>
+            </w:r>
+            <w:r>
+              <w:rPr>
+                <w:rFonts w:ascii="Calibri" w:cs="Calibri" w:eastAsia="Calibri" w:hAnsi="Calibri"/>
+                <w:color w:val="1F2937"/>
+                <w:sz w:val="21"/>
+                <w:szCs w:val="21"/>
+              </w:rPr>
+              <w:t xml:space="preserve">), or beat is down. </w:t>
+            </w:r>
+            <w:r>
+              <w:rPr>
+                <w:rFonts w:ascii="Consolas" w:cs="Consolas" w:eastAsia="Consolas" w:hAnsi="Consolas"/>
+                <w:color w:val="0F172A"/>
+                <w:sz w:val="19"/>
+                <w:szCs w:val="19"/>
+                <w:shd w:fill="EEF2F7" w:val="clear"/>
+              </w:rPr>
+              <w:t xml:space="preserve">python manage.py send_campaign_runs</w:t>
+            </w:r>
+            <w:r>
+              <w:rPr>
+                <w:rFonts w:ascii="Calibri" w:cs="Calibri" w:eastAsia="Calibri" w:hAnsi="Calibri"/>
+                <w:color w:val="1F2937"/>
+                <w:sz w:val="21"/>
+                <w:szCs w:val="21"/>
+              </w:rPr>
+              <w:t xml:space="preserve"> sends what is due by hand.</w:t>
+            </w:r>
+          </w:p>
+        </w:tc>
+      </w:tr>
+      <w:tr>
+        <w:trPr>
+          <w:cantSplit/>
+        </w:trPr>
+        <w:tc>
+          <w:tcPr>
+            <w:tcW w:type="dxa" w:w="3300"/>
+            <w:tcBorders>
+              <w:top w:val="single" w:color="D1D5DB" w:sz="4"/>
+              <w:left w:val="single" w:color="D1D5DB" w:sz="4"/>
+              <w:bottom w:val="single" w:color="D1D5DB" w:sz="4"/>
+              <w:right w:val="single" w:color="D1D5DB" w:sz="4"/>
+            </w:tcBorders>
+            <w:tcMar>
+              <w:top w:type="dxa" w:w="70"/>
+              <w:left w:type="dxa" w:w="100"/>
+              <w:bottom w:type="dxa" w:w="70"/>
+              <w:right w:type="dxa" w:w="100"/>
+            </w:tcMar>
+          </w:tcPr>
+          <w:p>
+            <w:pPr>
+              <w:spacing w:after="30" w:line="260"/>
+            </w:pPr>
+            <w:r>
+              <w:rPr>
+                <w:rFonts w:ascii="Calibri" w:cs="Calibri" w:eastAsia="Calibri" w:hAnsi="Calibri"/>
+                <w:color w:val="1F2937"/>
+                <w:sz w:val="21"/>
+                <w:szCs w:val="21"/>
+              </w:rPr>
+              <w:t xml:space="preserve">No deliveries, bounces or opens come back</w:t>
+            </w:r>
+          </w:p>
+        </w:tc>
+        <w:tc>
+          <w:tcPr>
+            <w:tcW w:type="dxa" w:w="5726"/>
+            <w:tcBorders>
+              <w:top w:val="single" w:color="D1D5DB" w:sz="4"/>
+              <w:left w:val="single" w:color="D1D5DB" w:sz="4"/>
+              <w:bottom w:val="single" w:color="D1D5DB" w:sz="4"/>
+              <w:right w:val="single" w:color="D1D5DB" w:sz="4"/>
+            </w:tcBorders>
+            <w:tcMar>
+              <w:top w:type="dxa" w:w="70"/>
+              <w:left w:type="dxa" w:w="100"/>
+              <w:bottom w:type="dxa" w:w="70"/>
+              <w:right w:type="dxa" w:w="100"/>
+            </w:tcMar>
+          </w:tcPr>
+          <w:p>
+            <w:pPr>
+              <w:spacing w:after="30" w:line="260"/>
+            </w:pPr>
+            <w:r>
+              <w:rPr>
+                <w:rFonts w:ascii="Calibri" w:cs="Calibri" w:eastAsia="Calibri" w:hAnsi="Calibri"/>
+                <w:color w:val="1F2937"/>
+                <w:sz w:val="21"/>
+                <w:szCs w:val="21"/>
+              </w:rPr>
+              <w:t xml:space="preserve">The provider does not know the callback address: copy it from Settings → Delivery and register it with Postal / SendGrid. It must be reachable from the internet at </w:t>
+            </w:r>
+            <w:r>
+              <w:rPr>
+                <w:rFonts w:ascii="Consolas" w:cs="Consolas" w:eastAsia="Consolas" w:hAnsi="Consolas"/>
+                <w:color w:val="0F172A"/>
+                <w:sz w:val="19"/>
+                <w:szCs w:val="19"/>
+                <w:shd w:fill="EEF2F7" w:val="clear"/>
+              </w:rPr>
+              <w:t xml:space="preserve">API_PUBLIC_URL</w:t>
             </w:r>
             <w:r>
               <w:rPr>

--- a/docs/CEP_Deployment_Guide.docx
+++ b/docs/CEP_Deployment_Guide.docx
@@ -43,7 +43,7 @@
           <w:sz w:val="21"/>
           <w:szCs w:val="21"/>
         </w:rPr>
-        <w:t xml:space="preserve">Version 1.1  ·  18 September 2026  ·  Repository: github.com/Git-aiintelekt/CEP (branch main)</w:t>
+        <w:t xml:space="preserve">Version 1.2  ·  18 September 2026  ·  Repository: github.com/Git-aiintelekt/CEP (branch main)</w:t>
       </w:r>
     </w:p>
     <w:p>
@@ -749,7 +749,7 @@
                 <w:sz w:val="21"/>
                 <w:szCs w:val="21"/>
               </w:rPr>
-              <w:t xml:space="preserve">Background jobs: campaign sending (runs and email batches), event outbox relay, partition maintenance, usage rollup, alerts, invoices, tenant operations. Queues: </w:t>
+              <w:t xml:space="preserve">Background jobs: campaign sending (runs, email and text batches), event outbox relay, partition maintenance, usage rollup, alerts, invoices, tenant operations. Queues: </w:t>
             </w:r>
             <w:r>
               <w:rPr>
@@ -759,7 +759,7 @@
                 <w:szCs w:val="19"/>
                 <w:shd w:fill="EEF2F7" w:val="clear"/>
               </w:rPr>
-              <w:t xml:space="preserve">default,events,maintenance,campaign,email</w:t>
+              <w:t xml:space="preserve">default,events,maintenance,campaign,email,sms</w:t>
             </w:r>
             <w:r>
               <w:rPr>
@@ -6906,7 +6906,7 @@
           <w:sz w:val="17"/>
           <w:szCs w:val="17"/>
         </w:rPr>
-        <w:t xml:space="preserve">          -Q default,events,maintenance,campaign,email --concurrency 4 -l INFO \</w:t>
+        <w:t xml:space="preserve">          -Q default,events,maintenance,campaign,email,sms --concurrency 4 -l INFO \</w:t>
       </w:r>
     </w:p>
     <w:p>
@@ -7495,7 +7495,7 @@
           <w:sz w:val="21"/>
           <w:szCs w:val="21"/>
         </w:rPr>
-        <w:t xml:space="preserve">): outbox relay every second, campaign runs every minute (starts due runs, closes finished ones), partitions every 6 hours, retention daily, usage hourly, alerts every 5 minutes, invoices daily, tenant operations every 10 minutes. Campaign email is sent by the </w:t>
+        <w:t xml:space="preserve">): outbox relay every second, campaign runs every minute (starts due runs, closes finished ones), partitions every 6 hours, retention daily, usage hourly, alerts every 5 minutes, invoices daily, tenant operations every 10 minutes. Campaign email and texts are sent by the </w:t>
       </w:r>
       <w:r>
         <w:rPr>
@@ -7514,7 +7514,7 @@
           <w:sz w:val="21"/>
           <w:szCs w:val="21"/>
         </w:rPr>
-        <w:t xml:space="preserve"> and </w:t>
+        <w:t xml:space="preserve">, </w:t>
       </w:r>
       <w:r>
         <w:rPr>
@@ -7525,6 +7525,25 @@
           <w:shd w:fill="EEF2F7" w:val="clear"/>
         </w:rPr>
         <w:t xml:space="preserve">email</w:t>
+      </w:r>
+      <w:r>
+        <w:rPr>
+          <w:rFonts w:ascii="Calibri" w:cs="Calibri" w:eastAsia="Calibri" w:hAnsi="Calibri"/>
+          <w:color w:val="1F2937"/>
+          <w:sz w:val="21"/>
+          <w:szCs w:val="21"/>
+        </w:rPr>
+        <w:t xml:space="preserve"> and </w:t>
+      </w:r>
+      <w:r>
+        <w:rPr>
+          <w:rFonts w:ascii="Consolas" w:cs="Consolas" w:eastAsia="Consolas" w:hAnsi="Consolas"/>
+          <w:color w:val="0F172A"/>
+          <w:sz w:val="19"/>
+          <w:szCs w:val="19"/>
+          <w:shd w:fill="EEF2F7" w:val="clear"/>
+        </w:rPr>
+        <w:t xml:space="preserve">sms</w:t>
       </w:r>
       <w:r>
         <w:rPr>
@@ -12708,7 +12727,7 @@
                 <w:sz w:val="21"/>
                 <w:szCs w:val="21"/>
               </w:rPr>
-              <w:t xml:space="preserve"> and </w:t>
+              <w:t xml:space="preserve">, </w:t>
             </w:r>
             <w:r>
               <w:rPr>
@@ -12719,6 +12738,25 @@
                 <w:shd w:fill="EEF2F7" w:val="clear"/>
               </w:rPr>
               <w:t xml:space="preserve">email</w:t>
+            </w:r>
+            <w:r>
+              <w:rPr>
+                <w:rFonts w:ascii="Calibri" w:cs="Calibri" w:eastAsia="Calibri" w:hAnsi="Calibri"/>
+                <w:color w:val="1F2937"/>
+                <w:sz w:val="21"/>
+                <w:szCs w:val="21"/>
+              </w:rPr>
+              <w:t xml:space="preserve"> and </w:t>
+            </w:r>
+            <w:r>
+              <w:rPr>
+                <w:rFonts w:ascii="Consolas" w:cs="Consolas" w:eastAsia="Consolas" w:hAnsi="Consolas"/>
+                <w:color w:val="0F172A"/>
+                <w:sz w:val="19"/>
+                <w:szCs w:val="19"/>
+                <w:shd w:fill="EEF2F7" w:val="clear"/>
+              </w:rPr>
+              <w:t xml:space="preserve">sms</w:t>
             </w:r>
             <w:r>
               <w:rPr>

--- a/docs/CEP_Deployment_Guide.docx
+++ b/docs/CEP_Deployment_Guide.docx
@@ -43,7 +43,7 @@
           <w:sz w:val="21"/>
           <w:szCs w:val="21"/>
         </w:rPr>
-        <w:t xml:space="preserve">Version 1.2  ·  18 September 2026  ·  Repository: github.com/Git-aiintelekt/CEP (branch main)</w:t>
+        <w:t xml:space="preserve">Version 1.3  ·  21 September 2026  ·  Repository: github.com/Git-aiintelekt/CEP (branch main)</w:t>
       </w:r>
     </w:p>
     <w:p>
@@ -749,7 +749,7 @@
                 <w:sz w:val="21"/>
                 <w:szCs w:val="21"/>
               </w:rPr>
-              <w:t xml:space="preserve">Background jobs: campaign sending (runs, email and text batches), event outbox relay, partition maintenance, usage rollup, alerts, invoices, tenant operations. Queues: </w:t>
+              <w:t xml:space="preserve">Background jobs: campaign sending (runs, email and text batches), contact list uploads (queue </w:t>
             </w:r>
             <w:r>
               <w:rPr>
@@ -759,7 +759,26 @@
                 <w:szCs w:val="19"/>
                 <w:shd w:fill="EEF2F7" w:val="clear"/>
               </w:rPr>
-              <w:t xml:space="preserve">default,events,maintenance,campaign,email,sms</w:t>
+              <w:t xml:space="preserve">imports</w:t>
+            </w:r>
+            <w:r>
+              <w:rPr>
+                <w:rFonts w:ascii="Calibri" w:cs="Calibri" w:eastAsia="Calibri" w:hAnsi="Calibri"/>
+                <w:color w:val="1F2937"/>
+                <w:sz w:val="21"/>
+                <w:szCs w:val="21"/>
+              </w:rPr>
+              <w:t xml:space="preserve">: read, checked and imported in chunks), event outbox relay, partition maintenance, usage rollup, alerts, invoices, tenant operations. Queues: </w:t>
+            </w:r>
+            <w:r>
+              <w:rPr>
+                <w:rFonts w:ascii="Consolas" w:cs="Consolas" w:eastAsia="Consolas" w:hAnsi="Consolas"/>
+                <w:color w:val="0F172A"/>
+                <w:sz w:val="19"/>
+                <w:szCs w:val="19"/>
+                <w:shd w:fill="EEF2F7" w:val="clear"/>
+              </w:rPr>
+              <w:t xml:space="preserve">default,events,maintenance,campaign,email,sms,imports</w:t>
             </w:r>
             <w:r>
               <w:rPr>
@@ -6906,7 +6925,7 @@
           <w:sz w:val="17"/>
           <w:szCs w:val="17"/>
         </w:rPr>
-        <w:t xml:space="preserve">          -Q default,events,maintenance,campaign,email,sms --concurrency 4 -l INFO \</w:t>
+        <w:t xml:space="preserve">          -Q default,events,maintenance,campaign,email,sms,imports --concurrency 4 -l INFO \</w:t>
       </w:r>
     </w:p>
     <w:p>

--- a/docs/CEP_Deployment_Guide.docx
+++ b/docs/CEP_Deployment_Guide.docx
@@ -43,7 +43,7 @@
           <w:sz w:val="21"/>
           <w:szCs w:val="21"/>
         </w:rPr>
-        <w:t xml:space="preserve">Version 1.3  ·  21 September 2026  ·  Repository: github.com/Git-aiintelekt/CEP (branch main)</w:t>
+        <w:t xml:space="preserve">Version 1.4  ·  23 September 2026  ·  Repository: github.com/Git-aiintelekt/CEP (branch main)</w:t>
       </w:r>
     </w:p>
     <w:p>
@@ -127,6 +127,180 @@
           <w:szCs w:val="21"/>
         </w:rPr>
         <w:t xml:space="preserve"> name, path and IP address with your own. No password appears in this document, and none should be added to it.</w:t>
+      </w:r>
+    </w:p>
+    <w:p>
+      <w:pPr>
+        <w:pBdr>
+          <w:left w:val="single" w:color="D97706" w:sz="18" w:space="6"/>
+        </w:pBdr>
+        <w:shd w:fill="FEF3C7" w:val="clear"/>
+        <w:spacing w:after="160" w:before="80" w:line="280"/>
+        <w:ind w:left="120" w:right="120"/>
+      </w:pPr>
+      <w:r>
+        <w:rPr>
+          <w:rFonts w:ascii="Calibri" w:cs="Calibri" w:eastAsia="Calibri" w:hAnsi="Calibri"/>
+          <w:b/>
+          <w:bCs/>
+          <w:color w:val="1F2937"/>
+          <w:sz w:val="21"/>
+          <w:szCs w:val="21"/>
+        </w:rPr>
+        <w:t xml:space="preserve">Release status, 23 September 2026.  </w:t>
+      </w:r>
+      <w:r>
+        <w:rPr>
+          <w:rFonts w:ascii="Consolas" w:cs="Consolas" w:eastAsia="Consolas" w:hAnsi="Consolas"/>
+          <w:color w:val="0F172A"/>
+          <w:sz w:val="19"/>
+          <w:szCs w:val="19"/>
+          <w:shd w:fill="EEF2F7" w:val="clear"/>
+        </w:rPr>
+        <w:t xml:space="preserve">main</w:t>
+      </w:r>
+      <w:r>
+        <w:rPr>
+          <w:rFonts w:ascii="Calibri" w:cs="Calibri" w:eastAsia="Calibri" w:hAnsi="Calibri"/>
+          <w:color w:val="1F2937"/>
+          <w:sz w:val="21"/>
+          <w:szCs w:val="21"/>
+        </w:rPr>
+        <w:t xml:space="preserve"> currently carries the contact list module and the campaign module (list, seven-step setup, campaign page, publish and send). It does </w:t>
+      </w:r>
+      <w:r>
+        <w:rPr>
+          <w:rFonts w:ascii="Calibri" w:cs="Calibri" w:eastAsia="Calibri" w:hAnsi="Calibri"/>
+          <w:b/>
+          <w:bCs/>
+          <w:color w:val="1F2937"/>
+          <w:sz w:val="21"/>
+          <w:szCs w:val="21"/>
+        </w:rPr>
+        <w:t xml:space="preserve">not yet</w:t>
+      </w:r>
+      <w:r>
+        <w:rPr>
+          <w:rFonts w:ascii="Calibri" w:cs="Calibri" w:eastAsia="Calibri" w:hAnsi="Calibri"/>
+          <w:color w:val="1F2937"/>
+          <w:sz w:val="21"/>
+          <w:szCs w:val="21"/>
+        </w:rPr>
+        <w:t xml:space="preserve"> include three finished pieces of work still on branch </w:t>
+      </w:r>
+      <w:r>
+        <w:rPr>
+          <w:rFonts w:ascii="Consolas" w:cs="Consolas" w:eastAsia="Consolas" w:hAnsi="Consolas"/>
+          <w:color w:val="0F172A"/>
+          <w:sz w:val="19"/>
+          <w:szCs w:val="19"/>
+          <w:shd w:fill="EEF2F7" w:val="clear"/>
+        </w:rPr>
+        <w:t xml:space="preserve">cep_dev_18_sep_26</w:t>
+      </w:r>
+      <w:r>
+        <w:rPr>
+          <w:rFonts w:ascii="Calibri" w:cs="Calibri" w:eastAsia="Calibri" w:hAnsi="Calibri"/>
+          <w:color w:val="1F2937"/>
+          <w:sz w:val="21"/>
+          <w:szCs w:val="21"/>
+        </w:rPr>
+        <w:t xml:space="preserve">, pending its pull request into </w:t>
+      </w:r>
+      <w:r>
+        <w:rPr>
+          <w:rFonts w:ascii="Consolas" w:cs="Consolas" w:eastAsia="Consolas" w:hAnsi="Consolas"/>
+          <w:color w:val="0F172A"/>
+          <w:sz w:val="19"/>
+          <w:szCs w:val="19"/>
+          <w:shd w:fill="EEF2F7" w:val="clear"/>
+        </w:rPr>
+        <w:t xml:space="preserve">main</w:t>
+      </w:r>
+      <w:r>
+        <w:rPr>
+          <w:rFonts w:ascii="Calibri" w:cs="Calibri" w:eastAsia="Calibri" w:hAnsi="Calibri"/>
+          <w:color w:val="1F2937"/>
+          <w:sz w:val="21"/>
+          <w:szCs w:val="21"/>
+        </w:rPr>
+        <w:t xml:space="preserve">: the shared UI restyle (the design tokens and component primitives this guide's screenshots do not reflect), the campaign calendar view, and the idle session timeout (section 3.1 and section 10 both note the two settings it adds). Confirm which commit is actually on </w:t>
+      </w:r>
+      <w:r>
+        <w:rPr>
+          <w:rFonts w:ascii="Consolas" w:cs="Consolas" w:eastAsia="Consolas" w:hAnsi="Consolas"/>
+          <w:color w:val="0F172A"/>
+          <w:sz w:val="19"/>
+          <w:szCs w:val="19"/>
+          <w:shd w:fill="EEF2F7" w:val="clear"/>
+        </w:rPr>
+        <w:t xml:space="preserve">main</w:t>
+      </w:r>
+      <w:r>
+        <w:rPr>
+          <w:rFonts w:ascii="Calibri" w:cs="Calibri" w:eastAsia="Calibri" w:hAnsi="Calibri"/>
+          <w:color w:val="1F2937"/>
+          <w:sz w:val="21"/>
+          <w:szCs w:val="21"/>
+        </w:rPr>
+        <w:t xml:space="preserve"> (</w:t>
+      </w:r>
+      <w:r>
+        <w:rPr>
+          <w:rFonts w:ascii="Consolas" w:cs="Consolas" w:eastAsia="Consolas" w:hAnsi="Consolas"/>
+          <w:color w:val="0F172A"/>
+          <w:sz w:val="19"/>
+          <w:szCs w:val="19"/>
+          <w:shd w:fill="EEF2F7" w:val="clear"/>
+        </w:rPr>
+        <w:t xml:space="preserve">git log -1</w:t>
+      </w:r>
+      <w:r>
+        <w:rPr>
+          <w:rFonts w:ascii="Calibri" w:cs="Calibri" w:eastAsia="Calibri" w:hAnsi="Calibri"/>
+          <w:color w:val="1F2937"/>
+          <w:sz w:val="21"/>
+          <w:szCs w:val="21"/>
+        </w:rPr>
+        <w:t xml:space="preserve">) before treating this guide as a description of what a fresh deployment will contain, and prefer deploying </w:t>
+      </w:r>
+      <w:r>
+        <w:rPr>
+          <w:rFonts w:ascii="Consolas" w:cs="Consolas" w:eastAsia="Consolas" w:hAnsi="Consolas"/>
+          <w:color w:val="0F172A"/>
+          <w:sz w:val="19"/>
+          <w:szCs w:val="19"/>
+          <w:shd w:fill="EEF2F7" w:val="clear"/>
+        </w:rPr>
+        <w:t xml:space="preserve">cep_dev_18_sep_26</w:t>
+      </w:r>
+      <w:r>
+        <w:rPr>
+          <w:rFonts w:ascii="Calibri" w:cs="Calibri" w:eastAsia="Calibri" w:hAnsi="Calibri"/>
+          <w:color w:val="1F2937"/>
+          <w:sz w:val="21"/>
+          <w:szCs w:val="21"/>
+        </w:rPr>
+        <w:t xml:space="preserve"> — or </w:t>
+      </w:r>
+      <w:r>
+        <w:rPr>
+          <w:rFonts w:ascii="Consolas" w:cs="Consolas" w:eastAsia="Consolas" w:hAnsi="Consolas"/>
+          <w:color w:val="0F172A"/>
+          <w:sz w:val="19"/>
+          <w:szCs w:val="19"/>
+          <w:shd w:fill="EEF2F7" w:val="clear"/>
+        </w:rPr>
+        <w:t xml:space="preserve">main</w:t>
+      </w:r>
+      <w:r>
+        <w:rPr>
+          <w:rFonts w:ascii="Calibri" w:cs="Calibri" w:eastAsia="Calibri" w:hAnsi="Calibri"/>
+          <w:color w:val="1F2937"/>
+          <w:sz w:val="21"/>
+          <w:szCs w:val="21"/>
+        </w:rPr>
+        <w:t xml:space="preserve"> once that branch is merged — over an older commit.</w:t>
       </w:r>
     </w:p>
     <w:p>
@@ -3233,7 +3407,7 @@
           <w:sz w:val="21"/>
           <w:szCs w:val="21"/>
         </w:rPr>
-        <w:t xml:space="preserve">The schema, all five DDL layers and patches 0001–0008 are already applied to </w:t>
+        <w:t xml:space="preserve">The schema, all five DDL layers and patches 0001–0015 are already applied to </w:t>
       </w:r>
       <w:r>
         <w:rPr>
@@ -3252,7 +3426,7 @@
           <w:sz w:val="21"/>
           <w:szCs w:val="21"/>
         </w:rPr>
-        <w:t xml:space="preserve">, and the three logins exist. Nothing has to be created. Two things to check from the new application server:</w:t>
+        <w:t xml:space="preserve">, and the three logins exist. Patch 0016 (the idle session timeout's two global parameters) is applied locally only as of this version of the guide; apply it as part of the release that brings the frontend change live (section 3.3). Nothing else has to be created. Two things to check from the new application server:</w:t>
       </w:r>
     </w:p>
     <w:p>
@@ -9492,6 +9666,74 @@
           <w:szCs w:val="21"/>
         </w:rPr>
         <w:t xml:space="preserve"> on.</w:t>
+      </w:r>
+    </w:p>
+    <w:p>
+      <w:pPr>
+        <w:pStyle w:val="ListParagraph"/>
+        <w:numPr>
+          <w:ilvl w:val="0"/>
+          <w:numId w:val="4"/>
+        </w:numPr>
+        <w:spacing w:after="80" w:line="280"/>
+      </w:pPr>
+      <w:r>
+        <w:rPr>
+          <w:rFonts w:ascii="Calibri" w:cs="Calibri" w:eastAsia="Calibri" w:hAnsi="Calibri"/>
+          <w:b/>
+          <w:bCs/>
+          <w:color w:val="1F2937"/>
+          <w:sz w:val="21"/>
+          <w:szCs w:val="21"/>
+        </w:rPr>
+        <w:t xml:space="preserve">Idle sign-out (patch 0016 and newer).</w:t>
+      </w:r>
+      <w:r>
+        <w:rPr>
+          <w:rFonts w:ascii="Calibri" w:cs="Calibri" w:eastAsia="Calibri" w:hAnsi="Calibri"/>
+          <w:color w:val="1F2937"/>
+          <w:sz w:val="21"/>
+          <w:szCs w:val="21"/>
+        </w:rPr>
+        <w:t xml:space="preserve"> Configuration → Global parameters: </w:t>
+      </w:r>
+      <w:r>
+        <w:rPr>
+          <w:rFonts w:ascii="Consolas" w:cs="Consolas" w:eastAsia="Consolas" w:hAnsi="Consolas"/>
+          <w:color w:val="0F172A"/>
+          <w:sz w:val="19"/>
+          <w:szCs w:val="19"/>
+          <w:shd w:fill="EEF2F7" w:val="clear"/>
+        </w:rPr>
+        <w:t xml:space="preserve">security.idle_timeout_minutes</w:t>
+      </w:r>
+      <w:r>
+        <w:rPr>
+          <w:rFonts w:ascii="Calibri" w:cs="Calibri" w:eastAsia="Calibri" w:hAnsi="Calibri"/>
+          <w:color w:val="1F2937"/>
+          <w:sz w:val="21"/>
+          <w:szCs w:val="21"/>
+        </w:rPr>
+        <w:t xml:space="preserve"> (default 120) and </w:t>
+      </w:r>
+      <w:r>
+        <w:rPr>
+          <w:rFonts w:ascii="Consolas" w:cs="Consolas" w:eastAsia="Consolas" w:hAnsi="Consolas"/>
+          <w:color w:val="0F172A"/>
+          <w:sz w:val="19"/>
+          <w:szCs w:val="19"/>
+          <w:shd w:fill="EEF2F7" w:val="clear"/>
+        </w:rPr>
+        <w:t xml:space="preserve">security.idle_warning_seconds</w:t>
+      </w:r>
+      <w:r>
+        <w:rPr>
+          <w:rFonts w:ascii="Calibri" w:cs="Calibri" w:eastAsia="Calibri" w:hAnsi="Calibri"/>
+          <w:color w:val="1F2937"/>
+          <w:sz w:val="21"/>
+          <w:szCs w:val="21"/>
+        </w:rPr>
+        <w:t xml:space="preserve"> (default 60) control how long the frontend waits before warning of inactivity, and how long that warning stays up before signing the person out. The defaults suit most workspaces; change them here, not in code.</w:t>
       </w:r>
     </w:p>
     <w:p>

--- a/docs/CEP_Deployment_Guide.docx
+++ b/docs/CEP_Deployment_Guide.docx
@@ -43,7 +43,7 @@
           <w:sz w:val="21"/>
           <w:szCs w:val="21"/>
         </w:rPr>
-        <w:t xml:space="preserve">Version 1.4  ·  23 September 2026  ·  Repository: github.com/Git-aiintelekt/CEP (branch main)</w:t>
+        <w:t xml:space="preserve">Version 1.5  ·  24 September 2026  ·  Repository: github.com/Git-aiintelekt/CEP (branch main)</w:t>
       </w:r>
     </w:p>
     <w:p>
@@ -5803,7 +5803,26 @@
                 <w:sz w:val="21"/>
                 <w:szCs w:val="21"/>
               </w:rPr>
-              <w:t xml:space="preserve">Public base address of the API: the single sign-on redirect URI, the delivery providers' callback addresses (webhooks) and the unsubscribe link in every marketing email are built from it. It must be reachable from the internet.</w:t>
+              <w:t xml:space="preserve">Public base address of the API: the single sign-on redirect URI, the delivery providers' callback addresses (webhooks) and the unsubscribe link in every marketing email are built from it. It must be reachable from the internet. Once the installation runs, the global parameter </w:t>
+            </w:r>
+            <w:r>
+              <w:rPr>
+                <w:rFonts w:ascii="Consolas" w:cs="Consolas" w:eastAsia="Consolas" w:hAnsi="Consolas"/>
+                <w:color w:val="0F172A"/>
+                <w:sz w:val="19"/>
+                <w:szCs w:val="19"/>
+                <w:shd w:fill="EEF2F7" w:val="clear"/>
+              </w:rPr>
+              <w:t xml:space="preserve">platform.api_public_url</w:t>
+            </w:r>
+            <w:r>
+              <w:rPr>
+                <w:rFonts w:ascii="Calibri" w:cs="Calibri" w:eastAsia="Calibri" w:hAnsi="Calibri"/>
+                <w:color w:val="1F2937"/>
+                <w:sz w:val="21"/>
+                <w:szCs w:val="21"/>
+              </w:rPr>
+              <w:t xml:space="preserve"> (section 10) takes precedence over this value; this is the bootstrap.</w:t>
             </w:r>
           </w:p>
         </w:tc>
@@ -9666,6 +9685,112 @@
           <w:szCs w:val="21"/>
         </w:rPr>
         <w:t xml:space="preserve"> on.</w:t>
+      </w:r>
+    </w:p>
+    <w:p>
+      <w:pPr>
+        <w:pStyle w:val="ListParagraph"/>
+        <w:numPr>
+          <w:ilvl w:val="0"/>
+          <w:numId w:val="4"/>
+        </w:numPr>
+        <w:spacing w:after="80" w:line="280"/>
+      </w:pPr>
+      <w:r>
+        <w:rPr>
+          <w:rFonts w:ascii="Calibri" w:cs="Calibri" w:eastAsia="Calibri" w:hAnsi="Calibri"/>
+          <w:b/>
+          <w:bCs/>
+          <w:color w:val="1F2937"/>
+          <w:sz w:val="21"/>
+          <w:szCs w:val="21"/>
+        </w:rPr>
+        <w:t xml:space="preserve">Public address (patch 0018 and newer).</w:t>
+      </w:r>
+      <w:r>
+        <w:rPr>
+          <w:rFonts w:ascii="Calibri" w:cs="Calibri" w:eastAsia="Calibri" w:hAnsi="Calibri"/>
+          <w:color w:val="1F2937"/>
+          <w:sz w:val="21"/>
+          <w:szCs w:val="21"/>
+        </w:rPr>
+        <w:t xml:space="preserve"> Configuration → Global parameters: set </w:t>
+      </w:r>
+      <w:r>
+        <w:rPr>
+          <w:rFonts w:ascii="Consolas" w:cs="Consolas" w:eastAsia="Consolas" w:hAnsi="Consolas"/>
+          <w:color w:val="0F172A"/>
+          <w:sz w:val="19"/>
+          <w:szCs w:val="19"/>
+          <w:shd w:fill="EEF2F7" w:val="clear"/>
+        </w:rPr>
+        <w:t xml:space="preserve">platform.api_public_url</w:t>
+      </w:r>
+      <w:r>
+        <w:rPr>
+          <w:rFonts w:ascii="Calibri" w:cs="Calibri" w:eastAsia="Calibri" w:hAnsi="Calibri"/>
+          <w:color w:val="1F2937"/>
+          <w:sz w:val="21"/>
+          <w:szCs w:val="21"/>
+        </w:rPr>
+        <w:t xml:space="preserve"> to the https address the outside world reaches this installation at, no trailing slash (e.g. </w:t>
+      </w:r>
+      <w:r>
+        <w:rPr>
+          <w:rFonts w:ascii="Consolas" w:cs="Consolas" w:eastAsia="Consolas" w:hAnsi="Consolas"/>
+          <w:color w:val="0F172A"/>
+          <w:sz w:val="19"/>
+          <w:szCs w:val="19"/>
+          <w:shd w:fill="EEF2F7" w:val="clear"/>
+        </w:rPr>
+        <w:t xml:space="preserve">https://cep.example.com</w:t>
+      </w:r>
+      <w:r>
+        <w:rPr>
+          <w:rFonts w:ascii="Calibri" w:cs="Calibri" w:eastAsia="Calibri" w:hAnsi="Calibri"/>
+          <w:color w:val="1F2937"/>
+          <w:sz w:val="21"/>
+          <w:szCs w:val="21"/>
+        </w:rPr>
+        <w:t xml:space="preserve">). The webhook callback addresses shown under Settings → Delivery, the unsubscribe link in marketing emails and the single sign-on redirect URI are built from it, so set it before registering any of those with a provider; it takes effect within a minute. Empty, the </w:t>
+      </w:r>
+      <w:r>
+        <w:rPr>
+          <w:rFonts w:ascii="Consolas" w:cs="Consolas" w:eastAsia="Consolas" w:hAnsi="Consolas"/>
+          <w:color w:val="0F172A"/>
+          <w:sz w:val="19"/>
+          <w:szCs w:val="19"/>
+          <w:shd w:fill="EEF2F7" w:val="clear"/>
+        </w:rPr>
+        <w:t xml:space="preserve">API_PUBLIC_URL</w:t>
+      </w:r>
+      <w:r>
+        <w:rPr>
+          <w:rFonts w:ascii="Calibri" w:cs="Calibri" w:eastAsia="Calibri" w:hAnsi="Calibri"/>
+          <w:color w:val="1F2937"/>
+          <w:sz w:val="21"/>
+          <w:szCs w:val="21"/>
+        </w:rPr>
+        <w:t xml:space="preserve"> variable from </w:t>
+      </w:r>
+      <w:r>
+        <w:rPr>
+          <w:rFonts w:ascii="Consolas" w:cs="Consolas" w:eastAsia="Consolas" w:hAnsi="Consolas"/>
+          <w:color w:val="0F172A"/>
+          <w:sz w:val="19"/>
+          <w:szCs w:val="19"/>
+          <w:shd w:fill="EEF2F7" w:val="clear"/>
+        </w:rPr>
+        <w:t xml:space="preserve">.env</w:t>
+      </w:r>
+      <w:r>
+        <w:rPr>
+          <w:rFonts w:ascii="Calibri" w:cs="Calibri" w:eastAsia="Calibri" w:hAnsi="Calibri"/>
+          <w:color w:val="1F2937"/>
+          <w:sz w:val="21"/>
+          <w:szCs w:val="21"/>
+        </w:rPr>
+        <w:t xml:space="preserve"> applies.</w:t>
       </w:r>
     </w:p>
     <w:p>

--- a/docs/CEP_Deployment_Guide.docx
+++ b/docs/CEP_Deployment_Guide.docx
@@ -132,9 +132,9 @@
     <w:p>
       <w:pPr>
         <w:pBdr>
-          <w:left w:val="single" w:color="D97706" w:sz="18" w:space="6"/>
-        </w:pBdr>
-        <w:shd w:fill="FEF3C7" w:val="clear"/>
+          <w:left w:val="single" w:color="059669" w:sz="18" w:space="6"/>
+        </w:pBdr>
+        <w:shd w:fill="ECFDF5" w:val="clear"/>
         <w:spacing w:after="160" w:before="80" w:line="280"/>
         <w:ind w:left="120" w:right="120"/>
       </w:pPr>
@@ -147,7 +147,7 @@
           <w:sz w:val="21"/>
           <w:szCs w:val="21"/>
         </w:rPr>
-        <w:t xml:space="preserve">Release status, 23 September 2026.  </w:t>
+        <w:t xml:space="preserve">Release status, 24 September 2026.  </w:t>
       </w:r>
       <w:r>
         <w:rPr>
@@ -166,27 +166,7 @@
           <w:sz w:val="21"/>
           <w:szCs w:val="21"/>
         </w:rPr>
-        <w:t xml:space="preserve"> currently carries the contact list module and the campaign module (list, seven-step setup, campaign page, publish and send). It does </w:t>
-      </w:r>
-      <w:r>
-        <w:rPr>
-          <w:rFonts w:ascii="Calibri" w:cs="Calibri" w:eastAsia="Calibri" w:hAnsi="Calibri"/>
-          <w:b/>
-          <w:bCs/>
-          <w:color w:val="1F2937"/>
-          <w:sz w:val="21"/>
-          <w:szCs w:val="21"/>
-        </w:rPr>
-        <w:t xml:space="preserve">not yet</w:t>
-      </w:r>
-      <w:r>
-        <w:rPr>
-          <w:rFonts w:ascii="Calibri" w:cs="Calibri" w:eastAsia="Calibri" w:hAnsi="Calibri"/>
-          <w:color w:val="1F2937"/>
-          <w:sz w:val="21"/>
-          <w:szCs w:val="21"/>
-        </w:rPr>
-        <w:t xml:space="preserve"> include three finished pieces of work still on branch </w:t>
+        <w:t xml:space="preserve"> is the branch of record and carries everything: the contact list and campaign modules, the shared UI restyle, the campaign calendar view, the idle session timeout, the receipt layout editor's API, the dashboard totals and campaign-results performance work, and the public-address global parameter (patch 0018). The dev server 10.0.0.43 (</w:t>
       </w:r>
       <w:r>
         <w:rPr>
@@ -196,16 +176,16 @@
           <w:szCs w:val="19"/>
           <w:shd w:fill="EEF2F7" w:val="clear"/>
         </w:rPr>
-        <w:t xml:space="preserve">cep_dev_18_sep_26</w:t>
-      </w:r>
-      <w:r>
-        <w:rPr>
-          <w:rFonts w:ascii="Calibri" w:cs="Calibri" w:eastAsia="Calibri" w:hAnsi="Calibri"/>
-          <w:color w:val="1F2937"/>
-          <w:sz w:val="21"/>
-          <w:szCs w:val="21"/>
-        </w:rPr>
-        <w:t xml:space="preserve">, pending its pull request into </w:t>
+        <w:t xml:space="preserve">cepdev.aiintelekt.com</w:t>
+      </w:r>
+      <w:r>
+        <w:rPr>
+          <w:rFonts w:ascii="Calibri" w:cs="Calibri" w:eastAsia="Calibri" w:hAnsi="Calibri"/>
+          <w:color w:val="1F2937"/>
+          <w:sz w:val="21"/>
+          <w:szCs w:val="21"/>
+        </w:rPr>
+        <w:t xml:space="preserve">) deploys from </w:t>
       </w:r>
       <w:r>
         <w:rPr>
@@ -224,7 +204,7 @@
           <w:sz w:val="21"/>
           <w:szCs w:val="21"/>
         </w:rPr>
-        <w:t xml:space="preserve">: the shared UI restyle (the design tokens and component primitives this guide's screenshots do not reflect), the campaign calendar view, and the idle session timeout (section 3.1 and section 10 both note the two settings it adds). Confirm which commit is actually on </w:t>
+        <w:t xml:space="preserve">. Database patches 0001–0017 are applied to </w:t>
       </w:r>
       <w:r>
         <w:rPr>
@@ -234,16 +214,16 @@
           <w:szCs w:val="19"/>
           <w:shd w:fill="EEF2F7" w:val="clear"/>
         </w:rPr>
-        <w:t xml:space="preserve">main</w:t>
-      </w:r>
-      <w:r>
-        <w:rPr>
-          <w:rFonts w:ascii="Calibri" w:cs="Calibri" w:eastAsia="Calibri" w:hAnsi="Calibri"/>
-          <w:color w:val="1F2937"/>
-          <w:sz w:val="21"/>
-          <w:szCs w:val="21"/>
-        </w:rPr>
-        <w:t xml:space="preserve"> (</w:t>
+        <w:t xml:space="preserve">cep_db</w:t>
+      </w:r>
+      <w:r>
+        <w:rPr>
+          <w:rFonts w:ascii="Calibri" w:cs="Calibri" w:eastAsia="Calibri" w:hAnsi="Calibri"/>
+          <w:color w:val="1F2937"/>
+          <w:sz w:val="21"/>
+          <w:szCs w:val="21"/>
+        </w:rPr>
+        <w:t xml:space="preserve">; 0018 is the one this release adds (section 3.1). Confirm the commit on </w:t>
       </w:r>
       <w:r>
         <w:rPr>
@@ -253,16 +233,16 @@
           <w:szCs w:val="19"/>
           <w:shd w:fill="EEF2F7" w:val="clear"/>
         </w:rPr>
-        <w:t xml:space="preserve">git log -1</w:t>
-      </w:r>
-      <w:r>
-        <w:rPr>
-          <w:rFonts w:ascii="Calibri" w:cs="Calibri" w:eastAsia="Calibri" w:hAnsi="Calibri"/>
-          <w:color w:val="1F2937"/>
-          <w:sz w:val="21"/>
-          <w:szCs w:val="21"/>
-        </w:rPr>
-        <w:t xml:space="preserve">) before treating this guide as a description of what a fresh deployment will contain, and prefer deploying </w:t>
+        <w:t xml:space="preserve">main</w:t>
+      </w:r>
+      <w:r>
+        <w:rPr>
+          <w:rFonts w:ascii="Calibri" w:cs="Calibri" w:eastAsia="Calibri" w:hAnsi="Calibri"/>
+          <w:color w:val="1F2937"/>
+          <w:sz w:val="21"/>
+          <w:szCs w:val="21"/>
+        </w:rPr>
+        <w:t xml:space="preserve"> with </w:t>
       </w:r>
       <w:r>
         <w:rPr>
@@ -272,35 +252,16 @@
           <w:szCs w:val="19"/>
           <w:shd w:fill="EEF2F7" w:val="clear"/>
         </w:rPr>
-        <w:t xml:space="preserve">cep_dev_18_sep_26</w:t>
-      </w:r>
-      <w:r>
-        <w:rPr>
-          <w:rFonts w:ascii="Calibri" w:cs="Calibri" w:eastAsia="Calibri" w:hAnsi="Calibri"/>
-          <w:color w:val="1F2937"/>
-          <w:sz w:val="21"/>
-          <w:szCs w:val="21"/>
-        </w:rPr>
-        <w:t xml:space="preserve"> — or </w:t>
-      </w:r>
-      <w:r>
-        <w:rPr>
-          <w:rFonts w:ascii="Consolas" w:cs="Consolas" w:eastAsia="Consolas" w:hAnsi="Consolas"/>
-          <w:color w:val="0F172A"/>
-          <w:sz w:val="19"/>
-          <w:szCs w:val="19"/>
-          <w:shd w:fill="EEF2F7" w:val="clear"/>
-        </w:rPr>
-        <w:t xml:space="preserve">main</w:t>
-      </w:r>
-      <w:r>
-        <w:rPr>
-          <w:rFonts w:ascii="Calibri" w:cs="Calibri" w:eastAsia="Calibri" w:hAnsi="Calibri"/>
-          <w:color w:val="1F2937"/>
-          <w:sz w:val="21"/>
-          <w:szCs w:val="21"/>
-        </w:rPr>
-        <w:t xml:space="preserve"> once that branch is merged — over an older commit.</w:t>
+        <w:t xml:space="preserve">git log -1</w:t>
+      </w:r>
+      <w:r>
+        <w:rPr>
+          <w:rFonts w:ascii="Calibri" w:cs="Calibri" w:eastAsia="Calibri" w:hAnsi="Calibri"/>
+          <w:color w:val="1F2937"/>
+          <w:sz w:val="21"/>
+          <w:szCs w:val="21"/>
+        </w:rPr>
+        <w:t xml:space="preserve"> before deploying.</w:t>
       </w:r>
     </w:p>
     <w:p>
@@ -3407,7 +3368,7 @@
           <w:sz w:val="21"/>
           <w:szCs w:val="21"/>
         </w:rPr>
-        <w:t xml:space="preserve">The schema, all five DDL layers and patches 0001–0015 are already applied to </w:t>
+        <w:t xml:space="preserve">The schema, all five DDL layers and patches 0001–0017 are already applied to </w:t>
       </w:r>
       <w:r>
         <w:rPr>
@@ -3426,7 +3387,26 @@
           <w:sz w:val="21"/>
           <w:szCs w:val="21"/>
         </w:rPr>
-        <w:t xml:space="preserve">, and the three logins exist. Patch 0016 (the idle session timeout's two global parameters) is applied locally only as of this version of the guide; apply it as part of the release that brings the frontend change live (section 3.3). Nothing else has to be created. Two things to check from the new application server:</w:t>
+        <w:t xml:space="preserve">, and the three logins exist. Patch 0018 (the </w:t>
+      </w:r>
+      <w:r>
+        <w:rPr>
+          <w:rFonts w:ascii="Consolas" w:cs="Consolas" w:eastAsia="Consolas" w:hAnsi="Consolas"/>
+          <w:color w:val="0F172A"/>
+          <w:sz w:val="19"/>
+          <w:szCs w:val="19"/>
+          <w:shd w:fill="EEF2F7" w:val="clear"/>
+        </w:rPr>
+        <w:t xml:space="preserve">platform.api_public_url</w:t>
+      </w:r>
+      <w:r>
+        <w:rPr>
+          <w:rFonts w:ascii="Calibri" w:cs="Calibri" w:eastAsia="Calibri" w:hAnsi="Calibri"/>
+          <w:color w:val="1F2937"/>
+          <w:sz w:val="21"/>
+          <w:szCs w:val="21"/>
+        </w:rPr>
+        <w:t xml:space="preserve"> global parameter) ships with this release and is not yet applied as of this version of the guide: apply it with the release that brings the parameter live (section 3.3), then set the parameter (section 10). Nothing else has to be created. Two things to check from the new application server:</w:t>
       </w:r>
     </w:p>
     <w:p>

--- a/docs/CEP_Deployment_Guide.docx
+++ b/docs/CEP_Deployment_Guide.docx
@@ -43,7 +43,7 @@
           <w:sz w:val="21"/>
           <w:szCs w:val="21"/>
         </w:rPr>
-        <w:t xml:space="preserve">Version 1.5  ·  24 September 2026  ·  Repository: github.com/Git-aiintelekt/CEP (branch main)</w:t>
+        <w:t xml:space="preserve">Version 1.6  ·  24 September 2026  ·  Repository: github.com/Git-aiintelekt/CEP (branch main)</w:t>
       </w:r>
     </w:p>
     <w:p>
@@ -166,7 +166,7 @@
           <w:sz w:val="21"/>
           <w:szCs w:val="21"/>
         </w:rPr>
-        <w:t xml:space="preserve"> is the branch of record and carries everything: the contact list and campaign modules, the shared UI restyle, the campaign calendar view, the idle session timeout, the receipt layout editor's API, the dashboard totals and campaign-results performance work, and the public-address global parameter (patch 0018). The dev server 10.0.0.43 (</w:t>
+        <w:t xml:space="preserve"> is the branch of record and carries everything: the contact list and campaign modules, the shared UI restyle, the campaign calendar view, the idle session timeout, the receipt layout editor's API, the dashboard totals and campaign-results performance work, the public-address global parameter (patch 0018), and the template designer release (PR #15, commit </w:t>
       </w:r>
       <w:r>
         <w:rPr>
@@ -176,16 +176,16 @@
           <w:szCs w:val="19"/>
           <w:shd w:fill="EEF2F7" w:val="clear"/>
         </w:rPr>
-        <w:t xml:space="preserve">cepdev.aiintelekt.com</w:t>
-      </w:r>
-      <w:r>
-        <w:rPr>
-          <w:rFonts w:ascii="Calibri" w:cs="Calibri" w:eastAsia="Calibri" w:hAnsi="Calibri"/>
-          <w:color w:val="1F2937"/>
-          <w:sz w:val="21"/>
-          <w:szCs w:val="21"/>
-        </w:rPr>
-        <w:t xml:space="preserve">) deploys from </w:t>
+        <w:t xml:space="preserve">78f7788</w:t>
+      </w:r>
+      <w:r>
+        <w:rPr>
+          <w:rFonts w:ascii="Calibri" w:cs="Calibri" w:eastAsia="Calibri" w:hAnsi="Calibri"/>
+          <w:color w:val="1F2937"/>
+          <w:sz w:val="21"/>
+          <w:szCs w:val="21"/>
+        </w:rPr>
+        <w:t xml:space="preserve">): a new endpoint </w:t>
       </w:r>
       <w:r>
         <w:rPr>
@@ -195,6 +195,63 @@
           <w:szCs w:val="19"/>
           <w:shd w:fill="EEF2F7" w:val="clear"/>
         </w:rPr>
+        <w:t xml:space="preserve">POST /api/v1/templates/{id}/clone/</w:t>
+      </w:r>
+      <w:r>
+        <w:rPr>
+          <w:rFonts w:ascii="Calibri" w:cs="Calibri" w:eastAsia="Calibri" w:hAnsi="Calibri"/>
+          <w:color w:val="1F2937"/>
+          <w:sz w:val="21"/>
+          <w:szCs w:val="21"/>
+        </w:rPr>
+        <w:t xml:space="preserve"> that makes a DRAFT copy of a template (its latest design or message becomes version 1 of the copy; the Templates page calls it from the row menu's Duplicate), a fix for the false "saved by someone else (now at version 0)" conflict on every second designer save, and designer autosave. That release changes Python and frontend code only — no schema patch — so deploying it is a pull and a restart of </w:t>
+      </w:r>
+      <w:r>
+        <w:rPr>
+          <w:rFonts w:ascii="Consolas" w:cs="Consolas" w:eastAsia="Consolas" w:hAnsi="Consolas"/>
+          <w:color w:val="0F172A"/>
+          <w:sz w:val="19"/>
+          <w:szCs w:val="19"/>
+          <w:shd w:fill="EEF2F7" w:val="clear"/>
+        </w:rPr>
+        <w:t xml:space="preserve">cep-api</w:t>
+      </w:r>
+      <w:r>
+        <w:rPr>
+          <w:rFonts w:ascii="Calibri" w:cs="Calibri" w:eastAsia="Calibri" w:hAnsi="Calibri"/>
+          <w:color w:val="1F2937"/>
+          <w:sz w:val="21"/>
+          <w:szCs w:val="21"/>
+        </w:rPr>
+        <w:t xml:space="preserve"> (section 3.3 for the general procedure). The dev server 10.0.0.43 (</w:t>
+      </w:r>
+      <w:r>
+        <w:rPr>
+          <w:rFonts w:ascii="Consolas" w:cs="Consolas" w:eastAsia="Consolas" w:hAnsi="Consolas"/>
+          <w:color w:val="0F172A"/>
+          <w:sz w:val="19"/>
+          <w:szCs w:val="19"/>
+          <w:shd w:fill="EEF2F7" w:val="clear"/>
+        </w:rPr>
+        <w:t xml:space="preserve">cepdev.aiintelekt.com</w:t>
+      </w:r>
+      <w:r>
+        <w:rPr>
+          <w:rFonts w:ascii="Calibri" w:cs="Calibri" w:eastAsia="Calibri" w:hAnsi="Calibri"/>
+          <w:color w:val="1F2937"/>
+          <w:sz w:val="21"/>
+          <w:szCs w:val="21"/>
+        </w:rPr>
+        <w:t xml:space="preserve">) deploys from </w:t>
+      </w:r>
+      <w:r>
+        <w:rPr>
+          <w:rFonts w:ascii="Consolas" w:cs="Consolas" w:eastAsia="Consolas" w:hAnsi="Consolas"/>
+          <w:color w:val="0F172A"/>
+          <w:sz w:val="19"/>
+          <w:szCs w:val="19"/>
+          <w:shd w:fill="EEF2F7" w:val="clear"/>
+        </w:rPr>
         <w:t xml:space="preserve">main</w:t>
       </w:r>
       <w:r>
@@ -204,7 +261,7 @@
           <w:sz w:val="21"/>
           <w:szCs w:val="21"/>
         </w:rPr>
-        <w:t xml:space="preserve">. Database patches 0001–0017 are applied to </w:t>
+        <w:t xml:space="preserve"> and runs it. Database patches 0001–0017 are applied to </w:t>
       </w:r>
       <w:r>
         <w:rPr>
@@ -10157,7 +10214,123 @@
                 <w:sz w:val="21"/>
                 <w:szCs w:val="21"/>
               </w:rPr>
-              <w:t xml:space="preserve">Swagger UI lists the API.</w:t>
+              <w:t xml:space="preserve">Swagger UI lists the API, including </w:t>
+            </w:r>
+            <w:r>
+              <w:rPr>
+                <w:rFonts w:ascii="Consolas" w:cs="Consolas" w:eastAsia="Consolas" w:hAnsi="Consolas"/>
+                <w:color w:val="0F172A"/>
+                <w:sz w:val="19"/>
+                <w:szCs w:val="19"/>
+                <w:shd w:fill="EEF2F7" w:val="clear"/>
+              </w:rPr>
+              <w:t xml:space="preserve">POST /api/v1/templates/{id}/clone/</w:t>
+            </w:r>
+            <w:r>
+              <w:rPr>
+                <w:rFonts w:ascii="Calibri" w:cs="Calibri" w:eastAsia="Calibri" w:hAnsi="Calibri"/>
+                <w:color w:val="1F2937"/>
+                <w:sz w:val="21"/>
+                <w:szCs w:val="21"/>
+              </w:rPr>
+              <w:t xml:space="preserve">.</w:t>
+            </w:r>
+          </w:p>
+        </w:tc>
+      </w:tr>
+      <w:tr>
+        <w:trPr>
+          <w:cantSplit/>
+        </w:trPr>
+        <w:tc>
+          <w:tcPr>
+            <w:tcW w:type="dxa" w:w="4200"/>
+            <w:tcBorders>
+              <w:top w:val="single" w:color="D1D5DB" w:sz="4"/>
+              <w:left w:val="single" w:color="D1D5DB" w:sz="4"/>
+              <w:bottom w:val="single" w:color="D1D5DB" w:sz="4"/>
+              <w:right w:val="single" w:color="D1D5DB" w:sz="4"/>
+            </w:tcBorders>
+            <w:tcMar>
+              <w:top w:type="dxa" w:w="70"/>
+              <w:left w:type="dxa" w:w="100"/>
+              <w:bottom w:type="dxa" w:w="70"/>
+              <w:right w:type="dxa" w:w="100"/>
+            </w:tcMar>
+          </w:tcPr>
+          <w:p>
+            <w:pPr>
+              <w:spacing w:after="30" w:line="260"/>
+            </w:pPr>
+            <w:r>
+              <w:rPr>
+                <w:rFonts w:ascii="Consolas" w:cs="Consolas" w:eastAsia="Consolas" w:hAnsi="Consolas"/>
+                <w:color w:val="0F172A"/>
+                <w:sz w:val="19"/>
+                <w:szCs w:val="19"/>
+                <w:shd w:fill="EEF2F7" w:val="clear"/>
+              </w:rPr>
+              <w:t xml:space="preserve">curl -s -o /dev/null -w "%{http_code}" -X POST -H "X-Tenant: &lt;workspace code&gt;" https://app.cep.example.com/api/v1/templates/00000000-0000-4000-8000-000000000000/clone/</w:t>
+            </w:r>
+          </w:p>
+        </w:tc>
+        <w:tc>
+          <w:tcPr>
+            <w:tcW w:type="dxa" w:w="4826"/>
+            <w:tcBorders>
+              <w:top w:val="single" w:color="D1D5DB" w:sz="4"/>
+              <w:left w:val="single" w:color="D1D5DB" w:sz="4"/>
+              <w:bottom w:val="single" w:color="D1D5DB" w:sz="4"/>
+              <w:right w:val="single" w:color="D1D5DB" w:sz="4"/>
+            </w:tcBorders>
+            <w:tcMar>
+              <w:top w:type="dxa" w:w="70"/>
+              <w:left w:type="dxa" w:w="100"/>
+              <w:bottom w:type="dxa" w:w="70"/>
+              <w:right w:type="dxa" w:w="100"/>
+            </w:tcMar>
+          </w:tcPr>
+          <w:p>
+            <w:pPr>
+              <w:spacing w:after="30" w:line="260"/>
+            </w:pPr>
+            <w:r>
+              <w:rPr>
+                <w:rFonts w:ascii="Consolas" w:cs="Consolas" w:eastAsia="Consolas" w:hAnsi="Consolas"/>
+                <w:color w:val="0F172A"/>
+                <w:sz w:val="19"/>
+                <w:szCs w:val="19"/>
+                <w:shd w:fill="EEF2F7" w:val="clear"/>
+              </w:rPr>
+              <w:t xml:space="preserve">401</w:t>
+            </w:r>
+            <w:r>
+              <w:rPr>
+                <w:rFonts w:ascii="Calibri" w:cs="Calibri" w:eastAsia="Calibri" w:hAnsi="Calibri"/>
+                <w:color w:val="1F2937"/>
+                <w:sz w:val="21"/>
+                <w:szCs w:val="21"/>
+              </w:rPr>
+              <w:t xml:space="preserve"> — the clone route is served and asks for a sign-in (a </w:t>
+            </w:r>
+            <w:r>
+              <w:rPr>
+                <w:rFonts w:ascii="Consolas" w:cs="Consolas" w:eastAsia="Consolas" w:hAnsi="Consolas"/>
+                <w:color w:val="0F172A"/>
+                <w:sz w:val="19"/>
+                <w:szCs w:val="19"/>
+                <w:shd w:fill="EEF2F7" w:val="clear"/>
+              </w:rPr>
+              <w:t xml:space="preserve">404</w:t>
+            </w:r>
+            <w:r>
+              <w:rPr>
+                <w:rFonts w:ascii="Calibri" w:cs="Calibri" w:eastAsia="Calibri" w:hAnsi="Calibri"/>
+                <w:color w:val="1F2937"/>
+                <w:sz w:val="21"/>
+                <w:szCs w:val="21"/>
+              </w:rPr>
+              <w:t xml:space="preserve"> means the API is still running code from before PR #15). Signed in, Templates → row menu → Duplicate creates "&lt;name&gt; (copy)" as a draft and opens it.</w:t>
             </w:r>
           </w:p>
         </w:tc>

--- a/docs/CEP_Deployment_Guide.docx
+++ b/docs/CEP_Deployment_Guide.docx
@@ -43,7 +43,7 @@
           <w:sz w:val="21"/>
           <w:szCs w:val="21"/>
         </w:rPr>
-        <w:t xml:space="preserve">Version 1.6  ·  24 September 2026  ·  Repository: github.com/Git-aiintelekt/CEP (branch main)</w:t>
+        <w:t xml:space="preserve">Version 1.7  ·  25 September 2026  ·  Repository: github.com/Git-aiintelekt/CEP (branch main)</w:t>
       </w:r>
     </w:p>
     <w:p>
@@ -147,7 +147,7 @@
           <w:sz w:val="21"/>
           <w:szCs w:val="21"/>
         </w:rPr>
-        <w:t xml:space="preserve">Release status, 24 September 2026.  </w:t>
+        <w:t xml:space="preserve">Release status, 25 September 2026.  </w:t>
       </w:r>
       <w:r>
         <w:rPr>
@@ -166,7 +166,7 @@
           <w:sz w:val="21"/>
           <w:szCs w:val="21"/>
         </w:rPr>
-        <w:t xml:space="preserve"> is the branch of record and carries everything: the contact list and campaign modules, the shared UI restyle, the campaign calendar view, the idle session timeout, the receipt layout editor's API, the dashboard totals and campaign-results performance work, the public-address global parameter (patch 0018), and the template designer release (PR #15, commit </w:t>
+        <w:t xml:space="preserve"> is the branch of record and carries everything: the contact list and campaign modules, the shared UI restyle, the campaign calendar view, the idle session timeout, the receipt layout editor's API, the dashboard totals and campaign-results performance work, the public-address global parameter (patch 0018), the Templates landing page (merge commit </w:t>
       </w:r>
       <w:r>
         <w:rPr>
@@ -176,16 +176,16 @@
           <w:szCs w:val="19"/>
           <w:shd w:fill="EEF2F7" w:val="clear"/>
         </w:rPr>
-        <w:t xml:space="preserve">78f7788</w:t>
-      </w:r>
-      <w:r>
-        <w:rPr>
-          <w:rFonts w:ascii="Calibri" w:cs="Calibri" w:eastAsia="Calibri" w:hAnsi="Calibri"/>
-          <w:color w:val="1F2937"/>
-          <w:sz w:val="21"/>
-          <w:szCs w:val="21"/>
-        </w:rPr>
-        <w:t xml:space="preserve">): a new endpoint </w:t>
+        <w:t xml:space="preserve">b2f959e</w:t>
+      </w:r>
+      <w:r>
+        <w:rPr>
+          <w:rFonts w:ascii="Calibri" w:cs="Calibri" w:eastAsia="Calibri" w:hAnsi="Calibri"/>
+          <w:color w:val="1F2937"/>
+          <w:sz w:val="21"/>
+          <w:szCs w:val="21"/>
+        </w:rPr>
+        <w:t xml:space="preserve">: </w:t>
       </w:r>
       <w:r>
         <w:rPr>
@@ -195,16 +195,16 @@
           <w:szCs w:val="19"/>
           <w:shd w:fill="EEF2F7" w:val="clear"/>
         </w:rPr>
-        <w:t xml:space="preserve">POST /api/v1/templates/{id}/clone/</w:t>
-      </w:r>
-      <w:r>
-        <w:rPr>
-          <w:rFonts w:ascii="Calibri" w:cs="Calibri" w:eastAsia="Calibri" w:hAnsi="Calibri"/>
-          <w:color w:val="1F2937"/>
-          <w:sz w:val="21"/>
-          <w:szCs w:val="21"/>
-        </w:rPr>
-        <w:t xml:space="preserve"> that makes a DRAFT copy of a template (its latest design or message becomes version 1 of the copy; the Templates page calls it from the row menu's Duplicate), a fix for the false "saved by someone else (now at version 0)" conflict on every second designer save, and designer autosave. That release changes Python and frontend code only — no schema patch — so deploying it is a pull and a restart of </w:t>
+        <w:t xml:space="preserve">/templates</w:t>
+      </w:r>
+      <w:r>
+        <w:rPr>
+          <w:rFonts w:ascii="Calibri" w:cs="Calibri" w:eastAsia="Calibri" w:hAnsi="Calibri"/>
+          <w:color w:val="1F2937"/>
+          <w:sz w:val="21"/>
+          <w:szCs w:val="21"/>
+        </w:rPr>
+        <w:t xml:space="preserve"> is now a landing page with quick-create cards per channel and a template library in grid or list view — channel tabs, status filter, search, a preview dialog, and the CEP presets listed after the workspace's own templates; a preset is copied into a new draft entirely on the client through the existing create, design, message and receipt endpoints, so it needs no server change), and the template designer release (PR #15, commit </w:t>
       </w:r>
       <w:r>
         <w:rPr>
@@ -214,16 +214,16 @@
           <w:szCs w:val="19"/>
           <w:shd w:fill="EEF2F7" w:val="clear"/>
         </w:rPr>
-        <w:t xml:space="preserve">cep-api</w:t>
-      </w:r>
-      <w:r>
-        <w:rPr>
-          <w:rFonts w:ascii="Calibri" w:cs="Calibri" w:eastAsia="Calibri" w:hAnsi="Calibri"/>
-          <w:color w:val="1F2937"/>
-          <w:sz w:val="21"/>
-          <w:szCs w:val="21"/>
-        </w:rPr>
-        <w:t xml:space="preserve"> (section 3.3 for the general procedure). The dev server 10.0.0.43 (</w:t>
+        <w:t xml:space="preserve">78f7788</w:t>
+      </w:r>
+      <w:r>
+        <w:rPr>
+          <w:rFonts w:ascii="Calibri" w:cs="Calibri" w:eastAsia="Calibri" w:hAnsi="Calibri"/>
+          <w:color w:val="1F2937"/>
+          <w:sz w:val="21"/>
+          <w:szCs w:val="21"/>
+        </w:rPr>
+        <w:t xml:space="preserve">): a new endpoint </w:t>
       </w:r>
       <w:r>
         <w:rPr>
@@ -233,16 +233,16 @@
           <w:szCs w:val="19"/>
           <w:shd w:fill="EEF2F7" w:val="clear"/>
         </w:rPr>
-        <w:t xml:space="preserve">cepdev.aiintelekt.com</w:t>
-      </w:r>
-      <w:r>
-        <w:rPr>
-          <w:rFonts w:ascii="Calibri" w:cs="Calibri" w:eastAsia="Calibri" w:hAnsi="Calibri"/>
-          <w:color w:val="1F2937"/>
-          <w:sz w:val="21"/>
-          <w:szCs w:val="21"/>
-        </w:rPr>
-        <w:t xml:space="preserve">) deploys from </w:t>
+        <w:t xml:space="preserve">POST /api/v1/templates/{id}/clone/</w:t>
+      </w:r>
+      <w:r>
+        <w:rPr>
+          <w:rFonts w:ascii="Calibri" w:cs="Calibri" w:eastAsia="Calibri" w:hAnsi="Calibri"/>
+          <w:color w:val="1F2937"/>
+          <w:sz w:val="21"/>
+          <w:szCs w:val="21"/>
+        </w:rPr>
+        <w:t xml:space="preserve"> that makes a DRAFT copy of a template (its latest design or message becomes version 1 of the copy; the Templates page calls it from the row menu's Duplicate), a fix for the false "saved by someone else (now at version 0)" conflict on every second designer save, and designer autosave. Those two releases change Python and frontend code only — no schema patch — so deploying them is a pull, a frontend build and a restart of </w:t>
       </w:r>
       <w:r>
         <w:rPr>
@@ -252,16 +252,16 @@
           <w:szCs w:val="19"/>
           <w:shd w:fill="EEF2F7" w:val="clear"/>
         </w:rPr>
-        <w:t xml:space="preserve">main</w:t>
-      </w:r>
-      <w:r>
-        <w:rPr>
-          <w:rFonts w:ascii="Calibri" w:cs="Calibri" w:eastAsia="Calibri" w:hAnsi="Calibri"/>
-          <w:color w:val="1F2937"/>
-          <w:sz w:val="21"/>
-          <w:szCs w:val="21"/>
-        </w:rPr>
-        <w:t xml:space="preserve"> and runs it. Database patches 0001–0017 are applied to </w:t>
+        <w:t xml:space="preserve">cep-api</w:t>
+      </w:r>
+      <w:r>
+        <w:rPr>
+          <w:rFonts w:ascii="Calibri" w:cs="Calibri" w:eastAsia="Calibri" w:hAnsi="Calibri"/>
+          <w:color w:val="1F2937"/>
+          <w:sz w:val="21"/>
+          <w:szCs w:val="21"/>
+        </w:rPr>
+        <w:t xml:space="preserve"> (section 3.3 for the general procedure). The dev server 10.0.0.43 (</w:t>
       </w:r>
       <w:r>
         <w:rPr>
@@ -271,6 +271,44 @@
           <w:szCs w:val="19"/>
           <w:shd w:fill="EEF2F7" w:val="clear"/>
         </w:rPr>
+        <w:t xml:space="preserve">cepdev.aiintelekt.com</w:t>
+      </w:r>
+      <w:r>
+        <w:rPr>
+          <w:rFonts w:ascii="Calibri" w:cs="Calibri" w:eastAsia="Calibri" w:hAnsi="Calibri"/>
+          <w:color w:val="1F2937"/>
+          <w:sz w:val="21"/>
+          <w:szCs w:val="21"/>
+        </w:rPr>
+        <w:t xml:space="preserve">) deploys from </w:t>
+      </w:r>
+      <w:r>
+        <w:rPr>
+          <w:rFonts w:ascii="Consolas" w:cs="Consolas" w:eastAsia="Consolas" w:hAnsi="Consolas"/>
+          <w:color w:val="0F172A"/>
+          <w:sz w:val="19"/>
+          <w:szCs w:val="19"/>
+          <w:shd w:fill="EEF2F7" w:val="clear"/>
+        </w:rPr>
+        <w:t xml:space="preserve">main</w:t>
+      </w:r>
+      <w:r>
+        <w:rPr>
+          <w:rFonts w:ascii="Calibri" w:cs="Calibri" w:eastAsia="Calibri" w:hAnsi="Calibri"/>
+          <w:color w:val="1F2937"/>
+          <w:sz w:val="21"/>
+          <w:szCs w:val="21"/>
+        </w:rPr>
+        <w:t xml:space="preserve"> and runs all of it. Database patches 0001–0018 are applied to </w:t>
+      </w:r>
+      <w:r>
+        <w:rPr>
+          <w:rFonts w:ascii="Consolas" w:cs="Consolas" w:eastAsia="Consolas" w:hAnsi="Consolas"/>
+          <w:color w:val="0F172A"/>
+          <w:sz w:val="19"/>
+          <w:szCs w:val="19"/>
+          <w:shd w:fill="EEF2F7" w:val="clear"/>
+        </w:rPr>
         <w:t xml:space="preserve">cep_db</w:t>
       </w:r>
       <w:r>
@@ -280,7 +318,7 @@
           <w:sz w:val="21"/>
           <w:szCs w:val="21"/>
         </w:rPr>
-        <w:t xml:space="preserve">; 0018 is the one this release adds (section 3.1). Confirm the commit on </w:t>
+        <w:t xml:space="preserve"> (0018 on 25 September 2026); section 3.1 describes the same check for any other environment. Confirm the commit on </w:t>
       </w:r>
       <w:r>
         <w:rPr>
@@ -3425,7 +3463,7 @@
           <w:sz w:val="21"/>
           <w:szCs w:val="21"/>
         </w:rPr>
-        <w:t xml:space="preserve">The schema, all five DDL layers and patches 0001–0017 are already applied to </w:t>
+        <w:t xml:space="preserve">The schema, all five DDL layers and patches 0001–0018 are already applied to </w:t>
       </w:r>
       <w:r>
         <w:rPr>
@@ -3444,7 +3482,7 @@
           <w:sz w:val="21"/>
           <w:szCs w:val="21"/>
         </w:rPr>
-        <w:t xml:space="preserve">, and the three logins exist. Patch 0018 (the </w:t>
+        <w:t xml:space="preserve"> (0018, the </w:t>
       </w:r>
       <w:r>
         <w:rPr>
@@ -3463,7 +3501,7 @@
           <w:sz w:val="21"/>
           <w:szCs w:val="21"/>
         </w:rPr>
-        <w:t xml:space="preserve"> global parameter) ships with this release and is not yet applied as of this version of the guide: apply it with the release that brings the parameter live (section 3.3), then set the parameter (section 10). Nothing else has to be created. Two things to check from the new application server:</w:t>
+        <w:t xml:space="preserve"> global parameter, on 25 September 2026), and the three logins exist. Set the parameter itself in the back-office (section 10). Nothing else has to be created. Two things to check from the new application server:</w:t>
       </w:r>
     </w:p>
     <w:p>
@@ -10571,6 +10609,92 @@
                 <w:szCs w:val="21"/>
               </w:rPr>
               <w:t xml:space="preserve">Data of that tenant only.</w:t>
+            </w:r>
+          </w:p>
+        </w:tc>
+      </w:tr>
+      <w:tr>
+        <w:trPr>
+          <w:cantSplit/>
+        </w:trPr>
+        <w:tc>
+          <w:tcPr>
+            <w:tcW w:type="dxa" w:w="4200"/>
+            <w:tcBorders>
+              <w:top w:val="single" w:color="D1D5DB" w:sz="4"/>
+              <w:left w:val="single" w:color="D1D5DB" w:sz="4"/>
+              <w:bottom w:val="single" w:color="D1D5DB" w:sz="4"/>
+              <w:right w:val="single" w:color="D1D5DB" w:sz="4"/>
+            </w:tcBorders>
+            <w:tcMar>
+              <w:top w:type="dxa" w:w="70"/>
+              <w:left w:type="dxa" w:w="100"/>
+              <w:bottom w:type="dxa" w:w="70"/>
+              <w:right w:type="dxa" w:w="100"/>
+            </w:tcMar>
+          </w:tcPr>
+          <w:p>
+            <w:pPr>
+              <w:spacing w:after="30" w:line="260"/>
+            </w:pPr>
+            <w:r>
+              <w:rPr>
+                <w:rFonts w:ascii="Calibri" w:cs="Calibri" w:eastAsia="Calibri" w:hAnsi="Calibri"/>
+                <w:color w:val="1F2937"/>
+                <w:sz w:val="21"/>
+                <w:szCs w:val="21"/>
+              </w:rPr>
+              <w:t xml:space="preserve">Sign in as a tenant user with </w:t>
+            </w:r>
+            <w:r>
+              <w:rPr>
+                <w:rFonts w:ascii="Consolas" w:cs="Consolas" w:eastAsia="Consolas" w:hAnsi="Consolas"/>
+                <w:color w:val="0F172A"/>
+                <w:sz w:val="19"/>
+                <w:szCs w:val="19"/>
+                <w:shd w:fill="EEF2F7" w:val="clear"/>
+              </w:rPr>
+              <w:t xml:space="preserve">template.edit</w:t>
+            </w:r>
+            <w:r>
+              <w:rPr>
+                <w:rFonts w:ascii="Calibri" w:cs="Calibri" w:eastAsia="Calibri" w:hAnsi="Calibri"/>
+                <w:color w:val="1F2937"/>
+                <w:sz w:val="21"/>
+                <w:szCs w:val="21"/>
+              </w:rPr>
+              <w:t xml:space="preserve">, open Templates</w:t>
+            </w:r>
+          </w:p>
+        </w:tc>
+        <w:tc>
+          <w:tcPr>
+            <w:tcW w:type="dxa" w:w="4826"/>
+            <w:tcBorders>
+              <w:top w:val="single" w:color="D1D5DB" w:sz="4"/>
+              <w:left w:val="single" w:color="D1D5DB" w:sz="4"/>
+              <w:bottom w:val="single" w:color="D1D5DB" w:sz="4"/>
+              <w:right w:val="single" w:color="D1D5DB" w:sz="4"/>
+            </w:tcBorders>
+            <w:tcMar>
+              <w:top w:type="dxa" w:w="70"/>
+              <w:left w:type="dxa" w:w="100"/>
+              <w:bottom w:type="dxa" w:w="70"/>
+              <w:right w:type="dxa" w:w="100"/>
+            </w:tcMar>
+          </w:tcPr>
+          <w:p>
+            <w:pPr>
+              <w:spacing w:after="30" w:line="260"/>
+            </w:pPr>
+            <w:r>
+              <w:rPr>
+                <w:rFonts w:ascii="Calibri" w:cs="Calibri" w:eastAsia="Calibri" w:hAnsi="Calibri"/>
+                <w:color w:val="1F2937"/>
+                <w:sz w:val="21"/>
+                <w:szCs w:val="21"/>
+              </w:rPr>
+              <w:t xml:space="preserve">The landing page: quick-create cards for the channels the workspace can use, then "Your Templates" with the workspace's templates followed by the CEP presets (a preset opens a preview whose footer copies it into a draft). Each template's ⋮ menu offers Preview, Open, Duplicate and Delete.</w:t>
             </w:r>
           </w:p>
         </w:tc>

--- a/docs/CEP_Deployment_Guide.docx
+++ b/docs/CEP_Deployment_Guide.docx
@@ -43,7 +43,7 @@
           <w:sz w:val="21"/>
           <w:szCs w:val="21"/>
         </w:rPr>
-        <w:t xml:space="preserve">Version 1.7  ·  25 September 2026  ·  Repository: github.com/Git-aiintelekt/CEP (branch main)</w:t>
+        <w:t xml:space="preserve">Version 1.8  ·  26 September 2026  ·  Repository: github.com/Git-aiintelekt/CEP (branch main)</w:t>
       </w:r>
     </w:p>
     <w:p>
@@ -147,7 +147,16 @@
           <w:sz w:val="21"/>
           <w:szCs w:val="21"/>
         </w:rPr>
-        <w:t xml:space="preserve">Release status, 25 September 2026.  </w:t>
+        <w:t xml:space="preserve">Release status, 26 September 2026.  </w:t>
+      </w:r>
+      <w:r>
+        <w:rPr>
+          <w:rFonts w:ascii="Calibri" w:cs="Calibri" w:eastAsia="Calibri" w:hAnsi="Calibri"/>
+          <w:color w:val="1F2937"/>
+          <w:sz w:val="21"/>
+          <w:szCs w:val="21"/>
+        </w:rPr>
+        <w:t xml:space="preserve">The integration bridge (branch </w:t>
       </w:r>
       <w:r>
         <w:rPr>
@@ -157,6 +166,63 @@
           <w:szCs w:val="19"/>
           <w:shd w:fill="EEF2F7" w:val="clear"/>
         </w:rPr>
+        <w:t xml:space="preserve">integration-bridge</w:t>
+      </w:r>
+      <w:r>
+        <w:rPr>
+          <w:rFonts w:ascii="Calibri" w:cs="Calibri" w:eastAsia="Calibri" w:hAnsi="Calibri"/>
+          <w:color w:val="1F2937"/>
+          <w:sz w:val="21"/>
+          <w:szCs w:val="21"/>
+        </w:rPr>
+        <w:t xml:space="preserve">, patch 0019) is the release this version documents: every call to or from an outside system — the point of sale sending receipts in, Postal / SendGrid / the text engine carrying messages out, and the providers' callbacks — is throttled, protected by a circuit breaker and written to a per-tenant integration log with the request and the answer (credentials and card numbers masked). It adds three tables, four global parameters, a scheduled job (</w:t>
+      </w:r>
+      <w:r>
+        <w:rPr>
+          <w:rFonts w:ascii="Consolas" w:cs="Consolas" w:eastAsia="Consolas" w:hAnsi="Consolas"/>
+          <w:color w:val="0F172A"/>
+          <w:sz w:val="19"/>
+          <w:szCs w:val="19"/>
+          <w:shd w:fill="EEF2F7" w:val="clear"/>
+        </w:rPr>
+        <w:t xml:space="preserve">rollup-integration-metrics</w:t>
+      </w:r>
+      <w:r>
+        <w:rPr>
+          <w:rFonts w:ascii="Calibri" w:cs="Calibri" w:eastAsia="Calibri" w:hAnsi="Calibri"/>
+          <w:color w:val="1F2937"/>
+          <w:sz w:val="21"/>
+          <w:szCs w:val="21"/>
+        </w:rPr>
+        <w:t xml:space="preserve">), a health check (Integrations), the back-office pages Integrations and Integration log, the tenant page Settings → Integrations and the endpoints under </w:t>
+      </w:r>
+      <w:r>
+        <w:rPr>
+          <w:rFonts w:ascii="Consolas" w:cs="Consolas" w:eastAsia="Consolas" w:hAnsi="Consolas"/>
+          <w:color w:val="0F172A"/>
+          <w:sz w:val="19"/>
+          <w:szCs w:val="19"/>
+          <w:shd w:fill="EEF2F7" w:val="clear"/>
+        </w:rPr>
+        <w:t xml:space="preserve">/api/v1/integrations/</w:t>
+      </w:r>
+      <w:r>
+        <w:rPr>
+          <w:rFonts w:ascii="Calibri" w:cs="Calibri" w:eastAsia="Calibri" w:hAnsi="Calibri"/>
+          <w:color w:val="1F2937"/>
+          <w:sz w:val="21"/>
+          <w:szCs w:val="21"/>
+        </w:rPr>
+        <w:t xml:space="preserve">. Deploying it is patch 0019 (section 3.3), then the usual pull, build and restart. </w:t>
+      </w:r>
+      <w:r>
+        <w:rPr>
+          <w:rFonts w:ascii="Consolas" w:cs="Consolas" w:eastAsia="Consolas" w:hAnsi="Consolas"/>
+          <w:color w:val="0F172A"/>
+          <w:sz w:val="19"/>
+          <w:szCs w:val="19"/>
+          <w:shd w:fill="EEF2F7" w:val="clear"/>
+        </w:rPr>
         <w:t xml:space="preserve">main</w:t>
       </w:r>
       <w:r>
@@ -166,7 +232,7 @@
           <w:sz w:val="21"/>
           <w:szCs w:val="21"/>
         </w:rPr>
-        <w:t xml:space="preserve"> is the branch of record and carries everything: the contact list and campaign modules, the shared UI restyle, the campaign calendar view, the idle session timeout, the receipt layout editor's API, the dashboard totals and campaign-results performance work, the public-address global parameter (patch 0018), the Templates landing page (merge commit </w:t>
+        <w:t xml:space="preserve"> is the branch of record and carries everything before it: the contact list and campaign modules, the shared UI restyle, the campaign calendar view, the idle session timeout, the receipt layout editor's API, the dashboard totals and campaign-results performance work, the public-address global parameter (patch 0018), the Templates landing page (merge commit </w:t>
       </w:r>
       <w:r>
         <w:rPr>
@@ -3501,7 +3567,122 @@
           <w:sz w:val="21"/>
           <w:szCs w:val="21"/>
         </w:rPr>
-        <w:t xml:space="preserve"> global parameter, on 25 September 2026), and the three logins exist. Set the parameter itself in the back-office (section 10). Nothing else has to be created. Two things to check from the new application server:</w:t>
+        <w:t xml:space="preserve"> global parameter, on 25 September 2026), and the three logins exist. Patch 0019 (the integration bridge: </w:t>
+      </w:r>
+      <w:r>
+        <w:rPr>
+          <w:rFonts w:ascii="Consolas" w:cs="Consolas" w:eastAsia="Consolas" w:hAnsi="Consolas"/>
+          <w:color w:val="0F172A"/>
+          <w:sz w:val="19"/>
+          <w:szCs w:val="19"/>
+          <w:shd w:fill="EEF2F7" w:val="clear"/>
+        </w:rPr>
+        <w:t xml:space="preserve">integration</w:t>
+      </w:r>
+      <w:r>
+        <w:rPr>
+          <w:rFonts w:ascii="Calibri" w:cs="Calibri" w:eastAsia="Calibri" w:hAnsi="Calibri"/>
+          <w:color w:val="1F2937"/>
+          <w:sz w:val="21"/>
+          <w:szCs w:val="21"/>
+        </w:rPr>
+        <w:t xml:space="preserve">, </w:t>
+      </w:r>
+      <w:r>
+        <w:rPr>
+          <w:rFonts w:ascii="Consolas" w:cs="Consolas" w:eastAsia="Consolas" w:hAnsi="Consolas"/>
+          <w:color w:val="0F172A"/>
+          <w:sz w:val="19"/>
+          <w:szCs w:val="19"/>
+          <w:shd w:fill="EEF2F7" w:val="clear"/>
+        </w:rPr>
+        <w:t xml:space="preserve">integration_log</w:t>
+      </w:r>
+      <w:r>
+        <w:rPr>
+          <w:rFonts w:ascii="Calibri" w:cs="Calibri" w:eastAsia="Calibri" w:hAnsi="Calibri"/>
+          <w:color w:val="1F2937"/>
+          <w:sz w:val="21"/>
+          <w:szCs w:val="21"/>
+        </w:rPr>
+        <w:t xml:space="preserve">, </w:t>
+      </w:r>
+      <w:r>
+        <w:rPr>
+          <w:rFonts w:ascii="Consolas" w:cs="Consolas" w:eastAsia="Consolas" w:hAnsi="Consolas"/>
+          <w:color w:val="0F172A"/>
+          <w:sz w:val="19"/>
+          <w:szCs w:val="19"/>
+          <w:shd w:fill="EEF2F7" w:val="clear"/>
+        </w:rPr>
+        <w:t xml:space="preserve">integration_metric</w:t>
+      </w:r>
+      <w:r>
+        <w:rPr>
+          <w:rFonts w:ascii="Calibri" w:cs="Calibri" w:eastAsia="Calibri" w:hAnsi="Calibri"/>
+          <w:color w:val="1F2937"/>
+          <w:sz w:val="21"/>
+          <w:szCs w:val="21"/>
+        </w:rPr>
+        <w:t xml:space="preserve">, the log's monthly partitions per tenant and four </w:t>
+      </w:r>
+      <w:r>
+        <w:rPr>
+          <w:rFonts w:ascii="Consolas" w:cs="Consolas" w:eastAsia="Consolas" w:hAnsi="Consolas"/>
+          <w:color w:val="0F172A"/>
+          <w:sz w:val="19"/>
+          <w:szCs w:val="19"/>
+          <w:shd w:fill="EEF2F7" w:val="clear"/>
+        </w:rPr>
+        <w:t xml:space="preserve">integrations.*</w:t>
+      </w:r>
+      <w:r>
+        <w:rPr>
+          <w:rFonts w:ascii="Calibri" w:cs="Calibri" w:eastAsia="Calibri" w:hAnsi="Calibri"/>
+          <w:color w:val="1F2937"/>
+          <w:sz w:val="21"/>
+          <w:szCs w:val="21"/>
+        </w:rPr>
+        <w:t xml:space="preserve"> parameters) is </w:t>
+      </w:r>
+      <w:r>
+        <w:rPr>
+          <w:rFonts w:ascii="Calibri" w:cs="Calibri" w:eastAsia="Calibri" w:hAnsi="Calibri"/>
+          <w:b/>
+          <w:bCs/>
+          <w:color w:val="1F2937"/>
+          <w:sz w:val="21"/>
+          <w:szCs w:val="21"/>
+        </w:rPr>
+        <w:t xml:space="preserve">not yet applied</w:t>
+      </w:r>
+      <w:r>
+        <w:rPr>
+          <w:rFonts w:ascii="Calibri" w:cs="Calibri" w:eastAsia="Calibri" w:hAnsi="Calibri"/>
+          <w:color w:val="1F2937"/>
+          <w:sz w:val="21"/>
+          <w:szCs w:val="21"/>
+        </w:rPr>
+        <w:t xml:space="preserve"> to </w:t>
+      </w:r>
+      <w:r>
+        <w:rPr>
+          <w:rFonts w:ascii="Consolas" w:cs="Consolas" w:eastAsia="Consolas" w:hAnsi="Consolas"/>
+          <w:color w:val="0F172A"/>
+          <w:sz w:val="19"/>
+          <w:szCs w:val="19"/>
+          <w:shd w:fill="EEF2F7" w:val="clear"/>
+        </w:rPr>
+        <w:t xml:space="preserve">cep_db</w:t>
+      </w:r>
+      <w:r>
+        <w:rPr>
+          <w:rFonts w:ascii="Calibri" w:cs="Calibri" w:eastAsia="Calibri" w:hAnsi="Calibri"/>
+          <w:color w:val="1F2937"/>
+          <w:sz w:val="21"/>
+          <w:szCs w:val="21"/>
+        </w:rPr>
+        <w:t xml:space="preserve">: apply it with the release that carries it (section 3.3), before restarting the API — the new code reads those tables on every receipt call and every send. Set the parameter itself in the back-office (section 10). Nothing else has to be created. Two things to check from the new application server:</w:t>
       </w:r>
     </w:p>
     <w:p>
@@ -4146,7 +4327,59 @@
           <w:sz w:val="17"/>
           <w:szCs w:val="17"/>
         </w:rPr>
-        <w:t xml:space="preserve">psql "$OWNER_URL" -v ON_ERROR_STOP=1 -f 0008_smtp_delivery_provider.sql</w:t>
+        <w:t xml:space="preserve">psql "$OWNER_URL" -v ON_ERROR_STOP=1 -f 0019_integration_bridge.sql</w:t>
+      </w:r>
+    </w:p>
+    <w:p>
+      <w:pPr>
+        <w:spacing w:after="120" w:line="288"/>
+      </w:pPr>
+      <w:r>
+        <w:rPr>
+          <w:rFonts w:ascii="Calibri" w:cs="Calibri" w:eastAsia="Calibri" w:hAnsi="Calibri"/>
+          <w:color w:val="1F2937"/>
+          <w:sz w:val="21"/>
+          <w:szCs w:val="21"/>
+        </w:rPr>
+        <w:t xml:space="preserve">Patch 0019 provisions an </w:t>
+      </w:r>
+      <w:r>
+        <w:rPr>
+          <w:rFonts w:ascii="Consolas" w:cs="Consolas" w:eastAsia="Consolas" w:hAnsi="Consolas"/>
+          <w:color w:val="0F172A"/>
+          <w:sz w:val="19"/>
+          <w:szCs w:val="19"/>
+          <w:shd w:fill="EEF2F7" w:val="clear"/>
+        </w:rPr>
+        <w:t xml:space="preserve">integration_log</w:t>
+      </w:r>
+      <w:r>
+        <w:rPr>
+          <w:rFonts w:ascii="Calibri" w:cs="Calibri" w:eastAsia="Calibri" w:hAnsi="Calibri"/>
+          <w:color w:val="1F2937"/>
+          <w:sz w:val="21"/>
+          <w:szCs w:val="21"/>
+        </w:rPr>
+        <w:t xml:space="preserve"> partition for every existing tenant and registers the table with the partition retention policy (monthly partitions, kept 3 months), so tenants created afterwards get theirs from the usual onboarding and the nightly partition job. Verify with </w:t>
+      </w:r>
+      <w:r>
+        <w:rPr>
+          <w:rFonts w:ascii="Consolas" w:cs="Consolas" w:eastAsia="Consolas" w:hAnsi="Consolas"/>
+          <w:color w:val="0F172A"/>
+          <w:sz w:val="19"/>
+          <w:szCs w:val="19"/>
+          <w:shd w:fill="EEF2F7" w:val="clear"/>
+        </w:rPr>
+        <w:t xml:space="preserve">select count(*) from integration where 1=0; select key from platform_setting where key like 'integrations.%';</w:t>
+      </w:r>
+      <w:r>
+        <w:rPr>
+          <w:rFonts w:ascii="Calibri" w:cs="Calibri" w:eastAsia="Calibri" w:hAnsi="Calibri"/>
+          <w:color w:val="1F2937"/>
+          <w:sz w:val="21"/>
+          <w:szCs w:val="21"/>
+        </w:rPr>
+        <w:t xml:space="preserve"> — four rows.</w:t>
       </w:r>
     </w:p>
     <w:p>
@@ -9886,6 +10119,188 @@
           <w:sz w:val="21"/>
           <w:szCs w:val="21"/>
         </w:rPr>
+        <w:t xml:space="preserve">Integrations (patch 0019 and newer).</w:t>
+      </w:r>
+      <w:r>
+        <w:rPr>
+          <w:rFonts w:ascii="Calibri" w:cs="Calibri" w:eastAsia="Calibri" w:hAnsi="Calibri"/>
+          <w:color w:val="1F2937"/>
+          <w:sz w:val="21"/>
+          <w:szCs w:val="21"/>
+        </w:rPr>
+        <w:t xml:space="preserve"> Configuration → Global parameters: </w:t>
+      </w:r>
+      <w:r>
+        <w:rPr>
+          <w:rFonts w:ascii="Consolas" w:cs="Consolas" w:eastAsia="Consolas" w:hAnsi="Consolas"/>
+          <w:color w:val="0F172A"/>
+          <w:sz w:val="19"/>
+          <w:szCs w:val="19"/>
+          <w:shd w:fill="EEF2F7" w:val="clear"/>
+        </w:rPr>
+        <w:t xml:space="preserve">integrations.inbound_per_minute</w:t>
+      </w:r>
+      <w:r>
+        <w:rPr>
+          <w:rFonts w:ascii="Calibri" w:cs="Calibri" w:eastAsia="Calibri" w:hAnsi="Calibri"/>
+          <w:color w:val="1F2937"/>
+          <w:sz w:val="21"/>
+          <w:szCs w:val="21"/>
+        </w:rPr>
+        <w:t xml:space="preserve"> is the plan table of receipt calls a workspace may make per minute (</w:t>
+      </w:r>
+      <w:r>
+        <w:rPr>
+          <w:rFonts w:ascii="Consolas" w:cs="Consolas" w:eastAsia="Consolas" w:hAnsi="Consolas"/>
+          <w:color w:val="0F172A"/>
+          <w:sz w:val="19"/>
+          <w:szCs w:val="19"/>
+          <w:shd w:fill="EEF2F7" w:val="clear"/>
+        </w:rPr>
+        <w:t xml:space="preserve">{"STARTER": 60, "GROWTH": 600, "ENTERPRISE": null, "default": 60}</w:t>
+      </w:r>
+      <w:r>
+        <w:rPr>
+          <w:rFonts w:ascii="Calibri" w:cs="Calibri" w:eastAsia="Calibri" w:hAnsi="Calibri"/>
+          <w:color w:val="1F2937"/>
+          <w:sz w:val="21"/>
+          <w:szCs w:val="21"/>
+        </w:rPr>
+        <w:t xml:space="preserve">; </w:t>
+      </w:r>
+      <w:r>
+        <w:rPr>
+          <w:rFonts w:ascii="Consolas" w:cs="Consolas" w:eastAsia="Consolas" w:hAnsi="Consolas"/>
+          <w:color w:val="0F172A"/>
+          <w:sz w:val="19"/>
+          <w:szCs w:val="19"/>
+          <w:shd w:fill="EEF2F7" w:val="clear"/>
+        </w:rPr>
+        <w:t xml:space="preserve">null</w:t>
+      </w:r>
+      <w:r>
+        <w:rPr>
+          <w:rFonts w:ascii="Calibri" w:cs="Calibri" w:eastAsia="Calibri" w:hAnsi="Calibri"/>
+          <w:color w:val="1F2937"/>
+          <w:sz w:val="21"/>
+          <w:szCs w:val="21"/>
+        </w:rPr>
+        <w:t xml:space="preserve"> = no limit), </w:t>
+      </w:r>
+      <w:r>
+        <w:rPr>
+          <w:rFonts w:ascii="Consolas" w:cs="Consolas" w:eastAsia="Consolas" w:hAnsi="Consolas"/>
+          <w:color w:val="0F172A"/>
+          <w:sz w:val="19"/>
+          <w:szCs w:val="19"/>
+          <w:shd w:fill="EEF2F7" w:val="clear"/>
+        </w:rPr>
+        <w:t xml:space="preserve">integrations.log_body_max_bytes</w:t>
+      </w:r>
+      <w:r>
+        <w:rPr>
+          <w:rFonts w:ascii="Calibri" w:cs="Calibri" w:eastAsia="Calibri" w:hAnsi="Calibri"/>
+          <w:color w:val="1F2937"/>
+          <w:sz w:val="21"/>
+          <w:szCs w:val="21"/>
+        </w:rPr>
+        <w:t xml:space="preserve"> (65536) caps a stored request or response body, </w:t>
+      </w:r>
+      <w:r>
+        <w:rPr>
+          <w:rFonts w:ascii="Consolas" w:cs="Consolas" w:eastAsia="Consolas" w:hAnsi="Consolas"/>
+          <w:color w:val="0F172A"/>
+          <w:sz w:val="19"/>
+          <w:szCs w:val="19"/>
+          <w:shd w:fill="EEF2F7" w:val="clear"/>
+        </w:rPr>
+        <w:t xml:space="preserve">integrations.log_retention_days</w:t>
+      </w:r>
+      <w:r>
+        <w:rPr>
+          <w:rFonts w:ascii="Calibri" w:cs="Calibri" w:eastAsia="Calibri" w:hAnsi="Calibri"/>
+          <w:color w:val="1F2937"/>
+          <w:sz w:val="21"/>
+          <w:szCs w:val="21"/>
+        </w:rPr>
+        <w:t xml:space="preserve"> (90) and </w:t>
+      </w:r>
+      <w:r>
+        <w:rPr>
+          <w:rFonts w:ascii="Consolas" w:cs="Consolas" w:eastAsia="Consolas" w:hAnsi="Consolas"/>
+          <w:color w:val="0F172A"/>
+          <w:sz w:val="19"/>
+          <w:szCs w:val="19"/>
+          <w:shd w:fill="EEF2F7" w:val="clear"/>
+        </w:rPr>
+        <w:t xml:space="preserve">integrations.metric_retention_months</w:t>
+      </w:r>
+      <w:r>
+        <w:rPr>
+          <w:rFonts w:ascii="Calibri" w:cs="Calibri" w:eastAsia="Calibri" w:hAnsi="Calibri"/>
+          <w:color w:val="1F2937"/>
+          <w:sz w:val="21"/>
+          <w:szCs w:val="21"/>
+        </w:rPr>
+        <w:t xml:space="preserve"> (13) are the retention defaults. A workspace's own limits, breaker and log policy are edited under Integrations in the back-office: its records appear there at its first call (or its onboarding), one for POS receipts and one per sending engine. Every API key already has its own </w:t>
+      </w:r>
+      <w:r>
+        <w:rPr>
+          <w:rFonts w:ascii="Consolas" w:cs="Consolas" w:eastAsia="Consolas" w:hAnsi="Consolas"/>
+          <w:color w:val="0F172A"/>
+          <w:sz w:val="19"/>
+          <w:szCs w:val="19"/>
+          <w:shd w:fill="EEF2F7" w:val="clear"/>
+        </w:rPr>
+        <w:t xml:space="preserve">rate_limit_per_minute</w:t>
+      </w:r>
+      <w:r>
+        <w:rPr>
+          <w:rFonts w:ascii="Calibri" w:cs="Calibri" w:eastAsia="Calibri" w:hAnsi="Calibri"/>
+          <w:color w:val="1F2937"/>
+          <w:sz w:val="21"/>
+          <w:szCs w:val="21"/>
+        </w:rPr>
+        <w:t xml:space="preserve">; from this release it is enforced (429 with </w:t>
+      </w:r>
+      <w:r>
+        <w:rPr>
+          <w:rFonts w:ascii="Consolas" w:cs="Consolas" w:eastAsia="Consolas" w:hAnsi="Consolas"/>
+          <w:color w:val="0F172A"/>
+          <w:sz w:val="19"/>
+          <w:szCs w:val="19"/>
+          <w:shd w:fill="EEF2F7" w:val="clear"/>
+        </w:rPr>
+        <w:t xml:space="preserve">Retry-After</w:t>
+      </w:r>
+      <w:r>
+        <w:rPr>
+          <w:rFonts w:ascii="Calibri" w:cs="Calibri" w:eastAsia="Calibri" w:hAnsi="Calibri"/>
+          <w:color w:val="1F2937"/>
+          <w:sz w:val="21"/>
+          <w:szCs w:val="21"/>
+        </w:rPr>
+        <w:t xml:space="preserve">) instead of being informational.</w:t>
+      </w:r>
+    </w:p>
+    <w:p>
+      <w:pPr>
+        <w:pStyle w:val="ListParagraph"/>
+        <w:numPr>
+          <w:ilvl w:val="0"/>
+          <w:numId w:val="4"/>
+        </w:numPr>
+        <w:spacing w:after="80" w:line="280"/>
+      </w:pPr>
+      <w:r>
+        <w:rPr>
+          <w:rFonts w:ascii="Calibri" w:cs="Calibri" w:eastAsia="Calibri" w:hAnsi="Calibri"/>
+          <w:b/>
+          <w:bCs/>
+          <w:color w:val="1F2937"/>
+          <w:sz w:val="21"/>
+          <w:szCs w:val="21"/>
+        </w:rPr>
         <w:t xml:space="preserve">Idle sign-out (patch 0016 and newer).</w:t>
       </w:r>
       <w:r>
@@ -10445,7 +10860,266 @@
                 <w:sz w:val="21"/>
                 <w:szCs w:val="21"/>
               </w:rPr>
-              <w:t xml:space="preserve">Database, Tenant isolation, Migrations, Partitions, Cache, Workers, Email, Secrets at rest and Configuration are green; Scheduled jobs become "Healthy" within their interval.</w:t>
+              <w:t xml:space="preserve">Database, Tenant isolation, Migrations, Partitions, Cache, Workers, Email, Secrets at rest, Configuration and Integrations are green; Scheduled jobs become "Healthy" within their interval (</w:t>
+            </w:r>
+            <w:r>
+              <w:rPr>
+                <w:rFonts w:ascii="Consolas" w:cs="Consolas" w:eastAsia="Consolas" w:hAnsi="Consolas"/>
+                <w:color w:val="0F172A"/>
+                <w:sz w:val="19"/>
+                <w:szCs w:val="19"/>
+                <w:shd w:fill="EEF2F7" w:val="clear"/>
+              </w:rPr>
+              <w:t xml:space="preserve">rollup-integration-metrics</w:t>
+            </w:r>
+            <w:r>
+              <w:rPr>
+                <w:rFonts w:ascii="Calibri" w:cs="Calibri" w:eastAsia="Calibri" w:hAnsi="Calibri"/>
+                <w:color w:val="1F2937"/>
+                <w:sz w:val="21"/>
+                <w:szCs w:val="21"/>
+              </w:rPr>
+              <w:t xml:space="preserve"> runs every 5 minutes).</w:t>
+            </w:r>
+          </w:p>
+        </w:tc>
+      </w:tr>
+      <w:tr>
+        <w:trPr>
+          <w:cantSplit/>
+        </w:trPr>
+        <w:tc>
+          <w:tcPr>
+            <w:tcW w:type="dxa" w:w="4200"/>
+            <w:tcBorders>
+              <w:top w:val="single" w:color="D1D5DB" w:sz="4"/>
+              <w:left w:val="single" w:color="D1D5DB" w:sz="4"/>
+              <w:bottom w:val="single" w:color="D1D5DB" w:sz="4"/>
+              <w:right w:val="single" w:color="D1D5DB" w:sz="4"/>
+            </w:tcBorders>
+            <w:tcMar>
+              <w:top w:type="dxa" w:w="70"/>
+              <w:left w:type="dxa" w:w="100"/>
+              <w:bottom w:type="dxa" w:w="70"/>
+              <w:right w:type="dxa" w:w="100"/>
+            </w:tcMar>
+          </w:tcPr>
+          <w:p>
+            <w:pPr>
+              <w:spacing w:after="30" w:line="260"/>
+            </w:pPr>
+            <w:r>
+              <w:rPr>
+                <w:rFonts w:ascii="Consolas" w:cs="Consolas" w:eastAsia="Consolas" w:hAnsi="Consolas"/>
+                <w:color w:val="0F172A"/>
+                <w:sz w:val="19"/>
+                <w:szCs w:val="19"/>
+                <w:shd w:fill="EEF2F7" w:val="clear"/>
+              </w:rPr>
+              <w:t xml:space="preserve">curl -s -o /dev/null -w "%{http_code}" -H "X-Tenant: &lt;workspace code&gt;" https://app.cep.example.com/api/v1/integrations/</w:t>
+            </w:r>
+          </w:p>
+        </w:tc>
+        <w:tc>
+          <w:tcPr>
+            <w:tcW w:type="dxa" w:w="4826"/>
+            <w:tcBorders>
+              <w:top w:val="single" w:color="D1D5DB" w:sz="4"/>
+              <w:left w:val="single" w:color="D1D5DB" w:sz="4"/>
+              <w:bottom w:val="single" w:color="D1D5DB" w:sz="4"/>
+              <w:right w:val="single" w:color="D1D5DB" w:sz="4"/>
+            </w:tcBorders>
+            <w:tcMar>
+              <w:top w:type="dxa" w:w="70"/>
+              <w:left w:type="dxa" w:w="100"/>
+              <w:bottom w:type="dxa" w:w="70"/>
+              <w:right w:type="dxa" w:w="100"/>
+            </w:tcMar>
+          </w:tcPr>
+          <w:p>
+            <w:pPr>
+              <w:spacing w:after="30" w:line="260"/>
+            </w:pPr>
+            <w:r>
+              <w:rPr>
+                <w:rFonts w:ascii="Consolas" w:cs="Consolas" w:eastAsia="Consolas" w:hAnsi="Consolas"/>
+                <w:color w:val="0F172A"/>
+                <w:sz w:val="19"/>
+                <w:szCs w:val="19"/>
+                <w:shd w:fill="EEF2F7" w:val="clear"/>
+              </w:rPr>
+              <w:t xml:space="preserve">401</w:t>
+            </w:r>
+            <w:r>
+              <w:rPr>
+                <w:rFonts w:ascii="Calibri" w:cs="Calibri" w:eastAsia="Calibri" w:hAnsi="Calibri"/>
+                <w:color w:val="1F2937"/>
+                <w:sz w:val="21"/>
+                <w:szCs w:val="21"/>
+              </w:rPr>
+              <w:t xml:space="preserve"> — the integrations routes are served (a </w:t>
+            </w:r>
+            <w:r>
+              <w:rPr>
+                <w:rFonts w:ascii="Consolas" w:cs="Consolas" w:eastAsia="Consolas" w:hAnsi="Consolas"/>
+                <w:color w:val="0F172A"/>
+                <w:sz w:val="19"/>
+                <w:szCs w:val="19"/>
+                <w:shd w:fill="EEF2F7" w:val="clear"/>
+              </w:rPr>
+              <w:t xml:space="preserve">404</w:t>
+            </w:r>
+            <w:r>
+              <w:rPr>
+                <w:rFonts w:ascii="Calibri" w:cs="Calibri" w:eastAsia="Calibri" w:hAnsi="Calibri"/>
+                <w:color w:val="1F2937"/>
+                <w:sz w:val="21"/>
+                <w:szCs w:val="21"/>
+              </w:rPr>
+              <w:t xml:space="preserve"> means the API is still running code from before the bridge). Signed in with </w:t>
+            </w:r>
+            <w:r>
+              <w:rPr>
+                <w:rFonts w:ascii="Consolas" w:cs="Consolas" w:eastAsia="Consolas" w:hAnsi="Consolas"/>
+                <w:color w:val="0F172A"/>
+                <w:sz w:val="19"/>
+                <w:szCs w:val="19"/>
+                <w:shd w:fill="EEF2F7" w:val="clear"/>
+              </w:rPr>
+              <w:t xml:space="preserve">provider.edit</w:t>
+            </w:r>
+            <w:r>
+              <w:rPr>
+                <w:rFonts w:ascii="Calibri" w:cs="Calibri" w:eastAsia="Calibri" w:hAnsi="Calibri"/>
+                <w:color w:val="1F2937"/>
+                <w:sz w:val="21"/>
+                <w:szCs w:val="21"/>
+              </w:rPr>
+              <w:t xml:space="preserve">, Settings → Integrations shows a card per integration (POS receipts, each sending engine) with the last day's calls, failure rate, p95 and throttled count, and the call log below it; opening a call shows the request and the answer with credentials and card numbers masked.</w:t>
+            </w:r>
+          </w:p>
+        </w:tc>
+      </w:tr>
+      <w:tr>
+        <w:trPr>
+          <w:cantSplit/>
+        </w:trPr>
+        <w:tc>
+          <w:tcPr>
+            <w:tcW w:type="dxa" w:w="4200"/>
+            <w:tcBorders>
+              <w:top w:val="single" w:color="D1D5DB" w:sz="4"/>
+              <w:left w:val="single" w:color="D1D5DB" w:sz="4"/>
+              <w:bottom w:val="single" w:color="D1D5DB" w:sz="4"/>
+              <w:right w:val="single" w:color="D1D5DB" w:sz="4"/>
+            </w:tcBorders>
+            <w:tcMar>
+              <w:top w:type="dxa" w:w="70"/>
+              <w:left w:type="dxa" w:w="100"/>
+              <w:bottom w:type="dxa" w:w="70"/>
+              <w:right w:type="dxa" w:w="100"/>
+            </w:tcMar>
+          </w:tcPr>
+          <w:p>
+            <w:pPr>
+              <w:spacing w:after="30" w:line="260"/>
+            </w:pPr>
+            <w:r>
+              <w:rPr>
+                <w:rFonts w:ascii="Calibri" w:cs="Calibri" w:eastAsia="Calibri" w:hAnsi="Calibri"/>
+                <w:color w:val="1F2937"/>
+                <w:sz w:val="21"/>
+                <w:szCs w:val="21"/>
+              </w:rPr>
+              <w:t xml:space="preserve">Send one receipt from the POS (or </w:t>
+            </w:r>
+            <w:r>
+              <w:rPr>
+                <w:rFonts w:ascii="Consolas" w:cs="Consolas" w:eastAsia="Consolas" w:hAnsi="Consolas"/>
+                <w:color w:val="0F172A"/>
+                <w:sz w:val="19"/>
+                <w:szCs w:val="19"/>
+                <w:shd w:fill="EEF2F7" w:val="clear"/>
+              </w:rPr>
+              <w:t xml:space="preserve">POST /api/v1/receipts/send/</w:t>
+            </w:r>
+            <w:r>
+              <w:rPr>
+                <w:rFonts w:ascii="Calibri" w:cs="Calibri" w:eastAsia="Calibri" w:hAnsi="Calibri"/>
+                <w:color w:val="1F2937"/>
+                <w:sz w:val="21"/>
+                <w:szCs w:val="21"/>
+              </w:rPr>
+              <w:t xml:space="preserve"> with an API key)</w:t>
+            </w:r>
+          </w:p>
+        </w:tc>
+        <w:tc>
+          <w:tcPr>
+            <w:tcW w:type="dxa" w:w="4826"/>
+            <w:tcBorders>
+              <w:top w:val="single" w:color="D1D5DB" w:sz="4"/>
+              <w:left w:val="single" w:color="D1D5DB" w:sz="4"/>
+              <w:bottom w:val="single" w:color="D1D5DB" w:sz="4"/>
+              <w:right w:val="single" w:color="D1D5DB" w:sz="4"/>
+            </w:tcBorders>
+            <w:tcMar>
+              <w:top w:type="dxa" w:w="70"/>
+              <w:left w:type="dxa" w:w="100"/>
+              <w:bottom w:type="dxa" w:w="70"/>
+              <w:right w:type="dxa" w:w="100"/>
+            </w:tcMar>
+          </w:tcPr>
+          <w:p>
+            <w:pPr>
+              <w:spacing w:after="30" w:line="260"/>
+            </w:pPr>
+            <w:r>
+              <w:rPr>
+                <w:rFonts w:ascii="Calibri" w:cs="Calibri" w:eastAsia="Calibri" w:hAnsi="Calibri"/>
+                <w:color w:val="1F2937"/>
+                <w:sz w:val="21"/>
+                <w:szCs w:val="21"/>
+              </w:rPr>
+              <w:t xml:space="preserve">The answer carries </w:t>
+            </w:r>
+            <w:r>
+              <w:rPr>
+                <w:rFonts w:ascii="Consolas" w:cs="Consolas" w:eastAsia="Consolas" w:hAnsi="Consolas"/>
+                <w:color w:val="0F172A"/>
+                <w:sz w:val="19"/>
+                <w:szCs w:val="19"/>
+                <w:shd w:fill="EEF2F7" w:val="clear"/>
+              </w:rPr>
+              <w:t xml:space="preserve">X-Correlation-Id</w:t>
+            </w:r>
+            <w:r>
+              <w:rPr>
+                <w:rFonts w:ascii="Calibri" w:cs="Calibri" w:eastAsia="Calibri" w:hAnsi="Calibri"/>
+                <w:color w:val="1F2937"/>
+                <w:sz w:val="21"/>
+                <w:szCs w:val="21"/>
+              </w:rPr>
+              <w:t xml:space="preserve"> and </w:t>
+            </w:r>
+            <w:r>
+              <w:rPr>
+                <w:rFonts w:ascii="Consolas" w:cs="Consolas" w:eastAsia="Consolas" w:hAnsi="Consolas"/>
+                <w:color w:val="0F172A"/>
+                <w:sz w:val="19"/>
+                <w:szCs w:val="19"/>
+                <w:shd w:fill="EEF2F7" w:val="clear"/>
+              </w:rPr>
+              <w:t xml:space="preserve">X-RateLimit-Limit / -Remaining / -Reset</w:t>
+            </w:r>
+            <w:r>
+              <w:rPr>
+                <w:rFonts w:ascii="Calibri" w:cs="Calibri" w:eastAsia="Calibri" w:hAnsi="Calibri"/>
+                <w:color w:val="1F2937"/>
+                <w:sz w:val="21"/>
+                <w:szCs w:val="21"/>
+              </w:rPr>
+              <w:t xml:space="preserve">; the call is the newest row of the log with outcome OK, and the engine's send to Postal is the row after it with the same correlation id.</w:t>
             </w:r>
           </w:p>
         </w:tc>
@@ -13305,6 +13979,264 @@
                 <w:szCs w:val="21"/>
               </w:rPr>
               <w:t xml:space="preserve">.</w:t>
+            </w:r>
+          </w:p>
+        </w:tc>
+      </w:tr>
+      <w:tr>
+        <w:trPr>
+          <w:cantSplit/>
+        </w:trPr>
+        <w:tc>
+          <w:tcPr>
+            <w:tcW w:type="dxa" w:w="3300"/>
+            <w:tcBorders>
+              <w:top w:val="single" w:color="D1D5DB" w:sz="4"/>
+              <w:left w:val="single" w:color="D1D5DB" w:sz="4"/>
+              <w:bottom w:val="single" w:color="D1D5DB" w:sz="4"/>
+              <w:right w:val="single" w:color="D1D5DB" w:sz="4"/>
+            </w:tcBorders>
+            <w:tcMar>
+              <w:top w:type="dxa" w:w="70"/>
+              <w:left w:type="dxa" w:w="100"/>
+              <w:bottom w:type="dxa" w:w="70"/>
+              <w:right w:type="dxa" w:w="100"/>
+            </w:tcMar>
+          </w:tcPr>
+          <w:p>
+            <w:pPr>
+              <w:spacing w:after="30" w:line="260"/>
+            </w:pPr>
+            <w:r>
+              <w:rPr>
+                <w:rFonts w:ascii="Calibri" w:cs="Calibri" w:eastAsia="Calibri" w:hAnsi="Calibri"/>
+                <w:color w:val="1F2937"/>
+                <w:sz w:val="21"/>
+                <w:szCs w:val="21"/>
+              </w:rPr>
+              <w:t xml:space="preserve">The POS gets 429 on every call</w:t>
+            </w:r>
+          </w:p>
+        </w:tc>
+        <w:tc>
+          <w:tcPr>
+            <w:tcW w:type="dxa" w:w="5726"/>
+            <w:tcBorders>
+              <w:top w:val="single" w:color="D1D5DB" w:sz="4"/>
+              <w:left w:val="single" w:color="D1D5DB" w:sz="4"/>
+              <w:bottom w:val="single" w:color="D1D5DB" w:sz="4"/>
+              <w:right w:val="single" w:color="D1D5DB" w:sz="4"/>
+            </w:tcBorders>
+            <w:tcMar>
+              <w:top w:type="dxa" w:w="70"/>
+              <w:left w:type="dxa" w:w="100"/>
+              <w:bottom w:type="dxa" w:w="70"/>
+              <w:right w:type="dxa" w:w="100"/>
+            </w:tcMar>
+          </w:tcPr>
+          <w:p>
+            <w:pPr>
+              <w:spacing w:after="30" w:line="260"/>
+            </w:pPr>
+            <w:r>
+              <w:rPr>
+                <w:rFonts w:ascii="Calibri" w:cs="Calibri" w:eastAsia="Calibri" w:hAnsi="Calibri"/>
+                <w:color w:val="1F2937"/>
+                <w:sz w:val="21"/>
+                <w:szCs w:val="21"/>
+              </w:rPr>
+              <w:t xml:space="preserve">The API key's </w:t>
+            </w:r>
+            <w:r>
+              <w:rPr>
+                <w:rFonts w:ascii="Consolas" w:cs="Consolas" w:eastAsia="Consolas" w:hAnsi="Consolas"/>
+                <w:color w:val="0F172A"/>
+                <w:sz w:val="19"/>
+                <w:szCs w:val="19"/>
+                <w:shd w:fill="EEF2F7" w:val="clear"/>
+              </w:rPr>
+              <w:t xml:space="preserve">rate_limit_per_minute</w:t>
+            </w:r>
+            <w:r>
+              <w:rPr>
+                <w:rFonts w:ascii="Calibri" w:cs="Calibri" w:eastAsia="Calibri" w:hAnsi="Calibri"/>
+                <w:color w:val="1F2937"/>
+                <w:sz w:val="21"/>
+                <w:szCs w:val="21"/>
+              </w:rPr>
+              <w:t xml:space="preserve"> (Settings → API keys) or the workspace's inbound limit (</w:t>
+            </w:r>
+            <w:r>
+              <w:rPr>
+                <w:rFonts w:ascii="Consolas" w:cs="Consolas" w:eastAsia="Consolas" w:hAnsi="Consolas"/>
+                <w:color w:val="0F172A"/>
+                <w:sz w:val="19"/>
+                <w:szCs w:val="19"/>
+                <w:shd w:fill="EEF2F7" w:val="clear"/>
+              </w:rPr>
+              <w:t xml:space="preserve">integrations.inbound_per_minute</w:t>
+            </w:r>
+            <w:r>
+              <w:rPr>
+                <w:rFonts w:ascii="Calibri" w:cs="Calibri" w:eastAsia="Calibri" w:hAnsi="Calibri"/>
+                <w:color w:val="1F2937"/>
+                <w:sz w:val="21"/>
+                <w:szCs w:val="21"/>
+              </w:rPr>
+              <w:t xml:space="preserve"> for its plan, or its own record under Integrations) is lower than the POS's pace. The answer's </w:t>
+            </w:r>
+            <w:r>
+              <w:rPr>
+                <w:rFonts w:ascii="Consolas" w:cs="Consolas" w:eastAsia="Consolas" w:hAnsi="Consolas"/>
+                <w:color w:val="0F172A"/>
+                <w:sz w:val="19"/>
+                <w:szCs w:val="19"/>
+                <w:shd w:fill="EEF2F7" w:val="clear"/>
+              </w:rPr>
+              <w:t xml:space="preserve">Retry-After</w:t>
+            </w:r>
+            <w:r>
+              <w:rPr>
+                <w:rFonts w:ascii="Calibri" w:cs="Calibri" w:eastAsia="Calibri" w:hAnsi="Calibri"/>
+                <w:color w:val="1F2937"/>
+                <w:sz w:val="21"/>
+                <w:szCs w:val="21"/>
+              </w:rPr>
+              <w:t xml:space="preserve"> says how long to wait; raise the limit or slow the caller.</w:t>
+            </w:r>
+          </w:p>
+        </w:tc>
+      </w:tr>
+      <w:tr>
+        <w:trPr>
+          <w:cantSplit/>
+        </w:trPr>
+        <w:tc>
+          <w:tcPr>
+            <w:tcW w:type="dxa" w:w="3300"/>
+            <w:tcBorders>
+              <w:top w:val="single" w:color="D1D5DB" w:sz="4"/>
+              <w:left w:val="single" w:color="D1D5DB" w:sz="4"/>
+              <w:bottom w:val="single" w:color="D1D5DB" w:sz="4"/>
+              <w:right w:val="single" w:color="D1D5DB" w:sz="4"/>
+            </w:tcBorders>
+            <w:tcMar>
+              <w:top w:type="dxa" w:w="70"/>
+              <w:left w:type="dxa" w:w="100"/>
+              <w:bottom w:type="dxa" w:w="70"/>
+              <w:right w:type="dxa" w:w="100"/>
+            </w:tcMar>
+          </w:tcPr>
+          <w:p>
+            <w:pPr>
+              <w:spacing w:after="30" w:line="260"/>
+            </w:pPr>
+            <w:r>
+              <w:rPr>
+                <w:rFonts w:ascii="Calibri" w:cs="Calibri" w:eastAsia="Calibri" w:hAnsi="Calibri"/>
+                <w:color w:val="1F2937"/>
+                <w:sz w:val="21"/>
+                <w:szCs w:val="21"/>
+              </w:rPr>
+              <w:t xml:space="preserve">The POS gets 503 on every call</w:t>
+            </w:r>
+          </w:p>
+        </w:tc>
+        <w:tc>
+          <w:tcPr>
+            <w:tcW w:type="dxa" w:w="5726"/>
+            <w:tcBorders>
+              <w:top w:val="single" w:color="D1D5DB" w:sz="4"/>
+              <w:left w:val="single" w:color="D1D5DB" w:sz="4"/>
+              <w:bottom w:val="single" w:color="D1D5DB" w:sz="4"/>
+              <w:right w:val="single" w:color="D1D5DB" w:sz="4"/>
+            </w:tcBorders>
+            <w:tcMar>
+              <w:top w:type="dxa" w:w="70"/>
+              <w:left w:type="dxa" w:w="100"/>
+              <w:bottom w:type="dxa" w:w="70"/>
+              <w:right w:type="dxa" w:w="100"/>
+            </w:tcMar>
+          </w:tcPr>
+          <w:p>
+            <w:pPr>
+              <w:spacing w:after="30" w:line="260"/>
+            </w:pPr>
+            <w:r>
+              <w:rPr>
+                <w:rFonts w:ascii="Calibri" w:cs="Calibri" w:eastAsia="Calibri" w:hAnsi="Calibri"/>
+                <w:color w:val="1F2937"/>
+                <w:sz w:val="21"/>
+                <w:szCs w:val="21"/>
+              </w:rPr>
+              <w:t xml:space="preserve">The workspace's POS receipts integration is paused (Settings → Integrations, or Integrations in the back-office). Resume it.</w:t>
+            </w:r>
+          </w:p>
+        </w:tc>
+      </w:tr>
+      <w:tr>
+        <w:trPr>
+          <w:cantSplit/>
+        </w:trPr>
+        <w:tc>
+          <w:tcPr>
+            <w:tcW w:type="dxa" w:w="3300"/>
+            <w:tcBorders>
+              <w:top w:val="single" w:color="D1D5DB" w:sz="4"/>
+              <w:left w:val="single" w:color="D1D5DB" w:sz="4"/>
+              <w:bottom w:val="single" w:color="D1D5DB" w:sz="4"/>
+              <w:right w:val="single" w:color="D1D5DB" w:sz="4"/>
+            </w:tcBorders>
+            <w:tcMar>
+              <w:top w:type="dxa" w:w="70"/>
+              <w:left w:type="dxa" w:w="100"/>
+              <w:bottom w:type="dxa" w:w="70"/>
+              <w:right w:type="dxa" w:w="100"/>
+            </w:tcMar>
+          </w:tcPr>
+          <w:p>
+            <w:pPr>
+              <w:spacing w:after="30" w:line="260"/>
+            </w:pPr>
+            <w:r>
+              <w:rPr>
+                <w:rFonts w:ascii="Calibri" w:cs="Calibri" w:eastAsia="Calibri" w:hAnsi="Calibri"/>
+                <w:color w:val="1F2937"/>
+                <w:sz w:val="21"/>
+                <w:szCs w:val="21"/>
+              </w:rPr>
+              <w:t xml:space="preserve">Sends stop with "circuit open" in the log</w:t>
+            </w:r>
+          </w:p>
+        </w:tc>
+        <w:tc>
+          <w:tcPr>
+            <w:tcW w:type="dxa" w:w="5726"/>
+            <w:tcBorders>
+              <w:top w:val="single" w:color="D1D5DB" w:sz="4"/>
+              <w:left w:val="single" w:color="D1D5DB" w:sz="4"/>
+              <w:bottom w:val="single" w:color="D1D5DB" w:sz="4"/>
+              <w:right w:val="single" w:color="D1D5DB" w:sz="4"/>
+            </w:tcBorders>
+            <w:tcMar>
+              <w:top w:type="dxa" w:w="70"/>
+              <w:left w:type="dxa" w:w="100"/>
+              <w:bottom w:type="dxa" w:w="70"/>
+              <w:right w:type="dxa" w:w="100"/>
+            </w:tcMar>
+          </w:tcPr>
+          <w:p>
+            <w:pPr>
+              <w:spacing w:after="30" w:line="260"/>
+            </w:pPr>
+            <w:r>
+              <w:rPr>
+                <w:rFonts w:ascii="Calibri" w:cs="Calibri" w:eastAsia="Calibri" w:hAnsi="Calibri"/>
+                <w:color w:val="1F2937"/>
+                <w:sz w:val="21"/>
+                <w:szCs w:val="21"/>
+              </w:rPr>
+              <w:t xml:space="preserve">The engine failed 5 times in a row (default) and is left alone for the cooldown (60 s); sends are retried after it. If the provider is back, Resume on the integration closes the circuit at once. The log rows before the BREAKER rows show what the provider answered.</w:t>
             </w:r>
           </w:p>
         </w:tc>

--- a/docs/CEP_Deployment_Guide.docx
+++ b/docs/CEP_Deployment_Guide.docx
@@ -175,7 +175,7 @@
           <w:sz w:val="21"/>
           <w:szCs w:val="21"/>
         </w:rPr>
-        <w:t xml:space="preserve">, patch 0019) is the release this version documents: every call to or from an outside system — the point of sale sending receipts in, Postal / SendGrid / the text engine carrying messages out, and the providers' callbacks — is throttled, protected by a circuit breaker and written to a per-tenant integration log with the request and the answer (credentials and card numbers masked). It adds three tables, four global parameters, a scheduled job (</w:t>
+        <w:t xml:space="preserve">, patches 0019 and 0020) is the release this version documents: every call to or from an outside system — the point of sale sending receipts in, Postal / SendGrid / the text engine carrying messages out, and the providers' callbacks — is throttled, protected by a circuit breaker and written to a per-tenant integration log with the request and the answer (credentials and card numbers masked). It adds three tables, four global parameters, a scheduled job (</w:t>
       </w:r>
       <w:r>
         <w:rPr>
@@ -213,7 +213,7 @@
           <w:sz w:val="21"/>
           <w:szCs w:val="21"/>
         </w:rPr>
-        <w:t xml:space="preserve">. Deploying it is patch 0019 (section 3.3), then the usual pull, build and restart. </w:t>
+        <w:t xml:space="preserve">. Patch 0020 adds a second, encrypted credential to a sending engine (Postal: the API key of a separate transactional mail server) so receipts go out on their own server and throttle lane while campaigns use the first, without registering two engines. Deploying it is patches 0019 and 0020 (section 3.3), then the usual pull, build and restart. </w:t>
       </w:r>
       <w:r>
         <w:rPr>
@@ -3567,7 +3567,7 @@
           <w:sz w:val="21"/>
           <w:szCs w:val="21"/>
         </w:rPr>
-        <w:t xml:space="preserve"> global parameter, on 25 September 2026), and the three logins exist. Patch 0019 (the integration bridge: </w:t>
+        <w:t xml:space="preserve"> global parameter, on 25 September 2026), and the three logins exist. Patches 0019 (the integration bridge: </w:t>
       </w:r>
       <w:r>
         <w:rPr>
@@ -3643,27 +3643,7 @@
           <w:sz w:val="21"/>
           <w:szCs w:val="21"/>
         </w:rPr>
-        <w:t xml:space="preserve"> parameters) is </w:t>
-      </w:r>
-      <w:r>
-        <w:rPr>
-          <w:rFonts w:ascii="Calibri" w:cs="Calibri" w:eastAsia="Calibri" w:hAnsi="Calibri"/>
-          <w:b/>
-          <w:bCs/>
-          <w:color w:val="1F2937"/>
-          <w:sz w:val="21"/>
-          <w:szCs w:val="21"/>
-        </w:rPr>
-        <w:t xml:space="preserve">not yet applied</w:t>
-      </w:r>
-      <w:r>
-        <w:rPr>
-          <w:rFonts w:ascii="Calibri" w:cs="Calibri" w:eastAsia="Calibri" w:hAnsi="Calibri"/>
-          <w:color w:val="1F2937"/>
-          <w:sz w:val="21"/>
-          <w:szCs w:val="21"/>
-        </w:rPr>
-        <w:t xml:space="preserve"> to </w:t>
+        <w:t xml:space="preserve"> parameters) and 0020 (</w:t>
       </w:r>
       <w:r>
         <w:rPr>
@@ -3673,6 +3653,45 @@
           <w:szCs w:val="19"/>
           <w:shd w:fill="EEF2F7" w:val="clear"/>
         </w:rPr>
+        <w:t xml:space="preserve">delivery_provider.transactional_secret_enc</w:t>
+      </w:r>
+      <w:r>
+        <w:rPr>
+          <w:rFonts w:ascii="Calibri" w:cs="Calibri" w:eastAsia="Calibri" w:hAnsi="Calibri"/>
+          <w:color w:val="1F2937"/>
+          <w:sz w:val="21"/>
+          <w:szCs w:val="21"/>
+        </w:rPr>
+        <w:t xml:space="preserve">) are </w:t>
+      </w:r>
+      <w:r>
+        <w:rPr>
+          <w:rFonts w:ascii="Calibri" w:cs="Calibri" w:eastAsia="Calibri" w:hAnsi="Calibri"/>
+          <w:b/>
+          <w:bCs/>
+          <w:color w:val="1F2937"/>
+          <w:sz w:val="21"/>
+          <w:szCs w:val="21"/>
+        </w:rPr>
+        <w:t xml:space="preserve">not yet applied</w:t>
+      </w:r>
+      <w:r>
+        <w:rPr>
+          <w:rFonts w:ascii="Calibri" w:cs="Calibri" w:eastAsia="Calibri" w:hAnsi="Calibri"/>
+          <w:color w:val="1F2937"/>
+          <w:sz w:val="21"/>
+          <w:szCs w:val="21"/>
+        </w:rPr>
+        <w:t xml:space="preserve"> to </w:t>
+      </w:r>
+      <w:r>
+        <w:rPr>
+          <w:rFonts w:ascii="Consolas" w:cs="Consolas" w:eastAsia="Consolas" w:hAnsi="Consolas"/>
+          <w:color w:val="0F172A"/>
+          <w:sz w:val="19"/>
+          <w:szCs w:val="19"/>
+          <w:shd w:fill="EEF2F7" w:val="clear"/>
+        </w:rPr>
         <w:t xml:space="preserve">cep_db</w:t>
       </w:r>
       <w:r>
@@ -3682,7 +3701,7 @@
           <w:sz w:val="21"/>
           <w:szCs w:val="21"/>
         </w:rPr>
-        <w:t xml:space="preserve">: apply it with the release that carries it (section 3.3), before restarting the API — the new code reads those tables on every receipt call and every send. Set the parameter itself in the back-office (section 10). Nothing else has to be created. Two things to check from the new application server:</w:t>
+        <w:t xml:space="preserve">: apply them, in order, with the release that carries them (section 3.3), before restarting the API — the new code reads those tables on every receipt call and every send. Set the parameter itself in the back-office (section 10). Nothing else has to be created. Two things to check from the new application server:</w:t>
       </w:r>
     </w:p>
     <w:p>
@@ -4317,6 +4336,26 @@
           <w:left w:val="single" w:color="2753E4" w:sz="12" w:space="6"/>
         </w:pBdr>
         <w:shd w:fill="F3F4F6" w:val="clear"/>
+        <w:spacing w:after="0" w:before="0" w:line="250"/>
+        <w:ind w:left="120" w:right="120"/>
+      </w:pPr>
+      <w:r>
+        <w:rPr>
+          <w:rFonts w:ascii="Consolas" w:cs="Consolas" w:eastAsia="Consolas" w:hAnsi="Consolas"/>
+          <w:color w:val="0F172A"/>
+          <w:sz w:val="17"/>
+          <w:szCs w:val="17"/>
+        </w:rPr>
+        <w:t xml:space="preserve">psql "$OWNER_URL" -v ON_ERROR_STOP=1 -f 0019_integration_bridge.sql</w:t>
+      </w:r>
+    </w:p>
+    <w:p>
+      <w:pPr>
+        <w:keepLines/>
+        <w:pBdr>
+          <w:left w:val="single" w:color="2753E4" w:sz="12" w:space="6"/>
+        </w:pBdr>
+        <w:shd w:fill="F3F4F6" w:val="clear"/>
         <w:spacing w:after="160" w:before="0" w:line="250"/>
         <w:ind w:left="120" w:right="120"/>
       </w:pPr>
@@ -4327,7 +4366,7 @@
           <w:sz w:val="17"/>
           <w:szCs w:val="17"/>
         </w:rPr>
-        <w:t xml:space="preserve">psql "$OWNER_URL" -v ON_ERROR_STOP=1 -f 0019_integration_bridge.sql</w:t>
+        <w:t xml:space="preserve">psql "$OWNER_URL" -v ON_ERROR_STOP=1 -f 0020_transactional_credential.sql</w:t>
       </w:r>
     </w:p>
     <w:p>
@@ -4379,7 +4418,26 @@
           <w:sz w:val="21"/>
           <w:szCs w:val="21"/>
         </w:rPr>
-        <w:t xml:space="preserve"> — four rows.</w:t>
+        <w:t xml:space="preserve"> — four rows; </w:t>
+      </w:r>
+      <w:r>
+        <w:rPr>
+          <w:rFonts w:ascii="Consolas" w:cs="Consolas" w:eastAsia="Consolas" w:hAnsi="Consolas"/>
+          <w:color w:val="0F172A"/>
+          <w:sz w:val="19"/>
+          <w:szCs w:val="19"/>
+          <w:shd w:fill="EEF2F7" w:val="clear"/>
+        </w:rPr>
+        <w:t xml:space="preserve">select column_name from information_schema.columns where table_name = 'delivery_provider' and column_name = 'transactional_secret_enc';</w:t>
+      </w:r>
+      <w:r>
+        <w:rPr>
+          <w:rFonts w:ascii="Calibri" w:cs="Calibri" w:eastAsia="Calibri" w:hAnsi="Calibri"/>
+          <w:color w:val="1F2937"/>
+          <w:sz w:val="21"/>
+          <w:szCs w:val="21"/>
+        </w:rPr>
+        <w:t xml:space="preserve"> — one row after 0020.</w:t>
       </w:r>
     </w:p>
     <w:p>

--- a/docs/CEP_Deployment_Guide.docx
+++ b/docs/CEP_Deployment_Guide.docx
@@ -43,7 +43,7 @@
           <w:sz w:val="21"/>
           <w:szCs w:val="21"/>
         </w:rPr>
-        <w:t xml:space="preserve">Version 1.8  ·  26 September 2026  ·  Repository: github.com/Git-aiintelekt/CEP (branch main)</w:t>
+        <w:t xml:space="preserve">Version 1.9  ·  26 September 2026  ·  Repository: github.com/Git-aiintelekt/CEP (branch main)</w:t>
       </w:r>
     </w:p>
     <w:p>
@@ -156,7 +156,27 @@
           <w:sz w:val="21"/>
           <w:szCs w:val="21"/>
         </w:rPr>
-        <w:t xml:space="preserve">The integration bridge (branch </w:t>
+        <w:t xml:space="preserve">Since v1.8 the bridge gained the Digivize text engine (Settings → Sending engines → Add Engine → Digivize: API key, secret key, store number; </w:t>
+      </w:r>
+      <w:r>
+        <w:rPr>
+          <w:rFonts w:ascii="Calibri" w:cs="Calibri" w:eastAsia="Calibri" w:hAnsi="Calibri"/>
+          <w:b/>
+          <w:bCs/>
+          <w:color w:val="1F2937"/>
+          <w:sz w:val="21"/>
+          <w:szCs w:val="21"/>
+        </w:rPr>
+        <w:t xml:space="preserve">Check</w:t>
+      </w:r>
+      <w:r>
+        <w:rPr>
+          <w:rFonts w:ascii="Calibri" w:cs="Calibri" w:eastAsia="Calibri" w:hAnsi="Calibri"/>
+          <w:color w:val="1F2937"/>
+          <w:sz w:val="21"/>
+          <w:szCs w:val="21"/>
+        </w:rPr>
+        <w:t xml:space="preserve"> finds the signature form Digivize accepts and stores it on the engine, so run Check before the first send; register the engine's callback address with Digivize or paste it into the engine's settings for per-message receipts) and a 24-hour chart on every Settings → Integrations card. Both are code only: pull, build, restart. The integration bridge (branch </w:t>
       </w:r>
       <w:r>
         <w:rPr>
@@ -175,7 +195,7 @@
           <w:sz w:val="21"/>
           <w:szCs w:val="21"/>
         </w:rPr>
-        <w:t xml:space="preserve">, patches 0019 and 0020) is the release this version documents: every call to or from an outside system — the point of sale sending receipts in, Postal / SendGrid / the text engine carrying messages out, and the providers' callbacks — is throttled, protected by a circuit breaker and written to a per-tenant integration log with the request and the answer (credentials and card numbers masked). It adds three tables, four global parameters, a scheduled job (</w:t>
+        <w:t xml:space="preserve">, patches 0019 and 0020) is the release v1.8 documented: every call to or from an outside system — the point of sale sending receipts in, Postal / SendGrid / the text engine carrying messages out, and the providers' callbacks — is throttled, protected by a circuit breaker and written to a per-tenant integration log with the request and the answer (credentials and card numbers masked). It adds three tables, four global parameters, a scheduled job (</w:t>
       </w:r>
       <w:r>
         <w:rPr>
@@ -11054,6 +11074,92 @@
                 <w:szCs w:val="21"/>
               </w:rPr>
               <w:t xml:space="preserve">, Settings → Integrations shows a card per integration (POS receipts, each sending engine) with the last day's calls, failure rate, p95 and throttled count, and the call log below it; opening a call shows the request and the answer with credentials and card numbers masked.</w:t>
+            </w:r>
+          </w:p>
+        </w:tc>
+      </w:tr>
+      <w:tr>
+        <w:trPr>
+          <w:cantSplit/>
+        </w:trPr>
+        <w:tc>
+          <w:tcPr>
+            <w:tcW w:type="dxa" w:w="4200"/>
+            <w:tcBorders>
+              <w:top w:val="single" w:color="D1D5DB" w:sz="4"/>
+              <w:left w:val="single" w:color="D1D5DB" w:sz="4"/>
+              <w:bottom w:val="single" w:color="D1D5DB" w:sz="4"/>
+              <w:right w:val="single" w:color="D1D5DB" w:sz="4"/>
+            </w:tcBorders>
+            <w:tcMar>
+              <w:top w:type="dxa" w:w="70"/>
+              <w:left w:type="dxa" w:w="100"/>
+              <w:bottom w:type="dxa" w:w="70"/>
+              <w:right w:type="dxa" w:w="100"/>
+            </w:tcMar>
+          </w:tcPr>
+          <w:p>
+            <w:pPr>
+              <w:spacing w:after="30" w:line="260"/>
+            </w:pPr>
+            <w:r>
+              <w:rPr>
+                <w:rFonts w:ascii="Calibri" w:cs="Calibri" w:eastAsia="Calibri" w:hAnsi="Calibri"/>
+                <w:color w:val="1F2937"/>
+                <w:sz w:val="21"/>
+                <w:szCs w:val="21"/>
+              </w:rPr>
+              <w:t xml:space="preserve">Settings → Sending engines → Add Engine → Digivize, then Check</w:t>
+            </w:r>
+          </w:p>
+        </w:tc>
+        <w:tc>
+          <w:tcPr>
+            <w:tcW w:type="dxa" w:w="4826"/>
+            <w:tcBorders>
+              <w:top w:val="single" w:color="D1D5DB" w:sz="4"/>
+              <w:left w:val="single" w:color="D1D5DB" w:sz="4"/>
+              <w:bottom w:val="single" w:color="D1D5DB" w:sz="4"/>
+              <w:right w:val="single" w:color="D1D5DB" w:sz="4"/>
+            </w:tcBorders>
+            <w:tcMar>
+              <w:top w:type="dxa" w:w="70"/>
+              <w:left w:type="dxa" w:w="100"/>
+              <w:bottom w:type="dxa" w:w="70"/>
+              <w:right w:type="dxa" w:w="100"/>
+            </w:tcMar>
+          </w:tcPr>
+          <w:p>
+            <w:pPr>
+              <w:spacing w:after="30" w:line="260"/>
+            </w:pPr>
+            <w:r>
+              <w:rPr>
+                <w:rFonts w:ascii="Calibri" w:cs="Calibri" w:eastAsia="Calibri" w:hAnsi="Calibri"/>
+                <w:color w:val="1F2937"/>
+                <w:sz w:val="21"/>
+                <w:szCs w:val="21"/>
+              </w:rPr>
+              <w:t xml:space="preserve">"Signature form: &lt;name&gt;." and a green check on the row; "refused every known signature form" means the API key or the secret key is wrong. A text campaign sent through it shows </w:t>
+            </w:r>
+            <w:r>
+              <w:rPr>
+                <w:rFonts w:ascii="Consolas" w:cs="Consolas" w:eastAsia="Consolas" w:hAnsi="Consolas"/>
+                <w:color w:val="0F172A"/>
+                <w:sz w:val="19"/>
+                <w:szCs w:val="19"/>
+                <w:shd w:fill="EEF2F7" w:val="clear"/>
+              </w:rPr>
+              <w:t xml:space="preserve">POST .../sms/send</w:t>
+            </w:r>
+            <w:r>
+              <w:rPr>
+                <w:rFonts w:ascii="Calibri" w:cs="Calibri" w:eastAsia="Calibri" w:hAnsi="Calibri"/>
+                <w:color w:val="1F2937"/>
+                <w:sz w:val="21"/>
+                <w:szCs w:val="21"/>
+              </w:rPr>
+              <w:t xml:space="preserve"> rows in the call log with the key and signature masked.</w:t>
             </w:r>
           </w:p>
         </w:tc>

--- a/docs/CEP_Deployment_Guide.docx
+++ b/docs/CEP_Deployment_Guide.docx
@@ -43,7 +43,7 @@
           <w:sz w:val="21"/>
           <w:szCs w:val="21"/>
         </w:rPr>
-        <w:t xml:space="preserve">Version 1.9  ·  26 September 2026  ·  Repository: github.com/Git-aiintelekt/CEP (branch main)</w:t>
+        <w:t xml:space="preserve">Version 1.10  ·  26 September 2026  ·  Repository: github.com/Git-aiintelekt/CEP (branch main)</w:t>
       </w:r>
     </w:p>
     <w:p>
@@ -156,7 +156,64 @@
           <w:sz w:val="21"/>
           <w:szCs w:val="21"/>
         </w:rPr>
-        <w:t xml:space="preserve">Since v1.8 the bridge gained the Digivize text engine (Settings → Sending engines → Add Engine → Digivize: API key, secret key, store number; </w:t>
+        <w:t xml:space="preserve">v1.10: the receipt layout is now rendered at send time into the outer design's slot (the sent e-receipt is what Preview &amp; Test shows), with a Code 128 return barcode served at </w:t>
+      </w:r>
+      <w:r>
+        <w:rPr>
+          <w:rFonts w:ascii="Consolas" w:cs="Consolas" w:eastAsia="Consolas" w:hAnsi="Consolas"/>
+          <w:color w:val="0F172A"/>
+          <w:sz w:val="19"/>
+          <w:szCs w:val="19"/>
+          <w:shd w:fill="EEF2F7" w:val="clear"/>
+        </w:rPr>
+        <w:t xml:space="preserve">GET /api/v1/public/barcode/&lt;number&gt;.png</w:t>
+      </w:r>
+      <w:r>
+        <w:rPr>
+          <w:rFonts w:ascii="Calibri" w:cs="Calibri" w:eastAsia="Calibri" w:hAnsi="Calibri"/>
+          <w:color w:val="1F2937"/>
+          <w:sz w:val="21"/>
+          <w:szCs w:val="21"/>
+        </w:rPr>
+        <w:t xml:space="preserve">. This adds the Python package </w:t>
+      </w:r>
+      <w:r>
+        <w:rPr>
+          <w:rFonts w:ascii="Consolas" w:cs="Consolas" w:eastAsia="Consolas" w:hAnsi="Consolas"/>
+          <w:color w:val="0F172A"/>
+          <w:sz w:val="19"/>
+          <w:szCs w:val="19"/>
+          <w:shd w:fill="EEF2F7" w:val="clear"/>
+        </w:rPr>
+        <w:t xml:space="preserve">python-barcode</w:t>
+      </w:r>
+      <w:r>
+        <w:rPr>
+          <w:rFonts w:ascii="Calibri" w:cs="Calibri" w:eastAsia="Calibri" w:hAnsi="Calibri"/>
+          <w:color w:val="1F2937"/>
+          <w:sz w:val="21"/>
+          <w:szCs w:val="21"/>
+        </w:rPr>
+        <w:t xml:space="preserve">: the release script's </w:t>
+      </w:r>
+      <w:r>
+        <w:rPr>
+          <w:rFonts w:ascii="Consolas" w:cs="Consolas" w:eastAsia="Consolas" w:hAnsi="Consolas"/>
+          <w:color w:val="0F172A"/>
+          <w:sz w:val="19"/>
+          <w:szCs w:val="19"/>
+          <w:shd w:fill="EEF2F7" w:val="clear"/>
+        </w:rPr>
+        <w:t xml:space="preserve">pip install -r requirements.txt</w:t>
+      </w:r>
+      <w:r>
+        <w:rPr>
+          <w:rFonts w:ascii="Calibri" w:cs="Calibri" w:eastAsia="Calibri" w:hAnsi="Calibri"/>
+          <w:color w:val="1F2937"/>
+          <w:sz w:val="21"/>
+          <w:szCs w:val="21"/>
+        </w:rPr>
+        <w:t xml:space="preserve"> picks it up; a deploy that skips that step fails on the first receipt with the barcode switched on. Since v1.8 the bridge gained the Digivize text engine (Settings → Sending engines → Add Engine → Digivize: API key, secret key, store number; </w:t>
       </w:r>
       <w:r>
         <w:rPr>

--- a/docs/CEP_Deployment_Guide.docx
+++ b/docs/CEP_Deployment_Guide.docx
@@ -43,7 +43,7 @@
           <w:sz w:val="21"/>
           <w:szCs w:val="21"/>
         </w:rPr>
-        <w:t xml:space="preserve">Version 1.10  ·  26 September 2026  ·  Repository: github.com/Git-aiintelekt/CEP (branch main)</w:t>
+        <w:t xml:space="preserve">Version 1.11  ·  26 September 2026  ·  Repository: github.com/Git-aiintelekt/CEP (branch main)</w:t>
       </w:r>
     </w:p>
     <w:p>
@@ -156,7 +156,46 @@
           <w:sz w:val="21"/>
           <w:szCs w:val="21"/>
         </w:rPr>
-        <w:t xml:space="preserve">v1.10: the receipt layout is now rendered at send time into the outer design's slot (the sent e-receipt is what Preview &amp; Test shows), with a Code 128 return barcode served at </w:t>
+        <w:t xml:space="preserve">v1.11 adds </w:t>
+      </w:r>
+      <w:r>
+        <w:rPr>
+          <w:rFonts w:ascii="Calibri" w:cs="Calibri" w:eastAsia="Calibri" w:hAnsi="Calibri"/>
+          <w:b/>
+          <w:bCs/>
+          <w:color w:val="1F2937"/>
+          <w:sz w:val="21"/>
+          <w:szCs w:val="21"/>
+        </w:rPr>
+        <w:t xml:space="preserve">patch 0021</w:t>
+      </w:r>
+      <w:r>
+        <w:rPr>
+          <w:rFonts w:ascii="Calibri" w:cs="Calibri" w:eastAsia="Calibri" w:hAnsi="Calibri"/>
+          <w:color w:val="1F2937"/>
+          <w:sz w:val="21"/>
+          <w:szCs w:val="21"/>
+        </w:rPr>
+        <w:t xml:space="preserve"> (</w:t>
+      </w:r>
+      <w:r>
+        <w:rPr>
+          <w:rFonts w:ascii="Consolas" w:cs="Consolas" w:eastAsia="Consolas" w:hAnsi="Consolas"/>
+          <w:color w:val="0F172A"/>
+          <w:sz w:val="19"/>
+          <w:szCs w:val="19"/>
+          <w:shd w:fill="EEF2F7" w:val="clear"/>
+        </w:rPr>
+        <w:t xml:space="preserve">delivery_webhook_event.provider_event_id</w:t>
+      </w:r>
+      <w:r>
+        <w:rPr>
+          <w:rFonts w:ascii="Calibri" w:cs="Calibri" w:eastAsia="Calibri" w:hAnsi="Calibri"/>
+          <w:color w:val="1F2937"/>
+          <w:sz w:val="21"/>
+          <w:szCs w:val="21"/>
+        </w:rPr>
+        <w:t xml:space="preserve">, the DUPLICATE processing status): a Postal callback delivered twice is kept as a DUPLICATE row and never applied twice, so opens and clicks are counted once. Apply 0021 before restarting the API (section 3.3). v1.10: the receipt layout is now rendered at send time into the outer design's slot (the sent e-receipt is what Preview &amp; Test shows), with a Code 128 return barcode served at </w:t>
       </w:r>
       <w:r>
         <w:rPr>
@@ -3644,7 +3683,7 @@
           <w:sz w:val="21"/>
           <w:szCs w:val="21"/>
         </w:rPr>
-        <w:t xml:space="preserve"> global parameter, on 25 September 2026), and the three logins exist. Patches 0019 (the integration bridge: </w:t>
+        <w:t xml:space="preserve"> global parameter, on 25 September 2026), and the three logins exist. Patches 0019 (the integration bridge) and 0020 (</w:t>
       </w:r>
       <w:r>
         <w:rPr>
@@ -3654,16 +3693,16 @@
           <w:szCs w:val="19"/>
           <w:shd w:fill="EEF2F7" w:val="clear"/>
         </w:rPr>
-        <w:t xml:space="preserve">integration</w:t>
-      </w:r>
-      <w:r>
-        <w:rPr>
-          <w:rFonts w:ascii="Calibri" w:cs="Calibri" w:eastAsia="Calibri" w:hAnsi="Calibri"/>
-          <w:color w:val="1F2937"/>
-          <w:sz w:val="21"/>
-          <w:szCs w:val="21"/>
-        </w:rPr>
-        <w:t xml:space="preserve">, </w:t>
+        <w:t xml:space="preserve">delivery_provider.transactional_secret_enc</w:t>
+      </w:r>
+      <w:r>
+        <w:rPr>
+          <w:rFonts w:ascii="Calibri" w:cs="Calibri" w:eastAsia="Calibri" w:hAnsi="Calibri"/>
+          <w:color w:val="1F2937"/>
+          <w:sz w:val="21"/>
+          <w:szCs w:val="21"/>
+        </w:rPr>
+        <w:t xml:space="preserve">) were applied to </w:t>
       </w:r>
       <w:r>
         <w:rPr>
@@ -3673,16 +3712,16 @@
           <w:szCs w:val="19"/>
           <w:shd w:fill="EEF2F7" w:val="clear"/>
         </w:rPr>
-        <w:t xml:space="preserve">integration_log</w:t>
-      </w:r>
-      <w:r>
-        <w:rPr>
-          <w:rFonts w:ascii="Calibri" w:cs="Calibri" w:eastAsia="Calibri" w:hAnsi="Calibri"/>
-          <w:color w:val="1F2937"/>
-          <w:sz w:val="21"/>
-          <w:szCs w:val="21"/>
-        </w:rPr>
-        <w:t xml:space="preserve">, </w:t>
+        <w:t xml:space="preserve">cep_db</w:t>
+      </w:r>
+      <w:r>
+        <w:rPr>
+          <w:rFonts w:ascii="Calibri" w:cs="Calibri" w:eastAsia="Calibri" w:hAnsi="Calibri"/>
+          <w:color w:val="1F2937"/>
+          <w:sz w:val="21"/>
+          <w:szCs w:val="21"/>
+        </w:rPr>
+        <w:t xml:space="preserve"> on 25 September 2026. Patch 0021 (</w:t>
       </w:r>
       <w:r>
         <w:rPr>
@@ -3692,54 +3731,16 @@
           <w:szCs w:val="19"/>
           <w:shd w:fill="EEF2F7" w:val="clear"/>
         </w:rPr>
-        <w:t xml:space="preserve">integration_metric</w:t>
-      </w:r>
-      <w:r>
-        <w:rPr>
-          <w:rFonts w:ascii="Calibri" w:cs="Calibri" w:eastAsia="Calibri" w:hAnsi="Calibri"/>
-          <w:color w:val="1F2937"/>
-          <w:sz w:val="21"/>
-          <w:szCs w:val="21"/>
-        </w:rPr>
-        <w:t xml:space="preserve">, the log's monthly partitions per tenant and four </w:t>
-      </w:r>
-      <w:r>
-        <w:rPr>
-          <w:rFonts w:ascii="Consolas" w:cs="Consolas" w:eastAsia="Consolas" w:hAnsi="Consolas"/>
-          <w:color w:val="0F172A"/>
-          <w:sz w:val="19"/>
-          <w:szCs w:val="19"/>
-          <w:shd w:fill="EEF2F7" w:val="clear"/>
-        </w:rPr>
-        <w:t xml:space="preserve">integrations.*</w:t>
-      </w:r>
-      <w:r>
-        <w:rPr>
-          <w:rFonts w:ascii="Calibri" w:cs="Calibri" w:eastAsia="Calibri" w:hAnsi="Calibri"/>
-          <w:color w:val="1F2937"/>
-          <w:sz w:val="21"/>
-          <w:szCs w:val="21"/>
-        </w:rPr>
-        <w:t xml:space="preserve"> parameters) and 0020 (</w:t>
-      </w:r>
-      <w:r>
-        <w:rPr>
-          <w:rFonts w:ascii="Consolas" w:cs="Consolas" w:eastAsia="Consolas" w:hAnsi="Consolas"/>
-          <w:color w:val="0F172A"/>
-          <w:sz w:val="19"/>
-          <w:szCs w:val="19"/>
-          <w:shd w:fill="EEF2F7" w:val="clear"/>
-        </w:rPr>
-        <w:t xml:space="preserve">delivery_provider.transactional_secret_enc</w:t>
-      </w:r>
-      <w:r>
-        <w:rPr>
-          <w:rFonts w:ascii="Calibri" w:cs="Calibri" w:eastAsia="Calibri" w:hAnsi="Calibri"/>
-          <w:color w:val="1F2937"/>
-          <w:sz w:val="21"/>
-          <w:szCs w:val="21"/>
-        </w:rPr>
-        <w:t xml:space="preserve">) are </w:t>
+        <w:t xml:space="preserve">delivery_webhook_event.provider_event_id</w:t>
+      </w:r>
+      <w:r>
+        <w:rPr>
+          <w:rFonts w:ascii="Calibri" w:cs="Calibri" w:eastAsia="Calibri" w:hAnsi="Calibri"/>
+          <w:color w:val="1F2937"/>
+          <w:sz w:val="21"/>
+          <w:szCs w:val="21"/>
+        </w:rPr>
+        <w:t xml:space="preserve"> and the DUPLICATE status) is </w:t>
       </w:r>
       <w:r>
         <w:rPr>
@@ -3759,26 +3760,7 @@
           <w:sz w:val="21"/>
           <w:szCs w:val="21"/>
         </w:rPr>
-        <w:t xml:space="preserve"> to </w:t>
-      </w:r>
-      <w:r>
-        <w:rPr>
-          <w:rFonts w:ascii="Consolas" w:cs="Consolas" w:eastAsia="Consolas" w:hAnsi="Consolas"/>
-          <w:color w:val="0F172A"/>
-          <w:sz w:val="19"/>
-          <w:szCs w:val="19"/>
-          <w:shd w:fill="EEF2F7" w:val="clear"/>
-        </w:rPr>
-        <w:t xml:space="preserve">cep_db</w:t>
-      </w:r>
-      <w:r>
-        <w:rPr>
-          <w:rFonts w:ascii="Calibri" w:cs="Calibri" w:eastAsia="Calibri" w:hAnsi="Calibri"/>
-          <w:color w:val="1F2937"/>
-          <w:sz w:val="21"/>
-          <w:szCs w:val="21"/>
-        </w:rPr>
-        <w:t xml:space="preserve">: apply them, in order, with the release that carries them (section 3.3), before restarting the API — the new code reads those tables on every receipt call and every send. Set the parameter itself in the back-office (section 10). Nothing else has to be created. Two things to check from the new application server:</w:t>
+        <w:t xml:space="preserve">: apply it with the release that carries it (section 3.3), before restarting the API — the new code reads those tables on every receipt call and every send. Set the parameter itself in the back-office (section 10). Nothing else has to be created. Two things to check from the new application server:</w:t>
       </w:r>
     </w:p>
     <w:p>
@@ -4433,6 +4415,26 @@
           <w:left w:val="single" w:color="2753E4" w:sz="12" w:space="6"/>
         </w:pBdr>
         <w:shd w:fill="F3F4F6" w:val="clear"/>
+        <w:spacing w:after="0" w:before="0" w:line="250"/>
+        <w:ind w:left="120" w:right="120"/>
+      </w:pPr>
+      <w:r>
+        <w:rPr>
+          <w:rFonts w:ascii="Consolas" w:cs="Consolas" w:eastAsia="Consolas" w:hAnsi="Consolas"/>
+          <w:color w:val="0F172A"/>
+          <w:sz w:val="17"/>
+          <w:szCs w:val="17"/>
+        </w:rPr>
+        <w:t xml:space="preserve">psql "$OWNER_URL" -v ON_ERROR_STOP=1 -f 0020_transactional_credential.sql</w:t>
+      </w:r>
+    </w:p>
+    <w:p>
+      <w:pPr>
+        <w:keepLines/>
+        <w:pBdr>
+          <w:left w:val="single" w:color="2753E4" w:sz="12" w:space="6"/>
+        </w:pBdr>
+        <w:shd w:fill="F3F4F6" w:val="clear"/>
         <w:spacing w:after="160" w:before="0" w:line="250"/>
         <w:ind w:left="120" w:right="120"/>
       </w:pPr>
@@ -4443,7 +4445,7 @@
           <w:sz w:val="17"/>
           <w:szCs w:val="17"/>
         </w:rPr>
-        <w:t xml:space="preserve">psql "$OWNER_URL" -v ON_ERROR_STOP=1 -f 0020_transactional_credential.sql</w:t>
+        <w:t xml:space="preserve">psql "$OWNER_URL" -v ON_ERROR_STOP=1 -f 0021_webhook_event_dedupe.sql</w:t>
       </w:r>
     </w:p>
     <w:p>
@@ -4514,7 +4516,26 @@
           <w:sz w:val="21"/>
           <w:szCs w:val="21"/>
         </w:rPr>
-        <w:t xml:space="preserve"> — one row after 0020.</w:t>
+        <w:t xml:space="preserve"> — one row after 0020; </w:t>
+      </w:r>
+      <w:r>
+        <w:rPr>
+          <w:rFonts w:ascii="Consolas" w:cs="Consolas" w:eastAsia="Consolas" w:hAnsi="Consolas"/>
+          <w:color w:val="0F172A"/>
+          <w:sz w:val="19"/>
+          <w:szCs w:val="19"/>
+          <w:shd w:fill="EEF2F7" w:val="clear"/>
+        </w:rPr>
+        <w:t xml:space="preserve">select column_name from information_schema.columns where table_name = 'delivery_webhook_event' and column_name = 'provider_event_id';</w:t>
+      </w:r>
+      <w:r>
+        <w:rPr>
+          <w:rFonts w:ascii="Calibri" w:cs="Calibri" w:eastAsia="Calibri" w:hAnsi="Calibri"/>
+          <w:color w:val="1F2937"/>
+          <w:sz w:val="21"/>
+          <w:szCs w:val="21"/>
+        </w:rPr>
+        <w:t xml:space="preserve"> — one row after 0021.</w:t>
       </w:r>
     </w:p>
     <w:p>

--- a/docs/CEP_Deployment_Guide.docx
+++ b/docs/CEP_Deployment_Guide.docx
@@ -43,7 +43,7 @@
           <w:sz w:val="21"/>
           <w:szCs w:val="21"/>
         </w:rPr>
-        <w:t xml:space="preserve">Version 1.11  ·  26 September 2026  ·  Repository: github.com/Git-aiintelekt/CEP (branch main)</w:t>
+        <w:t xml:space="preserve">Version 1.12  ·  26 September 2026  ·  Repository: github.com/Git-aiintelekt/CEP (branch main)</w:t>
       </w:r>
     </w:p>
     <w:p>
@@ -156,7 +156,45 @@
           <w:sz w:val="21"/>
           <w:szCs w:val="21"/>
         </w:rPr>
-        <w:t xml:space="preserve">v1.11 adds </w:t>
+        <w:t xml:space="preserve">v1.12 adds </w:t>
+      </w:r>
+      <w:r>
+        <w:rPr>
+          <w:rFonts w:ascii="Consolas" w:cs="Consolas" w:eastAsia="Consolas" w:hAnsi="Consolas"/>
+          <w:color w:val="0F172A"/>
+          <w:sz w:val="19"/>
+          <w:szCs w:val="19"/>
+          <w:shd w:fill="EEF2F7" w:val="clear"/>
+        </w:rPr>
+        <w:t xml:space="preserve">manage.py run_scheduler</w:t>
+      </w:r>
+      <w:r>
+        <w:rPr>
+          <w:rFonts w:ascii="Calibri" w:cs="Calibri" w:eastAsia="Calibri" w:hAnsi="Calibri"/>
+          <w:color w:val="1F2937"/>
+          <w:sz w:val="21"/>
+          <w:szCs w:val="21"/>
+        </w:rPr>
+        <w:t xml:space="preserve"> and the user-level unit </w:t>
+      </w:r>
+      <w:r>
+        <w:rPr>
+          <w:rFonts w:ascii="Consolas" w:cs="Consolas" w:eastAsia="Consolas" w:hAnsi="Consolas"/>
+          <w:color w:val="0F172A"/>
+          <w:sz w:val="19"/>
+          <w:szCs w:val="19"/>
+          <w:shd w:fill="EEF2F7" w:val="clear"/>
+        </w:rPr>
+        <w:t xml:space="preserve">deploy/cep-jobs.service</w:t>
+      </w:r>
+      <w:r>
+        <w:rPr>
+          <w:rFonts w:ascii="Calibri" w:cs="Calibri" w:eastAsia="Calibri" w:hAnsi="Calibri"/>
+          <w:color w:val="1F2937"/>
+          <w:sz w:val="21"/>
+          <w:szCs w:val="21"/>
+        </w:rPr>
+        <w:t xml:space="preserve">: on a server without Redis (the dev server) one process now does what the Celery worker and beat would — campaign sends, list imports and every scheduled job on its interval — so nothing has to be run by hand there any more (section 7, "Without a broker"). It also fixes an activity-log write on a failed run start that the row-level policy refused. v1.11 adds </w:t>
       </w:r>
       <w:r>
         <w:rPr>
@@ -8120,6 +8158,269 @@
           <w:szCs w:val="17"/>
         </w:rPr>
         <w:t xml:space="preserve">curl -s http://127.0.0.1:8000/healthz -H "X-Forwarded-Proto: https"</w:t>
+      </w:r>
+    </w:p>
+    <w:p>
+      <w:pPr>
+        <w:pStyle w:val="Heading2"/>
+        <w:keepNext/>
+        <w:spacing w:after="110" w:before="260"/>
+      </w:pPr>
+      <w:r>
+        <w:rPr>
+          <w:rFonts w:ascii="Calibri" w:cs="Calibri" w:eastAsia="Calibri" w:hAnsi="Calibri"/>
+          <w:b/>
+          <w:bCs/>
+          <w:color w:val="1F2937"/>
+          <w:sz w:val="25"/>
+          <w:szCs w:val="25"/>
+        </w:rPr>
+        <w:t xml:space="preserve">Without a broker (a development server, or one small server without Redis)</w:t>
+      </w:r>
+    </w:p>
+    <w:p>
+      <w:pPr>
+        <w:spacing w:after="120" w:line="288"/>
+      </w:pPr>
+      <w:r>
+        <w:rPr>
+          <w:rFonts w:ascii="Calibri" w:cs="Calibri" w:eastAsia="Calibri" w:hAnsi="Calibri"/>
+          <w:color w:val="1F2937"/>
+          <w:sz w:val="21"/>
+          <w:szCs w:val="21"/>
+        </w:rPr>
+        <w:t xml:space="preserve">Redis and Celery are the production layout. A server that has neither runs one scheduler process instead: </w:t>
+      </w:r>
+      <w:r>
+        <w:rPr>
+          <w:rFonts w:ascii="Consolas" w:cs="Consolas" w:eastAsia="Consolas" w:hAnsi="Consolas"/>
+          <w:color w:val="0F172A"/>
+          <w:sz w:val="19"/>
+          <w:szCs w:val="19"/>
+          <w:shd w:fill="EEF2F7" w:val="clear"/>
+        </w:rPr>
+        <w:t xml:space="preserve">python manage.py run_scheduler</w:t>
+      </w:r>
+      <w:r>
+        <w:rPr>
+          <w:rFonts w:ascii="Calibri" w:cs="Calibri" w:eastAsia="Calibri" w:hAnsi="Calibri"/>
+          <w:color w:val="1F2937"/>
+          <w:sz w:val="21"/>
+          <w:szCs w:val="21"/>
+        </w:rPr>
+        <w:t xml:space="preserve"> starts, sends and closes campaign runs that are due, processes uploaded list files, and runs every job of the Celery beat schedule on its own interval, recorded in </w:t>
+      </w:r>
+      <w:r>
+        <w:rPr>
+          <w:rFonts w:ascii="Consolas" w:cs="Consolas" w:eastAsia="Consolas" w:hAnsi="Consolas"/>
+          <w:color w:val="0F172A"/>
+          <w:sz w:val="19"/>
+          <w:szCs w:val="19"/>
+          <w:shd w:fill="EEF2F7" w:val="clear"/>
+        </w:rPr>
+        <w:t xml:space="preserve">job_run</w:t>
+      </w:r>
+      <w:r>
+        <w:rPr>
+          <w:rFonts w:ascii="Calibri" w:cs="Calibri" w:eastAsia="Calibri" w:hAnsi="Calibri"/>
+          <w:color w:val="1F2937"/>
+          <w:sz w:val="21"/>
+          <w:szCs w:val="21"/>
+        </w:rPr>
+        <w:t xml:space="preserve"> exactly as a Celery run would be, so the health page and the alerts see them. The outbox relay is left out: it publishes to Redis streams. </w:t>
+      </w:r>
+      <w:r>
+        <w:rPr>
+          <w:rFonts w:ascii="Consolas" w:cs="Consolas" w:eastAsia="Consolas" w:hAnsi="Consolas"/>
+          <w:color w:val="0F172A"/>
+          <w:sz w:val="19"/>
+          <w:szCs w:val="19"/>
+          <w:shd w:fill="EEF2F7" w:val="clear"/>
+        </w:rPr>
+        <w:t xml:space="preserve">deploy/cep-jobs.service</w:t>
+      </w:r>
+      <w:r>
+        <w:rPr>
+          <w:rFonts w:ascii="Calibri" w:cs="Calibri" w:eastAsia="Calibri" w:hAnsi="Calibri"/>
+          <w:color w:val="1F2937"/>
+          <w:sz w:val="21"/>
+          <w:szCs w:val="21"/>
+        </w:rPr>
+        <w:t xml:space="preserve"> is a user-level systemd unit for it (edit the two paths, copy to </w:t>
+      </w:r>
+      <w:r>
+        <w:rPr>
+          <w:rFonts w:ascii="Consolas" w:cs="Consolas" w:eastAsia="Consolas" w:hAnsi="Consolas"/>
+          <w:color w:val="0F172A"/>
+          <w:sz w:val="19"/>
+          <w:szCs w:val="19"/>
+          <w:shd w:fill="EEF2F7" w:val="clear"/>
+        </w:rPr>
+        <w:t xml:space="preserve">~/.config/systemd/user/</w:t>
+      </w:r>
+      <w:r>
+        <w:rPr>
+          <w:rFonts w:ascii="Calibri" w:cs="Calibri" w:eastAsia="Calibri" w:hAnsi="Calibri"/>
+          <w:color w:val="1F2937"/>
+          <w:sz w:val="21"/>
+          <w:szCs w:val="21"/>
+        </w:rPr>
+        <w:t xml:space="preserve">, </w:t>
+      </w:r>
+      <w:r>
+        <w:rPr>
+          <w:rFonts w:ascii="Consolas" w:cs="Consolas" w:eastAsia="Consolas" w:hAnsi="Consolas"/>
+          <w:color w:val="0F172A"/>
+          <w:sz w:val="19"/>
+          <w:szCs w:val="19"/>
+          <w:shd w:fill="EEF2F7" w:val="clear"/>
+        </w:rPr>
+        <w:t xml:space="preserve">systemctl --user enable --now cep-jobs</w:t>
+      </w:r>
+      <w:r>
+        <w:rPr>
+          <w:rFonts w:ascii="Calibri" w:cs="Calibri" w:eastAsia="Calibri" w:hAnsi="Calibri"/>
+          <w:color w:val="1F2937"/>
+          <w:sz w:val="21"/>
+          <w:szCs w:val="21"/>
+        </w:rPr>
+        <w:t xml:space="preserve">); the dev server 10.0.0.43 runs it beside </w:t>
+      </w:r>
+      <w:r>
+        <w:rPr>
+          <w:rFonts w:ascii="Consolas" w:cs="Consolas" w:eastAsia="Consolas" w:hAnsi="Consolas"/>
+          <w:color w:val="0F172A"/>
+          <w:sz w:val="19"/>
+          <w:szCs w:val="19"/>
+          <w:shd w:fill="EEF2F7" w:val="clear"/>
+        </w:rPr>
+        <w:t xml:space="preserve">cep-backend</w:t>
+      </w:r>
+      <w:r>
+        <w:rPr>
+          <w:rFonts w:ascii="Calibri" w:cs="Calibri" w:eastAsia="Calibri" w:hAnsi="Calibri"/>
+          <w:color w:val="1F2937"/>
+          <w:sz w:val="21"/>
+          <w:szCs w:val="21"/>
+        </w:rPr>
+        <w:t xml:space="preserve"> and </w:t>
+      </w:r>
+      <w:r>
+        <w:rPr>
+          <w:rFonts w:ascii="Consolas" w:cs="Consolas" w:eastAsia="Consolas" w:hAnsi="Consolas"/>
+          <w:color w:val="0F172A"/>
+          <w:sz w:val="19"/>
+          <w:szCs w:val="19"/>
+          <w:shd w:fill="EEF2F7" w:val="clear"/>
+        </w:rPr>
+        <w:t xml:space="preserve">cep-frontend</w:t>
+      </w:r>
+      <w:r>
+        <w:rPr>
+          <w:rFonts w:ascii="Calibri" w:cs="Calibri" w:eastAsia="Calibri" w:hAnsi="Calibri"/>
+          <w:color w:val="1F2937"/>
+          <w:sz w:val="21"/>
+          <w:szCs w:val="21"/>
+        </w:rPr>
+        <w:t xml:space="preserve">. Never run it next to </w:t>
+      </w:r>
+      <w:r>
+        <w:rPr>
+          <w:rFonts w:ascii="Consolas" w:cs="Consolas" w:eastAsia="Consolas" w:hAnsi="Consolas"/>
+          <w:color w:val="0F172A"/>
+          <w:sz w:val="19"/>
+          <w:szCs w:val="19"/>
+          <w:shd w:fill="EEF2F7" w:val="clear"/>
+        </w:rPr>
+        <w:t xml:space="preserve">cep-worker</w:t>
+      </w:r>
+      <w:r>
+        <w:rPr>
+          <w:rFonts w:ascii="Calibri" w:cs="Calibri" w:eastAsia="Calibri" w:hAnsi="Calibri"/>
+          <w:color w:val="1F2937"/>
+          <w:sz w:val="21"/>
+          <w:szCs w:val="21"/>
+        </w:rPr>
+        <w:t xml:space="preserve"> and </w:t>
+      </w:r>
+      <w:r>
+        <w:rPr>
+          <w:rFonts w:ascii="Consolas" w:cs="Consolas" w:eastAsia="Consolas" w:hAnsi="Consolas"/>
+          <w:color w:val="0F172A"/>
+          <w:sz w:val="19"/>
+          <w:szCs w:val="19"/>
+          <w:shd w:fill="EEF2F7" w:val="clear"/>
+        </w:rPr>
+        <w:t xml:space="preserve">cep-beat</w:t>
+      </w:r>
+      <w:r>
+        <w:rPr>
+          <w:rFonts w:ascii="Calibri" w:cs="Calibri" w:eastAsia="Calibri" w:hAnsi="Calibri"/>
+          <w:color w:val="1F2937"/>
+          <w:sz w:val="21"/>
+          <w:szCs w:val="21"/>
+        </w:rPr>
+        <w:t xml:space="preserve">: the same runs would be processed twice. One process, no parallel batches: for a fleet, install Redis and use the units above.</w:t>
+      </w:r>
+    </w:p>
+    <w:p>
+      <w:pPr>
+        <w:keepLines/>
+        <w:pBdr>
+          <w:left w:val="single" w:color="2753E4" w:sz="12" w:space="6"/>
+        </w:pBdr>
+        <w:shd w:fill="F3F4F6" w:val="clear"/>
+        <w:spacing w:after="0" w:before="40" w:line="250"/>
+        <w:ind w:left="120" w:right="120"/>
+      </w:pPr>
+      <w:r>
+        <w:rPr>
+          <w:rFonts w:ascii="Consolas" w:cs="Consolas" w:eastAsia="Consolas" w:hAnsi="Consolas"/>
+          <w:color w:val="0F172A"/>
+          <w:sz w:val="17"/>
+          <w:szCs w:val="17"/>
+        </w:rPr>
+        <w:t xml:space="preserve">cd /opt/cep/app/backend &amp;&amp; .venv/bin/python manage.py run_scheduler --once     # one pass, to see what is due</w:t>
+      </w:r>
+    </w:p>
+    <w:p>
+      <w:pPr>
+        <w:keepLines/>
+        <w:pBdr>
+          <w:left w:val="single" w:color="2753E4" w:sz="12" w:space="6"/>
+        </w:pBdr>
+        <w:shd w:fill="F3F4F6" w:val="clear"/>
+        <w:spacing w:after="0" w:before="0" w:line="250"/>
+        <w:ind w:left="120" w:right="120"/>
+      </w:pPr>
+      <w:r>
+        <w:rPr>
+          <w:rFonts w:ascii="Consolas" w:cs="Consolas" w:eastAsia="Consolas" w:hAnsi="Consolas"/>
+          <w:color w:val="0F172A"/>
+          <w:sz w:val="17"/>
+          <w:szCs w:val="17"/>
+        </w:rPr>
+        <w:t xml:space="preserve">cp ../deploy/cep-jobs.service ~/.config/systemd/user/cep-jobs.service     # then edit the paths</w:t>
+      </w:r>
+    </w:p>
+    <w:p>
+      <w:pPr>
+        <w:keepLines/>
+        <w:pBdr>
+          <w:left w:val="single" w:color="2753E4" w:sz="12" w:space="6"/>
+        </w:pBdr>
+        <w:shd w:fill="F3F4F6" w:val="clear"/>
+        <w:spacing w:after="160" w:before="0" w:line="250"/>
+        <w:ind w:left="120" w:right="120"/>
+      </w:pPr>
+      <w:r>
+        <w:rPr>
+          <w:rFonts w:ascii="Consolas" w:cs="Consolas" w:eastAsia="Consolas" w:hAnsi="Consolas"/>
+          <w:color w:val="0F172A"/>
+          <w:sz w:val="17"/>
+          <w:szCs w:val="17"/>
+        </w:rPr>
+        <w:t xml:space="preserve">systemctl --user daemon-reload &amp;&amp; systemctl --user enable --now cep-jobs &amp;&amp; systemctl --user status cep-jobs --no-pager</w:t>
       </w:r>
     </w:p>
     <w:p>

--- a/docs/CEP_Deployment_Guide.docx
+++ b/docs/CEP_Deployment_Guide.docx
@@ -10184,7 +10184,7 @@
           <w:sz w:val="21"/>
           <w:szCs w:val="21"/>
         </w:rPr>
-        <w:t xml:space="preserve">. Optionally share it with every tenant or with selected tenants. Until a server is configured, messages are only written to the log and password links must be copied by hand.</w:t>
+        <w:t xml:space="preserve">. This server carries the platform's own mail (alerts, password links) and stands in for a tenant that has not entered its own yet; it is never a tenant's sending engine — every tenant enters its own under Settings → Email server. Until a server is configured, messages are only written to the log and password links must be copied by hand.</w:t>
       </w:r>
     </w:p>
     <w:p>

--- a/docs/CEP_Deployment_Guide.docx
+++ b/docs/CEP_Deployment_Guide.docx
@@ -3693,22 +3693,302 @@
       </w:pPr>
       <w:r>
         <w:rPr>
+          <w:rFonts w:ascii="Calibri" w:cs="Calibri" w:eastAsia="Calibri" w:hAnsi="Calibri"/>
+          <w:color w:val="1F2937"/>
+          <w:sz w:val="21"/>
+          <w:szCs w:val="21"/>
+        </w:rPr>
+        <w:t xml:space="preserve">The demo workspace is a copy of the dev server's NWA workspace, with its reports, dashboards, uploaded files and data. Export it on the dev server, copy the file across, and load it here under its own code and name:</w:t>
+      </w:r>
+    </w:p>
+    <w:p>
+      <w:pPr>
+        <w:keepNext/>
+        <w:spacing w:after="40" w:before="100"/>
+      </w:pPr>
+      <w:r>
+        <w:rPr>
+          <w:rFonts w:ascii="Calibri" w:cs="Calibri" w:eastAsia="Calibri" w:hAnsi="Calibri"/>
+          <w:b/>
+          <w:bCs/>
+          <w:color w:val="6B7280"/>
+          <w:sz w:val="17"/>
+          <w:szCs w:val="17"/>
+        </w:rPr>
+        <w:t xml:space="preserve">Demo workspace</w:t>
+      </w:r>
+    </w:p>
+    <w:p>
+      <w:pPr>
+        <w:keepLines/>
+        <w:pBdr>
+          <w:left w:val="single" w:color="2753E4" w:sz="12" w:space="6"/>
+        </w:pBdr>
+        <w:shd w:fill="F3F4F6" w:val="clear"/>
+        <w:spacing w:after="0" w:before="40" w:line="250"/>
+        <w:ind w:left="120" w:right="120"/>
+      </w:pPr>
+      <w:r>
+        <w:rPr>
+          <w:rFonts w:ascii="Consolas" w:cs="Consolas" w:eastAsia="Consolas" w:hAnsi="Consolas"/>
+          <w:color w:val="0F172A"/>
+          <w:sz w:val="17"/>
+          <w:szCs w:val="17"/>
+        </w:rPr>
+        <w:t xml:space="preserve"># on the dev server (or Tenants -&gt; Move and Offboard -&gt; EXPORT_FOR_COPY in the back-office)</w:t>
+      </w:r>
+    </w:p>
+    <w:p>
+      <w:pPr>
+        <w:keepLines/>
+        <w:pBdr>
+          <w:left w:val="single" w:color="2753E4" w:sz="12" w:space="6"/>
+        </w:pBdr>
+        <w:shd w:fill="F3F4F6" w:val="clear"/>
+        <w:spacing w:after="0" w:before="0" w:line="250"/>
+        <w:ind w:left="120" w:right="120"/>
+      </w:pPr>
+      <w:r>
+        <w:rPr>
+          <w:rFonts w:ascii="Consolas" w:cs="Consolas" w:eastAsia="Consolas" w:hAnsi="Consolas"/>
+          <w:color w:val="0F172A"/>
+          <w:sz w:val="17"/>
+          <w:szCs w:val="17"/>
+        </w:rPr>
+        <w:t xml:space="preserve">cd /app/cep/backend &amp;&amp; DJANGO_SETTINGS_MODULE=config.settings.production \</w:t>
+      </w:r>
+    </w:p>
+    <w:p>
+      <w:pPr>
+        <w:keepLines/>
+        <w:pBdr>
+          <w:left w:val="single" w:color="2753E4" w:sz="12" w:space="6"/>
+        </w:pBdr>
+        <w:shd w:fill="F3F4F6" w:val="clear"/>
+        <w:spacing w:after="0" w:before="0" w:line="250"/>
+        <w:ind w:left="120" w:right="120"/>
+      </w:pPr>
+      <w:r>
+        <w:rPr>
+          <w:rFonts w:ascii="Consolas" w:cs="Consolas" w:eastAsia="Consolas" w:hAnsi="Consolas"/>
+          <w:color w:val="0F172A"/>
+          <w:sz w:val="17"/>
+          <w:szCs w:val="17"/>
+        </w:rPr>
+        <w:t xml:space="preserve">  .venv/bin/python manage.py run_tenant_operation --tenant NWA --operation EXPORT_FOR_COPY      # -&gt; TENANT_EXPORT_DIR/NWA-&lt;stamp&gt;.c360ws.zip</w:t>
+      </w:r>
+    </w:p>
+    <w:p>
+      <w:pPr>
+        <w:keepLines/>
+        <w:pBdr>
+          <w:left w:val="single" w:color="2753E4" w:sz="12" w:space="6"/>
+        </w:pBdr>
+        <w:shd w:fill="F3F4F6" w:val="clear"/>
+        <w:spacing w:after="0" w:before="0" w:line="250"/>
+        <w:ind w:left="120" w:right="120"/>
+      </w:pPr>
+      <w:r>
+        <w:rPr>
+          <w:rFonts w:ascii="Consolas" w:cs="Consolas" w:eastAsia="Consolas" w:hAnsi="Consolas"/>
+          <w:color w:val="0F172A"/>
+          <w:sz w:val="17"/>
+          <w:szCs w:val="17"/>
+        </w:rPr>
+        <w:t xml:space="preserve"> </w:t>
+      </w:r>
+    </w:p>
+    <w:p>
+      <w:pPr>
+        <w:keepLines/>
+        <w:pBdr>
+          <w:left w:val="single" w:color="2753E4" w:sz="12" w:space="6"/>
+        </w:pBdr>
+        <w:shd w:fill="F3F4F6" w:val="clear"/>
+        <w:spacing w:after="0" w:before="0" w:line="250"/>
+        <w:ind w:left="120" w:right="120"/>
+      </w:pPr>
+      <w:r>
+        <w:rPr>
+          <w:rFonts w:ascii="Consolas" w:cs="Consolas" w:eastAsia="Consolas" w:hAnsi="Consolas"/>
+          <w:color w:val="0F172A"/>
+          <w:sz w:val="17"/>
+          <w:szCs w:val="17"/>
+        </w:rPr>
+        <w:t xml:space="preserve"># on the production server, after copying the file across</w:t>
+      </w:r>
+    </w:p>
+    <w:p>
+      <w:pPr>
+        <w:keepLines/>
+        <w:pBdr>
+          <w:left w:val="single" w:color="2753E4" w:sz="12" w:space="6"/>
+        </w:pBdr>
+        <w:shd w:fill="F3F4F6" w:val="clear"/>
+        <w:spacing w:after="0" w:before="0" w:line="250"/>
+        <w:ind w:left="120" w:right="120"/>
+      </w:pPr>
+      <w:r>
+        <w:rPr>
+          <w:rFonts w:ascii="Consolas" w:cs="Consolas" w:eastAsia="Consolas" w:hAnsi="Consolas"/>
+          <w:color w:val="0F172A"/>
+          <w:sz w:val="17"/>
+          <w:szCs w:val="17"/>
+        </w:rPr>
+        <w:t xml:space="preserve">cd /opt/cep/app</w:t>
+      </w:r>
+    </w:p>
+    <w:p>
+      <w:pPr>
+        <w:keepLines/>
+        <w:pBdr>
+          <w:left w:val="single" w:color="2753E4" w:sz="12" w:space="6"/>
+        </w:pBdr>
+        <w:shd w:fill="F3F4F6" w:val="clear"/>
+        <w:spacing w:after="0" w:before="0" w:line="250"/>
+        <w:ind w:left="120" w:right="120"/>
+      </w:pPr>
+      <w:r>
+        <w:rPr>
+          <w:rFonts w:ascii="Consolas" w:cs="Consolas" w:eastAsia="Consolas" w:hAnsi="Consolas"/>
+          <w:color w:val="0F172A"/>
+          <w:sz w:val="17"/>
+          <w:szCs w:val="17"/>
+        </w:rPr>
+        <w:t xml:space="preserve">export PGHOST=localhost PGPORT=5432 PGUSER=postgres PGDATABASE=cep_db</w:t>
+      </w:r>
+    </w:p>
+    <w:p>
+      <w:pPr>
+        <w:keepLines/>
+        <w:pBdr>
+          <w:left w:val="single" w:color="2753E4" w:sz="12" w:space="6"/>
+        </w:pBdr>
+        <w:shd w:fill="F3F4F6" w:val="clear"/>
+        <w:spacing w:after="0" w:before="0" w:line="250"/>
+        <w:ind w:left="120" w:right="120"/>
+      </w:pPr>
+      <w:r>
+        <w:rPr>
+          <w:rFonts w:ascii="Consolas" w:cs="Consolas" w:eastAsia="Consolas" w:hAnsi="Consolas"/>
+          <w:color w:val="0F172A"/>
+          <w:sz w:val="17"/>
+          <w:szCs w:val="17"/>
+        </w:rPr>
+        <w:t xml:space="preserve">export PYTHON=/opt/cep/app/backend/.venv/bin/python DJANGO_SETTINGS_MODULE=config.settings.production</w:t>
+      </w:r>
+    </w:p>
+    <w:p>
+      <w:pPr>
+        <w:keepLines/>
+        <w:pBdr>
+          <w:left w:val="single" w:color="2753E4" w:sz="12" w:space="6"/>
+        </w:pBdr>
+        <w:shd w:fill="F3F4F6" w:val="clear"/>
+        <w:spacing w:after="160" w:before="0" w:line="250"/>
+        <w:ind w:left="120" w:right="120"/>
+      </w:pPr>
+      <w:r>
+        <w:rPr>
+          <w:rFonts w:ascii="Consolas" w:cs="Consolas" w:eastAsia="Consolas" w:hAnsi="Consolas"/>
+          <w:color w:val="0F172A"/>
+          <w:sz w:val="17"/>
+          <w:szCs w:val="17"/>
+        </w:rPr>
+        <w:t xml:space="preserve">bash database/production/load_demo_data.sh NWA-&lt;stamp&gt;.c360ws.zip DEMO "C360 Demo" INSIGHTS</w:t>
+      </w:r>
+    </w:p>
+    <w:p>
+      <w:pPr>
+        <w:spacing w:after="120" w:line="288"/>
+      </w:pPr>
+      <w:r>
+        <w:rPr>
+          <w:rFonts w:ascii="Calibri" w:cs="Calibri" w:eastAsia="Calibri" w:hAnsi="Calibri"/>
+          <w:color w:val="1F2937"/>
+          <w:sz w:val="21"/>
+          <w:szCs w:val="21"/>
+        </w:rPr>
+        <w:t xml:space="preserve">The load checks everything before it changes anything: the file's checksums, that production has the same tables and columns, that the code is free and the workspace is not there already. Then, in one transaction, it creates the workspace under the new code and name with its partitions, copies every table, compares every table's row count with the file, and commits only if all match. Its people come across disabled, without a password or two-step secret, with addresses such as </w:t>
+      </w:r>
+      <w:r>
+        <w:rPr>
           <w:rFonts w:ascii="Consolas" w:cs="Consolas" w:eastAsia="Consolas" w:hAnsi="Consolas"/>
           <w:color w:val="0F172A"/>
           <w:sz w:val="19"/>
           <w:szCs w:val="19"/>
           <w:shd w:fill="EEF2F7" w:val="clear"/>
         </w:rPr>
-        <w:t xml:space="preserve">load_demo_data.sh</w:t>
-      </w:r>
-      <w:r>
-        <w:rPr>
-          <w:rFonts w:ascii="Calibri" w:cs="Calibri" w:eastAsia="Calibri" w:hAnsi="Calibri"/>
-          <w:color w:val="1F2937"/>
-          <w:sz w:val="21"/>
-          <w:szCs w:val="21"/>
-        </w:rPr>
-        <w:t xml:space="preserve"> loads an export of the dev server's NWA workspace as the demo workspace, with its reports, dashboards and data. Its people come across as disabled accounts without a password (they remain the authors of the data); platform administrators reach the demo through Switch Workspace. Secrets do not travel: production has its own encryption key, so the demo's engine and API keys are entered again. This script arrives with the workspace copy tool.</w:t>
+        <w:t xml:space="preserve">demo-user-1@demo.invalid</w:t>
+      </w:r>
+      <w:r>
+        <w:rPr>
+          <w:rFonts w:ascii="Calibri" w:cs="Calibri" w:eastAsia="Calibri" w:hAnsi="Calibri"/>
+          <w:color w:val="1F2937"/>
+          <w:sz w:val="21"/>
+          <w:szCs w:val="21"/>
+        </w:rPr>
+        <w:t xml:space="preserve">; they stay the authors of the data. Platform administrators reach the demo through Switch Workspace.</w:t>
+      </w:r>
+    </w:p>
+    <w:p>
+      <w:pPr>
+        <w:pStyle w:val="ListParagraph"/>
+        <w:numPr>
+          <w:ilvl w:val="0"/>
+          <w:numId w:val="2"/>
+        </w:numPr>
+        <w:spacing w:after="70" w:line="280"/>
+      </w:pPr>
+      <w:r>
+        <w:rPr>
+          <w:rFonts w:ascii="Calibri" w:cs="Calibri" w:eastAsia="Calibri" w:hAnsi="Calibri"/>
+          <w:b/>
+          <w:bCs/>
+          <w:color w:val="1F2937"/>
+          <w:sz w:val="21"/>
+          <w:szCs w:val="21"/>
+        </w:rPr>
+        <w:t xml:space="preserve">Left out of the file:</w:t>
+      </w:r>
+      <w:r>
+        <w:rPr>
+          <w:rFonts w:ascii="Calibri" w:cs="Calibri" w:eastAsia="Calibri" w:hAnsi="Calibri"/>
+          <w:color w:val="1F2937"/>
+          <w:sz w:val="21"/>
+          <w:szCs w:val="21"/>
+        </w:rPr>
+        <w:t xml:space="preserve"> the logs of the dev server (request timings, integration calls, provider callbacks, the change history), the platform's records about the workspace (subscription, invoices, support sessions, operations), and every secret. Production has its own encryption key, so the demo's sending-engine keys, API keys and Report Database passwords are entered again if it needs them.</w:t>
+      </w:r>
+    </w:p>
+    <w:p>
+      <w:pPr>
+        <w:pStyle w:val="ListParagraph"/>
+        <w:numPr>
+          <w:ilvl w:val="0"/>
+          <w:numId w:val="2"/>
+        </w:numPr>
+        <w:spacing w:after="70" w:line="280"/>
+      </w:pPr>
+      <w:r>
+        <w:rPr>
+          <w:rFonts w:ascii="Calibri" w:cs="Calibri" w:eastAsia="Calibri" w:hAnsi="Calibri"/>
+          <w:b/>
+          <w:bCs/>
+          <w:color w:val="1F2937"/>
+          <w:sz w:val="21"/>
+          <w:szCs w:val="21"/>
+        </w:rPr>
+        <w:t xml:space="preserve">Needs</w:t>
+      </w:r>
+      <w:r>
+        <w:rPr>
+          <w:rFonts w:ascii="Calibri" w:cs="Calibri" w:eastAsia="Calibri" w:hAnsi="Calibri"/>
+          <w:color w:val="1F2937"/>
+          <w:sz w:val="21"/>
+          <w:szCs w:val="21"/>
+        </w:rPr>
+        <w:t xml:space="preserve"> patch 0073 on both databases, and the same patches on both: the load stops and names any table or column that differs.</w:t>
       </w:r>
     </w:p>
     <w:p>

--- a/docs/CEP_Deployment_Guide.docx
+++ b/docs/CEP_Deployment_Guide.docx
@@ -11339,7 +11339,7 @@
                 <w:sz w:val="21"/>
                 <w:szCs w:val="21"/>
               </w:rPr>
-              <w:t xml:space="preserve">A query stops after 15 seconds on the database itself (</w:t>
+              <w:t xml:space="preserve">A report query stops after 15 seconds on the database itself (</w:t>
             </w:r>
             <w:r>
               <w:rPr>
@@ -11358,7 +11358,26 @@
                 <w:sz w:val="21"/>
                 <w:szCs w:val="21"/>
               </w:rPr>
-              <w:t xml:space="preserve"> on MySQL).</w:t>
+              <w:t xml:space="preserve"> on MySQL). For a slow or very large database, raise it for that workspace in the back-office: Report Engines → Query Limits, e.g. </w:t>
+            </w:r>
+            <w:r>
+              <w:rPr>
+                <w:rFonts w:ascii="Consolas" w:cs="Consolas" w:eastAsia="Consolas" w:hAnsi="Consolas"/>
+                <w:color w:val="0F172A"/>
+                <w:sz w:val="19"/>
+                <w:szCs w:val="19"/>
+                <w:shd w:fill="EEF2F7" w:val="clear"/>
+              </w:rPr>
+              <w:t xml:space="preserve">{"statement_timeout_ms": 60000}</w:t>
+            </w:r>
+            <w:r>
+              <w:rPr>
+                <w:rFonts w:ascii="Calibri" w:cs="Calibri" w:eastAsia="Calibri" w:hAnsi="Calibri"/>
+                <w:color w:val="1F2937"/>
+                <w:sz w:val="21"/>
+                <w:szCs w:val="21"/>
+              </w:rPr>
+              <w:t xml:space="preserve">, at most 110 seconds. Listing its tables and columns may take 60 seconds; samples and join checks 30.</w:t>
             </w:r>
           </w:p>
         </w:tc>
@@ -12835,7 +12854,93 @@
                 <w:sz w:val="21"/>
                 <w:szCs w:val="21"/>
               </w:rPr>
-              <w:t xml:space="preserve">It reads more than 15 seconds' worth: add a filter or an index on the customer's side, or schedule it.</w:t>
+              <w:t xml:space="preserve">It reads more than its limit allows (15 seconds unless raised): add a filter or an index on the customer's side, schedule it, or raise </w:t>
+            </w:r>
+            <w:r>
+              <w:rPr>
+                <w:rFonts w:ascii="Consolas" w:cs="Consolas" w:eastAsia="Consolas" w:hAnsi="Consolas"/>
+                <w:color w:val="0F172A"/>
+                <w:sz w:val="19"/>
+                <w:szCs w:val="19"/>
+                <w:shd w:fill="EEF2F7" w:val="clear"/>
+              </w:rPr>
+              <w:t xml:space="preserve">statement_timeout_ms</w:t>
+            </w:r>
+            <w:r>
+              <w:rPr>
+                <w:rFonts w:ascii="Calibri" w:cs="Calibri" w:eastAsia="Calibri" w:hAnsi="Calibri"/>
+                <w:color w:val="1F2937"/>
+                <w:sz w:val="21"/>
+                <w:szCs w:val="21"/>
+              </w:rPr>
+              <w:t xml:space="preserve"> for the workspace (Report Engines → Query Limits, at most 110 seconds).</w:t>
+            </w:r>
+          </w:p>
+        </w:tc>
+      </w:tr>
+      <w:tr>
+        <w:trPr>
+          <w:cantSplit/>
+        </w:trPr>
+        <w:tc>
+          <w:tcPr>
+            <w:tcW w:type="dxa" w:w="3300"/>
+            <w:tcBorders>
+              <w:top w:val="single" w:color="D1D5DB" w:sz="4"/>
+              <w:left w:val="single" w:color="D1D5DB" w:sz="4"/>
+              <w:bottom w:val="single" w:color="D1D5DB" w:sz="4"/>
+              <w:right w:val="single" w:color="D1D5DB" w:sz="4"/>
+            </w:tcBorders>
+            <w:tcMar>
+              <w:top w:type="dxa" w:w="70"/>
+              <w:left w:type="dxa" w:w="100"/>
+              <w:bottom w:type="dxa" w:w="70"/>
+              <w:right w:type="dxa" w:w="100"/>
+            </w:tcMar>
+          </w:tcPr>
+          <w:p>
+            <w:pPr>
+              <w:spacing w:after="30" w:line="260"/>
+            </w:pPr>
+            <w:r>
+              <w:rPr>
+                <w:rFonts w:ascii="Calibri" w:cs="Calibri" w:eastAsia="Calibri" w:hAnsi="Calibri"/>
+                <w:color w:val="1F2937"/>
+                <w:sz w:val="21"/>
+                <w:szCs w:val="21"/>
+              </w:rPr>
+              <w:t xml:space="preserve">Map a Dataset: "The database took too long to answer"</w:t>
+            </w:r>
+          </w:p>
+        </w:tc>
+        <w:tc>
+          <w:tcPr>
+            <w:tcW w:type="dxa" w:w="5726"/>
+            <w:tcBorders>
+              <w:top w:val="single" w:color="D1D5DB" w:sz="4"/>
+              <w:left w:val="single" w:color="D1D5DB" w:sz="4"/>
+              <w:bottom w:val="single" w:color="D1D5DB" w:sz="4"/>
+              <w:right w:val="single" w:color="D1D5DB" w:sz="4"/>
+            </w:tcBorders>
+            <w:tcMar>
+              <w:top w:type="dxa" w:w="70"/>
+              <w:left w:type="dxa" w:w="100"/>
+              <w:bottom w:type="dxa" w:w="70"/>
+              <w:right w:type="dxa" w:w="100"/>
+            </w:tcMar>
+          </w:tcPr>
+          <w:p>
+            <w:pPr>
+              <w:spacing w:after="30" w:line="260"/>
+            </w:pPr>
+            <w:r>
+              <w:rPr>
+                <w:rFonts w:ascii="Calibri" w:cs="Calibri" w:eastAsia="Calibri" w:hAnsi="Calibri"/>
+                <w:color w:val="1F2937"/>
+                <w:sz w:val="21"/>
+                <w:szCs w:val="21"/>
+              </w:rPr>
+              <w:t xml:space="preserve">The customer database is slow to list its own tables (MySQL 5.7 with a large schema, or a slow firewall). C360 allows 60 seconds and falls back to the names alone; try again, or use an account limited to the schema reports need.</w:t>
             </w:r>
           </w:p>
         </w:tc>
